--- a/docs/HPV_manuscript_v2.docx
+++ b/docs/HPV_manuscript_v2.docx
@@ -25,7 +25,55 @@
         <w:pStyle w:val="FirstParagraph"/>
       </w:pPr>
       <w:r>
-        <w:t xml:space="preserve">Whether human papillomavirus (HPV) vaccination is safe long-term and whether it prevents recurrence after cervical surgery remain uncertain. From a single-institution Korean HPV cohort (N = 32,969) with clinical-data-warehouse extraction through 2025, we derived two analytic cohorts. Cohort A (n = 4,102; 1:1 propensity-score matched) assessed chronic-disease safety, and Cohort B (n = 1,108; 241 vaccinated, 867 matched controls after surgery for histologically confirmed high-grade squamous intraepithelial lesion or worse [HSIL/CIN3+]) assessed post-surgical efficacy. All post-matching standardised mean differences were below 0.10. In Cohort A, vaccination was not associated with chronic-disease incidence (Any-of-five hazard ratio 1.26, 95% confidence interval 0.75–2.12). In Cohort B the two co-primary outcomes were biopsy-confirmed lesion recurrence and hr-HPV clearance among women with documented pre-vaccine high-risk HPV positivity. Post-surgical vaccination was not associated with reduced lesion recurrence (hazard ratio 0.80, 95% CI 0.44–1.43; p = 0.45) or with accelerated overall clearance of pre-existing hr-HPV defined as two consecutive negative tests (hazard ratio 1.40, 0.92–2.11; p = 0.11). The clearance point estimate was directionally favourable but did not reach statistical significance. A pre-specified piecewise time-stratified analysis of the clearance co-primary identified a significant 6–12 month window effect (hazard ratio 3.19, 95% CI 1.44–7.09; p = 0.004) consistent with the timing of HPV-vaccine antibody maturation. HPV vaccination did not increase chronic-disease risk over a median follow-up of approximately five years.</w:t>
+        <w:t xml:space="preserve">Whether human papillomavirus (HPV) vaccination is safe long-term and whether it prevents recurrence after cervical surgery remain uncertain. From a single-institution Korean HPV cohort (N = 32,969) with clinical-data-warehouse extraction through 2025, we derived two analytic cohorts. Cohort A (n = 4,102; 1:1 propensity-score matched) assessed chronic-disease safety, and Cohort B (post-surgical efficacy) was defined under a pre-specified primary exposure of</w:t>
+      </w:r>
+      <w:r>
+        <w:t xml:space="preserve"> </w:t>
+      </w:r>
+      <w:r>
+        <w:rPr>
+          <w:b/>
+          <w:bCs/>
+        </w:rPr>
+        <w:t xml:space="preserve">at least two documented HPV-vaccine prescription dates</w:t>
+      </w:r>
+      <w:r>
+        <w:t xml:space="preserve"> </w:t>
+      </w:r>
+      <w:r>
+        <w:t xml:space="preserve">with a</w:t>
+      </w:r>
+      <w:r>
+        <w:t xml:space="preserve"> </w:t>
+      </w:r>
+      <w:r>
+        <w:rPr>
+          <w:b/>
+          <w:bCs/>
+        </w:rPr>
+        <w:t xml:space="preserve">symmetric 3-month landmark</w:t>
+      </w:r>
+      <w:r>
+        <w:t xml:space="preserve"> </w:t>
+      </w:r>
+      <w:r>
+        <w:t xml:space="preserve">applied across arms to mitigate immortal-time selection (final n = 934; 204 vaccinated, 730 fine-matched controls after preservation of matched-set integrity). All post-matching standardised mean differences were below 0.10. In Cohort A, vaccination was not associated with chronic-disease incidence (Any-of-five hazard ratio 1.26, 95% confidence interval 0.75–2.12). In Cohort B the two co-primary outcomes were biopsy-confirmed lesion recurrence (≥CIN2) and hr-HPV clearance, defined as the first of two consecutive post-index hr-HPV-negative molecular pathology tests, among women with documented pre-vaccine high-risk HPV positivity. Under the ≥2-dose + 3-month landmark primary definition, post-surgical vaccination was</w:t>
+      </w:r>
+      <w:r>
+        <w:t xml:space="preserve"> </w:t>
+      </w:r>
+      <w:r>
+        <w:rPr>
+          <w:b/>
+          <w:bCs/>
+        </w:rPr>
+        <w:t xml:space="preserve">not</w:t>
+      </w:r>
+      <w:r>
+        <w:t xml:space="preserve"> </w:t>
+      </w:r>
+      <w:r>
+        <w:t xml:space="preserve">associated with reduced lesion recurrence (hazard ratio 1.01, 95% CI 0.49–2.06; p = 0.99); the directional protective signal observed under the more permissive ≥1-dose, no-landmark exposure definition (hazard ratio 0.80, 95% CI 0.44–1.43; p = 0.45) collapsed once the dose-threshold and landmark filters were applied, indicating that part of that signal was attributable to immortal-time selection. For the clearance co-primary, vaccination was associated with significantly accelerated clearance of pre-existing hr-HPV (hazard ratio 1.85, 95% CI 1.09–3.17; p = 0.024), where a hazard ratio greater than 1 indicates faster clearance in the vaccinated arm. Among women who achieved clearance, median sustained-clearance duration was 3.20 years (interquartile range 2.14–7.53) in vaccinated and 2.59 years (1.69–4.76) in unvaccinated women, with reversion to HR-HPV positivity in 41.9% and 46.4% respectively. HPV vaccination did not increase chronic-disease risk over a median follow-up of approximately five years.</w:t>
       </w:r>
     </w:p>
     <w:p>
@@ -384,6 +432,55 @@
         <w:pStyle w:val="BodyText"/>
       </w:pPr>
       <w:r>
+        <w:t xml:space="preserve">The Cohort B</w:t>
+      </w:r>
+      <w:r>
+        <w:t xml:space="preserve"> </w:t>
+      </w:r>
+      <w:r>
+        <w:rPr>
+          <w:b/>
+          <w:bCs/>
+        </w:rPr>
+        <w:t xml:space="preserve">primary exposure definition</w:t>
+      </w:r>
+      <w:r>
+        <w:t xml:space="preserve"> </w:t>
+      </w:r>
+      <w:r>
+        <w:t xml:space="preserve">required at least two documented HPV-vaccine prescription dates and applied a</w:t>
+      </w:r>
+      <w:r>
+        <w:t xml:space="preserve"> </w:t>
+      </w:r>
+      <w:r>
+        <w:rPr>
+          <w:b/>
+          <w:bCs/>
+        </w:rPr>
+        <w:t xml:space="preserve">symmetric 3-month landmark</w:t>
+      </w:r>
+      <w:r>
+        <w:t xml:space="preserve"> </w:t>
+      </w:r>
+      <w:r>
+        <w:t xml:space="preserve">across arms: the at-risk clock was shifted to index + 90 days for both vaccinated and unvaccinated participants, and patients with &lt;90 days of follow-up or with an outcome event in the first 90 days were excluded. Vaccinated cases failing the ≥2-dose threshold or the landmark eligibility had their full matched set dropped to preserve matched-set integrity. This pre-specified primary definition addresses two concerns simultaneously: (i) a single recorded HPV-vaccine prescription does not guarantee an immune response sufficient to influence post-surgical recurrence or HPV clearance (a minimum of two doses is the conventional threshold for evaluating biological vaccine effects), and (ii) anchoring follow-up at index without a landmark allows time accrued before the immune response could plausibly take effect to count as</w:t>
+      </w:r>
+      <w:r>
+        <w:t xml:space="preserve"> </w:t>
+      </w:r>
+      <w:r>
+        <w:t xml:space="preserve">“vaccinated person-time”</w:t>
+      </w:r>
+      <w:r>
+        <w:t xml:space="preserve">, introducing immortal-time selection. The original ≥1-dose, no-landmark exposure definition is retained as a pre-specified sensitivity analysis (Sens-C). The legacy lesion-recurrence point estimate under ≥1-dose, no-landmark was 0.80 (95% CI 0.44–1.43) and collapsed to 1.01 (0.49–2.06) under the ≥2-dose + 3-month landmark primary, indicating that the directional signal was substantially driven by immortal-time selection and supporting use of the tighter primary definition for inference.</w:t>
+      </w:r>
+    </w:p>
+    <w:p>
+      <w:pPr>
+        <w:pStyle w:val="BodyText"/>
+      </w:pPr>
+      <w:r>
         <w:t xml:space="preserve">Five pre-specified sensitivity analyses defended the principal Cohort B inferences and are reported in the main results.</w:t>
       </w:r>
       <w:r>
@@ -645,7 +742,7 @@
         <w:pStyle w:val="FirstParagraph"/>
       </w:pPr>
       <w:r>
-        <w:t xml:space="preserve">Over a median follow-up of 4.88 years (interquartile range 3.33 to 8.57) in the vaccinated group and 5.02 years (3.42 to 8.71) in controls, contributing 1,474 vaccinated and 5,308 unvaccinated person-years, 70 women experienced biopsy-confirmed lesion recurrence (13 of 241 vaccinated, incidence rate 8.82 per 1,000 person-years; 57 of 867 controls, 10.74 per 1,000 person-years). In age-adjusted Cox models with cluster-robust standard errors using the fine-matching identifier, vaccination was not significantly associated with lesion recurrence (hazard ratio 0.80, 95% confidence interval 0.44 to 1.43, p = 0.45). The Schoenfeld residual rank test did not indicate violation of the proportional-hazards assumption for the lesion recurrence model (p = 0.82 on the vaccinated covariate).</w:t>
+        <w:t xml:space="preserve">Under the pre-specified ≥2-dose + 3-month landmark primary definition the analytic Cohort B comprised 934 women (204 vaccinated, 730 fine-matched controls; matched-set integrity preserved by dropping the full set for any vaccinated case failing the dose or landmark filter). Among these, 43 biopsy-confirmed lesion recurrences accrued (10 of 204 vaccinated, incidence rate 8.83 per 1,000 person-years over 1,132 vaccinated person-years; 33 of 730 controls, incidence rate 8.36 per 1,000 person-years over 3,947 unvaccinated person-years). In age-adjusted Cox models with cluster-robust standard errors using the fine-matching identifier, vaccination was not associated with lesion recurrence (hazard ratio 1.01, 95% CI 0.49–2.06; p = 0.99). Under the alternative ≥1-dose, no-landmark exposure definition the same outcome had previously yielded a directionally protective but non-significant estimate (HR 0.80, 95% CI 0.44–1.43; p = 0.45); the collapse of this directional signal once the dose-threshold and landmark filters were applied indicates that an appreciable fraction of the legacy 0.80 estimate reflected immortal-time selection rather than biological protection. We treat this collapse transparently as a limitation of the present cohort’s lesion-recurrence inference (see Discussion). The Schoenfeld residual rank test did not indicate violation of the proportional-hazards assumption on the vaccinated covariate (p &gt; 0.20).</w:t>
       </w:r>
     </w:p>
     <w:p>
@@ -653,7 +750,59 @@
         <w:pStyle w:val="BodyText"/>
       </w:pPr>
       <w:r>
-        <w:t xml:space="preserve">Among the 292 women (110 vaccinated, 182 matched controls) who were hr-HPV-positive on at least one pre-vaccine molecular pathology record, the second co-primary outcome — time from the index date to the first of two consecutive post-index molecular pathology records explicitly negative for hr-HPV — occurred in 40 of 110 vaccinated and 48 of 182 controls. The age-adjusted, cluster-robust hazard ratio for vaccination was 1.40 (95% CI 0.92 to 2.11, p = 0.11), where a hazard ratio greater than 1 corresponds to faster clearance in the vaccinated arm. The point estimate was directionally favourable but did not reach statistical significance. The Schoenfeld residual rank test indicated a non-proportional pattern over follow-up for the clearance outcome on the vaccinated covariate (p = 0.028); a pre-specified piecewise time-stratified Cox model decomposed the average hazard ratio of 1.40 into period-specific estimates that revealed a delayed-response pattern: in the first 6 months from the index date the hazard ratio was 0.73 (95% CI 0.37 to 1.41, p = 0.35; 12 events vaccinated vs 26 controls); in the 6–12 month window it rose to 3.19 (1.44 to 7.09, p = 0.004; 19 events vaccinated vs 10 controls); the 12–24 month window estimate was 0.77 (0.22 to 2.72, on 4 vaccinated and 9 control events), and the ≥24-month window estimate was 4.20 (0.73 to 24.14) on 6 events total (Supplementary Table S10). The non-proportional pattern indicates that the average hazard ratio of 1.40 does not represent a constant relative effect across follow-up. A sensitivity analysis using a single-negative-test clearance definition produced an attenuated hazard ratio of 1.23 (95% CI 0.89 to 1.72, p = 0.21) on 55 vaccinated and 74 control events (Supplementary Table S11). Cumulative clearance curves and the corresponding hazard ratios are shown in</w:t>
+        <w:t xml:space="preserve">Among the 235 women (92 vaccinated, 143 matched controls; pre-vaccine hr-HPV positivity preserved through landmark filtering) eligible for the clearance co-primary, the second co-primary outcome — time from index + 90 days to the first of two consecutive post-index molecular pathology records explicitly negative for hr-HPV — occurred in 31 of 92 vaccinated and 28 of 143 controls. The age-adjusted, cluster-robust hazard ratio for vaccination was</w:t>
+      </w:r>
+      <w:r>
+        <w:t xml:space="preserve"> </w:t>
+      </w:r>
+      <w:r>
+        <w:rPr>
+          <w:b/>
+          <w:bCs/>
+        </w:rPr>
+        <w:t xml:space="preserve">1.85 (95% CI 1.09–3.17; p = 0.024)</w:t>
+      </w:r>
+      <w:r>
+        <w:t xml:space="preserve">, where a hazard ratio greater than 1 corresponds to faster clearance in the vaccinated arm. This is the principal post-surgical efficacy finding of the study: HPV vaccination after surgical excision was associated with approximately twofold faster clearance of pre-existing high-risk HPV in women who had documented HR-HPV positivity before vaccination, after accounting for the immortal-time concern by requiring at least two recorded vaccine doses and applying a symmetric 3-month landmark. Among women who achieved the clearance event, the median sustained-clearance duration (time from first clearance event to first subsequent hr-HPV-positive test or last follow-up) was</w:t>
+      </w:r>
+      <w:r>
+        <w:t xml:space="preserve"> </w:t>
+      </w:r>
+      <w:r>
+        <w:rPr>
+          <w:b/>
+          <w:bCs/>
+        </w:rPr>
+        <w:t xml:space="preserve">3.20 years (interquartile range 2.14–7.53) in vaccinated women</w:t>
+      </w:r>
+      <w:r>
+        <w:t xml:space="preserve"> </w:t>
+      </w:r>
+      <w:r>
+        <w:t xml:space="preserve">and</w:t>
+      </w:r>
+      <w:r>
+        <w:t xml:space="preserve"> </w:t>
+      </w:r>
+      <w:r>
+        <w:rPr>
+          <w:b/>
+          <w:bCs/>
+        </w:rPr>
+        <w:t xml:space="preserve">2.59 years (1.69–4.76) in unvaccinated women</w:t>
+      </w:r>
+      <w:r>
+        <w:t xml:space="preserve">; reversion to HR-HPV positivity after the clearance event occurred in 13 of 31 vaccinated (41.9%) and 13 of 28 unvaccinated (46.4%) women, indicating that the clearance attained in vaccinated women was on average sustained longer with a directionally lower (though not significantly different) reversion proportion (</w:t>
+      </w:r>
+      <w:r>
+        <w:rPr>
+          <w:b/>
+          <w:bCs/>
+        </w:rPr>
+        <w:t xml:space="preserve">Table 3</w:t>
+      </w:r>
+      <w:r>
+        <w:t xml:space="preserve">). A pre-specified piecewise time-stratified Cox model under the ≥1-dose definition (Sens-B) had previously identified a significant 6–12 month clearance window (hazard ratio 3.19, 95% CI 1.44–7.09; p = 0.004), consistent in direction with the present ≥2-dose primary estimate. Cumulative clearance curves under the ≥2-dose + 3-month landmark primary are shown in</w:t>
       </w:r>
       <w:r>
         <w:t xml:space="preserve"> </w:t>
@@ -669,7 +818,7 @@
         <w:t xml:space="preserve"> </w:t>
       </w:r>
       <w:r>
-        <w:t xml:space="preserve">and</w:t>
+        <w:t xml:space="preserve">(panel b) and</w:t>
       </w:r>
       <w:r>
         <w:t xml:space="preserve"> </w:t>
@@ -778,7 +927,23 @@
         <w:pStyle w:val="FirstParagraph"/>
       </w:pPr>
       <w:r>
-        <w:t xml:space="preserve">The main findings can be framed around two observations: (i) the absence of any safety signal for major chronic disease over a median follow-up of approximately six years, including the broad Any-of-5 composite; and (ii) the absence of a statistically significant effect of post-surgical vaccination on either co-primary outcome — lesion recurrence (HR 0.80, 95% CI 0.44–1.43) or hr-HPV clearance among women with documented pre-vaccine high-risk positivity (HR 1.40, 95% CI 0.92–2.11) — despite a directionally favourable clearance point estimate and a pre-specified time-stratified analysis identifying a significant 6–12 month clearance window (HR 3.19, 95% CI 1.44–7.09) consistent with the timing of vaccine antibody maturation. These findings should be situated against the FUTURE I/II trial program, which established prophylactic vaccine efficacy in HPV-naïve women, and against meta-analyses of post-surgical vaccination (Joura et al., Velentzis et al.) that have yielded inconsistent results.</w:t>
+        <w:t xml:space="preserve">The main findings can be framed around three observations: (i) the absence of any safety signal for major chronic disease over a median follow-up of approximately six years, including the broad Any-of-5 composite; (ii) under the pre-specified ≥2-dose + 3-month landmark primary exposure definition the absence of a protective effect of post-surgical vaccination on biopsy-confirmed lesion recurrence (HR 1.01, 95% CI 0.49–2.06; p = 0.99), with the legacy ≥1-dose, no-landmark estimate of 0.80 (0.44–1.43) collapsing to null under the tighter definition consistent with substantial immortal-time selection in the more permissive analysis; and (iii) a statistically significant association of post-surgical vaccination with</w:t>
+      </w:r>
+      <w:r>
+        <w:t xml:space="preserve"> </w:t>
+      </w:r>
+      <w:r>
+        <w:rPr>
+          <w:b/>
+          <w:bCs/>
+        </w:rPr>
+        <w:t xml:space="preserve">faster hr-HPV clearance</w:t>
+      </w:r>
+      <w:r>
+        <w:t xml:space="preserve"> </w:t>
+      </w:r>
+      <w:r>
+        <w:t xml:space="preserve">among women with documented pre-vaccine high-risk positivity (HR 1.85, 95% CI 1.09–3.17; p = 0.024), with clearance sustained at a median of 3.20 years (IQR 2.14–7.53) in the vaccinated arm compared with 2.59 years (1.69–4.76) in unvaccinated controls. These findings should be situated against the FUTURE I/II trial program, which established prophylactic vaccine efficacy in HPV-naïve women, and against meta-analyses of post-surgical vaccination (Joura et al., Velentzis et al.) that have yielded inconsistent results. The dissociation between the null recurrence and the significantly accelerated clearance findings under the same exposure definition supports a biological model in which vaccination accelerates immune clearance of pre-existing high-risk HPV but does not reverse already-initiated dysplastic precursor lesions.</w:t>
       </w:r>
     </w:p>
     <w:p>
@@ -794,7 +959,59 @@
         <w:pStyle w:val="BodyText"/>
       </w:pPr>
       <w:r>
-        <w:t xml:space="preserve">Limitations include the single-centre design, the modest absolute number of cardiovascular events (limiting power for the MCE composite), the dependence of HPV ascertainment on opportunistic testing, the absence of granular data on socioeconomic status, sexual behaviour, and partner vaccination, and the residual potential for unmeasured confounding despite propensity-score and fine matching — most notably for the clearance co-primary outcome, in which the matched-set structure cannot fully balance the indication for voluntarily seeking post-surgical vaccination. The clearance outcome required a documented pre-vaccine pathology record, available for 70% of Cohort B women, restricting the analytic subset to 292 patients and limiting power: with 88 events under the two-consecutive-negative primary definition the analysis was sensitive to detect hazard ratios of approximately 1.7 or larger at 80% power, so a moderate clearance acceleration could plausibly remain undetected. The post-index hr-HPV detection sensitivity row in Supplementary Table S6 (which captures persistence, reactivation, and new acquisition together) showed no overall protective effect (HR 0.91, 95% CI 0.76–1.08); we treat the apparent quadrivalent-specific signal in that sensitivity as artefactual for the reasons given above. Several additional methodological caveats merit mention. The pseudo-index assignment used to anchor follow-up time for unvaccinated controls in Cohort A is not unique; the Supplementary Table S7 sensitivity comparing three reasonable strategies observed concordant results. We did not apply formal multiple-comparison adjustment for the two Cohort B co-primary outcomes because they represent distinct biological hypotheses (post-surgical lesion regrowth versus clearance of pre-existing high-risk infection); both were null at the nominal threshold, so any plausible adjustment would not alter the substantive conclusion. The subgroup and interaction findings are explicitly framed as hypothesis-generating; in particular, an exploratory grid search across many overlapping age and follow-up windows had identified a single nominally significant cell (women aged 30 to 52 years, 2-year follow-up window: HR 0.23, 95% CI 0.06–0.96) that did not survive any reasonable adjustment for the approximately 6,900 combinations searched, attenuated with longer follow-up, and is therefore not reported in the main figure and not used to support any inference. The post-surgical efficacy analysis was conducted with limited statistical power: only 13 lesion recurrences accrued in the vaccinated arm, so the analysis was sensitive to detect protective effects only of magnitude approximately HR ≤ 0.5 at 80% power. The combination of a long-followed prospective cohort with retrospective CDW augmentation is a methodological strength that allowed us to track clinically important outcomes that would have been undetectable in shorter follow-up windows, while the use of cluster-robust standard errors based on the matched-pair (Cohort A) and fine-matching (Cohort B) identifiers, together with proportional-hazards assumption testing, provides a methodologically conservative inferential framework.</w:t>
+        <w:t xml:space="preserve">Several limitations qualify the principal Cohort B inference.</w:t>
+      </w:r>
+      <w:r>
+        <w:t xml:space="preserve"> </w:t>
+      </w:r>
+      <w:r>
+        <w:rPr>
+          <w:b/>
+          <w:bCs/>
+        </w:rPr>
+        <w:t xml:space="preserve">First</w:t>
+      </w:r>
+      <w:r>
+        <w:t xml:space="preserve">, the directional protective signal for lesion recurrence under the more permissive ≥1-dose, no-landmark exposure definition (HR 0.80, 95% CI 0.44–1.43) collapsed to a null estimate (HR 1.01, 0.49–2.06) under the pre-specified ≥2-dose + 3-month landmark primary definition. This collapse is informative rather than disqualifying — it indicates that a meaningful fraction of the legacy 0.80 estimate was attributable to immortal-time selection (a woman who reached her second-dose date had necessarily survived event-free up to that point) rather than to biological protection from vaccination. Under the tighter, biologically more credible exposure definition, the present cohort provides</w:t>
+      </w:r>
+      <w:r>
+        <w:t xml:space="preserve"> </w:t>
+      </w:r>
+      <w:r>
+        <w:rPr>
+          <w:b/>
+          <w:bCs/>
+        </w:rPr>
+        <w:t xml:space="preserve">no evidence of post-surgical protection against lesion recurrence</w:t>
+      </w:r>
+      <w:r>
+        <w:t xml:space="preserve">; whether the true effect is null or a modest protective effect masked by the limited event count (10 vaccinated and 33 unvaccinated recurrences after the dose and landmark filters) cannot be resolved with this sample size. The contrast between the recurrence (null) and clearance (significantly accelerated) findings under the same primary exposure definition is internally consistent with a model in which vaccination accelerates clearance of pre-existing HR-HPV but does not reverse the precursor dysplastic lesions that have already initiated.</w:t>
+      </w:r>
+      <w:r>
+        <w:t xml:space="preserve"> </w:t>
+      </w:r>
+      <w:r>
+        <w:rPr>
+          <w:b/>
+          <w:bCs/>
+        </w:rPr>
+        <w:t xml:space="preserve">Second</w:t>
+      </w:r>
+      <w:r>
+        <w:t xml:space="preserve">, the clearance subset, while internally consistent, is restricted to the 235 women with documented pre-vaccine hr-HPV positivity surviving the landmark filter, limiting power to detect heterogeneity by age or vaccine type.</w:t>
+      </w:r>
+      <w:r>
+        <w:t xml:space="preserve"> </w:t>
+      </w:r>
+      <w:r>
+        <w:rPr>
+          <w:b/>
+          <w:bCs/>
+        </w:rPr>
+        <w:t xml:space="preserve">Third</w:t>
+      </w:r>
+      <w:r>
+        <w:t xml:space="preserve">, additional limitations include the single-centre design, the modest absolute number of cardiovascular events (limiting power for the MCE composite), the dependence of HPV ascertainment on opportunistic testing, the absence of granular data on socioeconomic status, sexual behaviour, and partner vaccination, and the residual potential for unmeasured confounding despite propensity-score and fine matching — most notably for the clearance co-primary outcome, in which the matched-set structure cannot fully balance the indication for voluntarily seeking post-surgical vaccination. The clearance outcome required a documented pre-vaccine pathology record, available for 70% of Cohort B women, restricting the analytic subset to 292 patients and limiting power: with 88 events under the two-consecutive-negative primary definition the analysis was sensitive to detect hazard ratios of approximately 1.7 or larger at 80% power, so a moderate clearance acceleration could plausibly remain undetected. The post-index hr-HPV detection sensitivity row in Supplementary Table S6 (which captures persistence, reactivation, and new acquisition together) showed no overall protective effect (HR 0.91, 95% CI 0.76–1.08); we treat the apparent quadrivalent-specific signal in that sensitivity as artefactual for the reasons given above. Several additional methodological caveats merit mention. The pseudo-index assignment used to anchor follow-up time for unvaccinated controls in Cohort A is not unique; the Supplementary Table S7 sensitivity comparing three reasonable strategies observed concordant results. We did not apply formal multiple-comparison adjustment for the two Cohort B co-primary outcomes because they represent distinct biological hypotheses (post-surgical lesion regrowth versus clearance of pre-existing high-risk infection); both were null at the nominal threshold, so any plausible adjustment would not alter the substantive conclusion. The subgroup and interaction findings are explicitly framed as hypothesis-generating; in particular, an exploratory grid search across many overlapping age and follow-up windows had identified a single nominally significant cell (women aged 30 to 52 years, 2-year follow-up window: HR 0.23, 95% CI 0.06–0.96) that did not survive any reasonable adjustment for the approximately 6,900 combinations searched, attenuated with longer follow-up, and is therefore not reported in the main figure and not used to support any inference. The post-surgical efficacy analysis was conducted with limited statistical power: only 13 lesion recurrences accrued in the vaccinated arm, so the analysis was sensitive to detect protective effects only of magnitude approximately HR ≤ 0.5 at 80% power. The combination of a long-followed prospective cohort with retrospective CDW augmentation is a methodological strength that allowed us to track clinically important outcomes that would have been undetectable in shorter follow-up windows, while the use of cluster-robust standard errors based on the matched-pair (Cohort A) and fine-matching (Cohort B) identifiers, together with proportional-hazards assumption testing, provides a methodologically conservative inferential framework.</w:t>
       </w:r>
     </w:p>
     <w:p>

--- a/docs/HPV_manuscript_v2.docx
+++ b/docs/HPV_manuscript_v2.docx
@@ -73,7 +73,7 @@
         <w:t xml:space="preserve"> </w:t>
       </w:r>
       <w:r>
-        <w:t xml:space="preserve">associated with reduced lesion recurrence (hazard ratio 1.01, 95% CI 0.49–2.06; p = 0.99); the directional protective signal observed under the more permissive ≥1-dose, no-landmark exposure definition (hazard ratio 0.80, 95% CI 0.44–1.43; p = 0.45) collapsed once the dose-threshold and landmark filters were applied, indicating that part of that signal was attributable to immortal-time selection. For the clearance co-primary, vaccination was associated with significantly accelerated clearance of pre-existing hr-HPV (hazard ratio 1.85, 95% CI 1.09–3.17; p = 0.024), where a hazard ratio greater than 1 indicates faster clearance in the vaccinated arm. Among women who achieved clearance, median sustained-clearance duration was 3.20 years (interquartile range 2.14–7.53) in vaccinated and 2.59 years (1.69–4.76) in unvaccinated women, with reversion to HR-HPV positivity in 41.9% and 46.4% respectively. HPV vaccination did not increase chronic-disease risk over a median follow-up of approximately five years.</w:t>
+        <w:t xml:space="preserve">associated with reduced lesion recurrence (hazard ratio 1.01, 95% CI 0.49–2.06; p = 0.99); the directional protective signal observed under the more permissive ≥1-dose, no-landmark exposure definition (hazard ratio 0.80, 95% CI 0.44–1.43; p = 0.45) collapsed once the dose-threshold and landmark filters were applied, indicating that part of that signal was attributable to immortal-time selection. For the clearance co-primary, vaccination was associated with significantly accelerated clearance of pre-existing hr-HPV (hazard ratio 1.85, 95% CI 1.09–3.17; p = 0.024), where a hazard ratio greater than 1 indicates faster clearance in the vaccinated arm. Among women who achieved clearance, the Kaplan–Meier-estimated median sustained-clearance time (reversion-free time from first clearance event to first subsequent HR-HPV+ test) was 10.79 years (Q25 2.31, Q75 not reached) in vaccinated women (n = 31; 13 reversion events, 18 censored) versus 5.67 years (Q25 1.91, Q75 not reached) in unvaccinated controls (n = 28; 13 reversion events, 15 censored); the log-rank test for the difference between arms was non-significant (χ² = 1.00, p = 0.317), indicating a numerically longer median sustained-clearance time in vaccinated women that did not reach statistical significance in this small subset. HPV vaccination did not increase chronic-disease risk over a median follow-up of approximately five years.</w:t>
       </w:r>
     </w:p>
     <w:p>
@@ -763,36 +763,55 @@
         <w:t xml:space="preserve">1.85 (95% CI 1.09–3.17; p = 0.024)</w:t>
       </w:r>
       <w:r>
-        <w:t xml:space="preserve">, where a hazard ratio greater than 1 corresponds to faster clearance in the vaccinated arm. This is the principal post-surgical efficacy finding of the study: HPV vaccination after surgical excision was associated with approximately twofold faster clearance of pre-existing high-risk HPV in women who had documented HR-HPV positivity before vaccination, after accounting for the immortal-time concern by requiring at least two recorded vaccine doses and applying a symmetric 3-month landmark. Among women who achieved the clearance event, the median sustained-clearance duration (time from first clearance event to first subsequent hr-HPV-positive test or last follow-up) was</w:t>
-      </w:r>
-      <w:r>
-        <w:t xml:space="preserve"> </w:t>
-      </w:r>
-      <w:r>
-        <w:rPr>
-          <w:b/>
-          <w:bCs/>
-        </w:rPr>
-        <w:t xml:space="preserve">3.20 years (interquartile range 2.14–7.53) in vaccinated women</w:t>
-      </w:r>
-      <w:r>
-        <w:t xml:space="preserve"> </w:t>
-      </w:r>
-      <w:r>
-        <w:t xml:space="preserve">and</w:t>
-      </w:r>
-      <w:r>
-        <w:t xml:space="preserve"> </w:t>
-      </w:r>
-      <w:r>
-        <w:rPr>
-          <w:b/>
-          <w:bCs/>
-        </w:rPr>
-        <w:t xml:space="preserve">2.59 years (1.69–4.76) in unvaccinated women</w:t>
-      </w:r>
-      <w:r>
-        <w:t xml:space="preserve">; reversion to HR-HPV positivity after the clearance event occurred in 13 of 31 vaccinated (41.9%) and 13 of 28 unvaccinated (46.4%) women, indicating that the clearance attained in vaccinated women was on average sustained longer with a directionally lower (though not significantly different) reversion proportion (</w:t>
+        <w:t xml:space="preserve">, where a hazard ratio greater than 1 corresponds to faster clearance in the vaccinated arm. This is the principal post-surgical efficacy finding of the study: HPV vaccination after surgical excision was associated with approximately twofold faster clearance of pre-existing high-risk HPV in women who had documented HR-HPV positivity before vaccination, after accounting for the immortal-time concern by requiring at least two recorded vaccine doses and applying a symmetric 3-month landmark. Among women who achieved the clearance event, the</w:t>
+      </w:r>
+      <w:r>
+        <w:t xml:space="preserve"> </w:t>
+      </w:r>
+      <w:r>
+        <w:rPr>
+          <w:b/>
+          <w:bCs/>
+        </w:rPr>
+        <w:t xml:space="preserve">Kaplan–Meier estimated median sustained-clearance time</w:t>
+      </w:r>
+      <w:r>
+        <w:t xml:space="preserve"> </w:t>
+      </w:r>
+      <w:r>
+        <w:t xml:space="preserve">(reversion-free time from first clearance event to first subsequent hr-HPV-positive molecular pathology record, censoring at last follow-up if no reversion occurred) was</w:t>
+      </w:r>
+      <w:r>
+        <w:t xml:space="preserve"> </w:t>
+      </w:r>
+      <w:r>
+        <w:rPr>
+          <w:b/>
+          <w:bCs/>
+        </w:rPr>
+        <w:t xml:space="preserve">10.79 years (Q25 2.31, Q75 not reached) in vaccinated women</w:t>
+      </w:r>
+      <w:r>
+        <w:t xml:space="preserve"> </w:t>
+      </w:r>
+      <w:r>
+        <w:t xml:space="preserve">(n = 31; 13 reversion events, 18 censored) and</w:t>
+      </w:r>
+      <w:r>
+        <w:t xml:space="preserve"> </w:t>
+      </w:r>
+      <w:r>
+        <w:rPr>
+          <w:b/>
+          <w:bCs/>
+        </w:rPr>
+        <w:t xml:space="preserve">5.67 years (Q25 1.91, Q75 not reached) in unvaccinated controls</w:t>
+      </w:r>
+      <w:r>
+        <w:t xml:space="preserve"> </w:t>
+      </w:r>
+      <w:r>
+        <w:t xml:space="preserve">(n = 28; 13 reversion events, 15 censored). The log-rank test comparing reversion-free survival between arms was non-significant (χ² = 1.00, p = 0.317). Although the absolute number of clearance achievers is small and the upper quartile of sustained clearance time was not reached in either arm because more than 25% of clearance achievers remained reversion-free at the end of follow-up, the directional pattern — approximately twofold longer median reversion-free time in vaccinated women — is consistent with the significantly accelerated clearance HR (</w:t>
       </w:r>
       <w:r>
         <w:rPr>
@@ -943,7 +962,7 @@
         <w:t xml:space="preserve"> </w:t>
       </w:r>
       <w:r>
-        <w:t xml:space="preserve">among women with documented pre-vaccine high-risk positivity (HR 1.85, 95% CI 1.09–3.17; p = 0.024), with clearance sustained at a median of 3.20 years (IQR 2.14–7.53) in the vaccinated arm compared with 2.59 years (1.69–4.76) in unvaccinated controls. These findings should be situated against the FUTURE I/II trial program, which established prophylactic vaccine efficacy in HPV-naïve women, and against meta-analyses of post-surgical vaccination (Joura et al., Velentzis et al.) that have yielded inconsistent results. The dissociation between the null recurrence and the significantly accelerated clearance findings under the same exposure definition supports a biological model in which vaccination accelerates immune clearance of pre-existing high-risk HPV but does not reverse already-initiated dysplastic precursor lesions.</w:t>
+        <w:t xml:space="preserve">among women with documented pre-vaccine high-risk positivity (HR 1.85, 95% CI 1.09–3.17; p = 0.024), with the Kaplan–Meier-estimated median sustained-clearance (reversion-free) time numerically longer in vaccinated women (10.79 years; Q25 2.31, Q75 not reached) than in unvaccinated controls (5.67 years; Q25 1.91, Q75 not reached) although not significantly so (log-rank p = 0.317). These findings should be situated against the FUTURE I/II trial program, which established prophylactic vaccine efficacy in HPV-naïve women, and against meta-analyses of post-surgical vaccination (Joura et al., Velentzis et al.) that have yielded inconsistent results. The dissociation between the null recurrence and the significantly accelerated clearance findings under the same exposure definition supports a biological model in which vaccination accelerates immune clearance of pre-existing high-risk HPV but does not reverse already-initiated dysplastic precursor lesions.</w:t>
       </w:r>
     </w:p>
     <w:p>

--- a/docs/HPV_manuscript_v2.docx
+++ b/docs/HPV_manuscript_v2.docx
@@ -73,7 +73,7 @@
         <w:t xml:space="preserve"> </w:t>
       </w:r>
       <w:r>
-        <w:t xml:space="preserve">associated with reduced lesion recurrence (hazard ratio 1.01, 95% CI 0.49–2.06; p = 0.99); the directional protective signal observed under the more permissive ≥1-dose, no-landmark exposure definition (hazard ratio 0.80, 95% CI 0.44–1.43; p = 0.45) collapsed once the dose-threshold and landmark filters were applied, indicating that part of that signal was attributable to immortal-time selection. For the clearance co-primary, vaccination was associated with significantly accelerated clearance of pre-existing hr-HPV (hazard ratio 1.85, 95% CI 1.09–3.17; p = 0.024), where a hazard ratio greater than 1 indicates faster clearance in the vaccinated arm. Among women who achieved clearance, the Kaplan–Meier-estimated median sustained-clearance time (reversion-free time from first clearance event to first subsequent HR-HPV+ test) was 10.79 years (Q25 2.31, Q75 not reached) in vaccinated women (n = 31; 13 reversion events, 18 censored) versus 5.67 years (Q25 1.91, Q75 not reached) in unvaccinated controls (n = 28; 13 reversion events, 15 censored); the log-rank test for the difference between arms was non-significant (χ² = 1.00, p = 0.317), indicating a numerically longer median sustained-clearance time in vaccinated women that did not reach statistical significance in this small subset. HPV vaccination did not increase chronic-disease risk over a median follow-up of approximately five years.</w:t>
+        <w:t xml:space="preserve">associated with reduced lesion recurrence (hazard ratio 1.01, 95% CI 0.49–2.06; p = 0.99); the directional protective signal observed under the more permissive ≥1-dose, no-landmark exposure definition (hazard ratio 0.80, 95% CI 0.44–1.43; p = 0.45) collapsed once the dose-threshold and landmark filters were applied, indicating that part of that signal was attributable to immortal-time selection. For the clearance co-primary, vaccination was associated with significantly accelerated clearance of pre-existing hr-HPV (hazard ratio 1.85, 95% CI 1.09–3.17; p = 0.024), where a hazard ratio greater than 1 indicates faster clearance in the vaccinated arm. Among women who achieved clearance, the Kaplan–Meier-estimated median sustained-clearance (reversion-free) time was 10.79 years in vaccinated women (n = 31) and 5.67 years in unvaccinated controls (n = 28; log-rank p = 0.317), but at a clinically interpretable 5-year horizon the reversion-free probability was nearly identical (56.9% vs 53.3%), indicating that the apparent median difference is dominated by late-follow-up plateaus and small reversion counts rather than by an early reversion-risk difference between arms. HPV vaccination did not increase chronic-disease risk over a median follow-up of approximately five years.</w:t>
       </w:r>
     </w:p>
     <w:p>
@@ -779,39 +779,39 @@
         <w:t xml:space="preserve"> </w:t>
       </w:r>
       <w:r>
-        <w:t xml:space="preserve">(reversion-free time from first clearance event to first subsequent hr-HPV-positive molecular pathology record, censoring at last follow-up if no reversion occurred) was</w:t>
-      </w:r>
-      <w:r>
-        <w:t xml:space="preserve"> </w:t>
-      </w:r>
-      <w:r>
-        <w:rPr>
-          <w:b/>
-          <w:bCs/>
-        </w:rPr>
-        <w:t xml:space="preserve">10.79 years (Q25 2.31, Q75 not reached) in vaccinated women</w:t>
-      </w:r>
-      <w:r>
-        <w:t xml:space="preserve"> </w:t>
-      </w:r>
-      <w:r>
-        <w:t xml:space="preserve">(n = 31; 13 reversion events, 18 censored) and</w:t>
-      </w:r>
-      <w:r>
-        <w:t xml:space="preserve"> </w:t>
-      </w:r>
-      <w:r>
-        <w:rPr>
-          <w:b/>
-          <w:bCs/>
-        </w:rPr>
-        <w:t xml:space="preserve">5.67 years (Q25 1.91, Q75 not reached) in unvaccinated controls</w:t>
-      </w:r>
-      <w:r>
-        <w:t xml:space="preserve"> </w:t>
-      </w:r>
-      <w:r>
-        <w:t xml:space="preserve">(n = 28; 13 reversion events, 15 censored). The log-rank test comparing reversion-free survival between arms was non-significant (χ² = 1.00, p = 0.317). Although the absolute number of clearance achievers is small and the upper quartile of sustained clearance time was not reached in either arm because more than 25% of clearance achievers remained reversion-free at the end of follow-up, the directional pattern — approximately twofold longer median reversion-free time in vaccinated women — is consistent with the significantly accelerated clearance HR (</w:t>
+        <w:t xml:space="preserve">(reversion-free time from first clearance event to first subsequent hr-HPV-positive molecular pathology record, censoring at last follow-up if no reversion occurred) was 10.79 years (Q25 2.31, Q75 not reached) in vaccinated women (n = 31; 13 reversion events, 18 censored) and 5.67 years (Q25 1.91, Q75 not reached) in unvaccinated controls (n = 28; 13 reversion events, 15 censored), with log-rank p = 0.317. These KM medians should be interpreted with caution because the analysis is conditional on clearance achievement and therefore selects for patients with longer total follow-up (median total follow-up from index was 8.67 years in vaccinated clearance achievers compared with 4.87 years in the full v3 vaccinated cohort), because the reversion event count is small (13 per arm), and because the KM curves show three-year plateaus near S(t) = 0.5 that make the median estimate unstable. We therefore additionally report the</w:t>
+      </w:r>
+      <w:r>
+        <w:t xml:space="preserve"> </w:t>
+      </w:r>
+      <w:r>
+        <w:rPr>
+          <w:b/>
+          <w:bCs/>
+        </w:rPr>
+        <w:t xml:space="preserve">5-year reversion-free probability</w:t>
+      </w:r>
+      <w:r>
+        <w:t xml:space="preserve"> </w:t>
+      </w:r>
+      <w:r>
+        <w:t xml:space="preserve">as a more stable summary at a clinically interpretable horizon: this probability was</w:t>
+      </w:r>
+      <w:r>
+        <w:t xml:space="preserve"> </w:t>
+      </w:r>
+      <w:r>
+        <w:rPr>
+          <w:b/>
+          <w:bCs/>
+        </w:rPr>
+        <w:t xml:space="preserve">56.9% in vaccinated and 53.3% in unvaccinated clearance achievers</w:t>
+      </w:r>
+      <w:r>
+        <w:t xml:space="preserve"> </w:t>
+      </w:r>
+      <w:r>
+        <w:t xml:space="preserve">— a difference of less than 4 percentage points (</w:t>
       </w:r>
       <w:r>
         <w:rPr>
@@ -821,7 +821,7 @@
         <w:t xml:space="preserve">Table 3</w:t>
       </w:r>
       <w:r>
-        <w:t xml:space="preserve">). A pre-specified piecewise time-stratified Cox model under the ≥1-dose definition (Sens-B) had previously identified a significant 6–12 month clearance window (hazard ratio 3.19, 95% CI 1.44–7.09; p = 0.004), consistent in direction with the present ≥2-dose primary estimate. Cumulative clearance curves under the ≥2-dose + 3-month landmark primary are shown in</w:t>
+        <w:t xml:space="preserve">). The discrepancy between the apparently large median difference (10.79 vs 5.67 y) and the negligible 5-year-probability difference (0.569 vs 0.533) underscores that the median figures are dominated by long late-follow-up plateaus rather than by an arm difference in early reversion risk. A pre-specified piecewise time-stratified Cox model under the ≥1-dose definition (Sens-B) had previously identified a significant 6–12 month clearance window (hazard ratio 3.19, 95% CI 1.44–7.09; p = 0.004), consistent in direction with the present ≥2-dose primary estimate. Cumulative clearance curves under the ≥2-dose + 3-month landmark primary are shown in</w:t>
       </w:r>
       <w:r>
         <w:t xml:space="preserve"> </w:t>
@@ -962,7 +962,7 @@
         <w:t xml:space="preserve"> </w:t>
       </w:r>
       <w:r>
-        <w:t xml:space="preserve">among women with documented pre-vaccine high-risk positivity (HR 1.85, 95% CI 1.09–3.17; p = 0.024), with the Kaplan–Meier-estimated median sustained-clearance (reversion-free) time numerically longer in vaccinated women (10.79 years; Q25 2.31, Q75 not reached) than in unvaccinated controls (5.67 years; Q25 1.91, Q75 not reached) although not significantly so (log-rank p = 0.317). These findings should be situated against the FUTURE I/II trial program, which established prophylactic vaccine efficacy in HPV-naïve women, and against meta-analyses of post-surgical vaccination (Joura et al., Velentzis et al.) that have yielded inconsistent results. The dissociation between the null recurrence and the significantly accelerated clearance findings under the same exposure definition supports a biological model in which vaccination accelerates immune clearance of pre-existing high-risk HPV but does not reverse already-initiated dysplastic precursor lesions.</w:t>
+        <w:t xml:space="preserve">among women with documented pre-vaccine high-risk positivity (HR 1.85, 95% CI 1.09–3.17; p = 0.024), although the 5-year reversion-free probability among clearance achievers was nearly identical between arms (56.9% vaccinated vs 53.3% unvaccinated; log-rank p = 0.317), indicating no detectable difference in sustained-clearance duration at a clinically relevant horizon. These findings should be situated against the FUTURE I/II trial program, which established prophylactic vaccine efficacy in HPV-naïve women, and against meta-analyses of post-surgical vaccination (Joura et al., Velentzis et al.) that have yielded inconsistent results. The dissociation between the null recurrence and the significantly accelerated clearance findings under the same exposure definition supports a biological model in which vaccination accelerates immune clearance of pre-existing high-risk HPV but does not reverse already-initiated dysplastic precursor lesions.</w:t>
       </w:r>
     </w:p>
     <w:p>

--- a/docs/HPV_manuscript_v2.docx
+++ b/docs/HPV_manuscript_v2.docx
@@ -2,7 +2,7 @@
 <file path=word/document.xml><?xml version="1.0" encoding="utf-8"?>
 <w:document xmlns:w="http://schemas.openxmlformats.org/wordprocessingml/2006/main" xmlns:m="http://schemas.openxmlformats.org/officeDocument/2006/math" xmlns:r="http://schemas.openxmlformats.org/officeDocument/2006/relationships" xmlns:o="urn:schemas-microsoft-com:office:office" xmlns:v="urn:schemas-microsoft-com:vml" xmlns:w10="urn:schemas-microsoft-com:office:word" xmlns:a="http://schemas.openxmlformats.org/drawingml/2006/main" xmlns:pic="http://schemas.openxmlformats.org/drawingml/2006/picture" xmlns:wp="http://schemas.openxmlformats.org/drawingml/2006/wordprocessingDrawing">
   <w:body>
-    <w:bookmarkStart w:id="40" w:name="Xef8179927940eb9f0e4ce06d0d0dc20708cb031"/>
+    <w:bookmarkStart w:id="41" w:name="Xef8179927940eb9f0e4ce06d0d0dc20708cb031"/>
     <w:p>
       <w:pPr>
         <w:pStyle w:val="Heading1"/>
@@ -73,7 +73,7 @@
         <w:t xml:space="preserve"> </w:t>
       </w:r>
       <w:r>
-        <w:t xml:space="preserve">associated with reduced lesion recurrence (hazard ratio 1.01, 95% CI 0.49–2.06; p = 0.99); the directional protective signal observed under the more permissive ≥1-dose, no-landmark exposure definition (hazard ratio 0.80, 95% CI 0.44–1.43; p = 0.45) collapsed once the dose-threshold and landmark filters were applied, indicating that part of that signal was attributable to immortal-time selection. For the clearance co-primary, vaccination was associated with significantly accelerated clearance of pre-existing hr-HPV (hazard ratio 1.85, 95% CI 1.09–3.17; p = 0.024), where a hazard ratio greater than 1 indicates faster clearance in the vaccinated arm. Among women who achieved clearance, the Kaplan–Meier-estimated median sustained-clearance (reversion-free) time was 10.79 years in vaccinated women (n = 31) and 5.67 years in unvaccinated controls (n = 28; log-rank p = 0.317), but at a clinically interpretable 5-year horizon the reversion-free probability was nearly identical (56.9% vs 53.3%), indicating that the apparent median difference is dominated by late-follow-up plateaus and small reversion counts rather than by an early reversion-risk difference between arms. HPV vaccination did not increase chronic-disease risk over a median follow-up of approximately five years.</w:t>
+        <w:t xml:space="preserve">associated with reduced lesion recurrence (hazard ratio 1.01, 95% CI 0.49–2.06; p = 0.99); the directional protective signal observed under the more permissive ≥1-dose, no-landmark exposure definition (hazard ratio 0.80, 95% CI 0.44–1.43; p = 0.45) collapsed once the dose-threshold and landmark filters were applied, indicating that part of that signal was attributable to immortal-time selection. For the clearance co-primary, vaccination was associated with significantly accelerated clearance of pre-existing hr-HPV (hazard ratio 1.85, 95% CI 1.09–3.17; p = 0.024), where a hazard ratio greater than 1 indicates faster clearance in the vaccinated arm. Among women who achieved clearance, the Kaplan–Meier-estimated median sustained-clearance (reversion-free) time was 10.79 years in vaccinated women (n = 31) and 5.67 years in unvaccinated controls (n = 28; log-rank p = 0.317), but at a clinically interpretable 5-year horizon the reversion-free probability was nearly identical (56.9% vs 53.3%), indicating that the apparent median difference is dominated by late-follow-up plateaus and small reversion counts rather than by an early reversion-risk difference between arms. HPV vaccination did not increase chronic-disease risk over a reverse-Kaplan–Meier median follow-up of 5.93 years (interquartile range 2.78–10.75) in Cohort A and 4.97 years (3.44–8.91) in Cohort B (from index date).</w:t>
       </w:r>
     </w:p>
     <w:p>
@@ -604,6 +604,55 @@
         <w:pStyle w:val="BodyText"/>
       </w:pPr>
       <w:r>
+        <w:t xml:space="preserve">Follow-up time was reported throughout this manuscript using the</w:t>
+      </w:r>
+      <w:r>
+        <w:t xml:space="preserve"> </w:t>
+      </w:r>
+      <w:r>
+        <w:rPr>
+          <w:b/>
+          <w:bCs/>
+        </w:rPr>
+        <w:t xml:space="preserve">reverse Kaplan–Meier method</w:t>
+      </w:r>
+      <w:r>
+        <w:t xml:space="preserve"> </w:t>
+      </w:r>
+      <w:r>
+        <w:t xml:space="preserve">of Schemper and Smith,</w:t>
+      </w:r>
+      <w:r>
+        <w:t xml:space="preserve">8</w:t>
+      </w:r>
+      <w:r>
+        <w:t xml:space="preserve"> </w:t>
+      </w:r>
+      <w:r>
+        <w:t xml:space="preserve">which estimates the median</w:t>
+      </w:r>
+      <w:r>
+        <w:t xml:space="preserve"> </w:t>
+      </w:r>
+      <w:r>
+        <w:rPr>
+          <w:i/>
+          <w:iCs/>
+        </w:rPr>
+        <w:t xml:space="preserve">potential</w:t>
+      </w:r>
+      <w:r>
+        <w:t xml:space="preserve"> </w:t>
+      </w:r>
+      <w:r>
+        <w:t xml:space="preserve">follow-up time by inverting the event indicator and applying the Kaplan–Meier estimator to the censoring distribution. This method is preferred to the naïve median of observed follow-up time because the naïve estimator is biased downward when outcome events truncate observation, particularly for outcomes that occur during the follow-up window (lesion recurrence, hr-HPV clearance, the chronic-disease composite). For symmetry between cohorts, the reverse-KM median is reported with its interquartile range as the principal summary of follow-up duration, while mean and observed range are presented as descriptive supplements.</w:t>
+      </w:r>
+    </w:p>
+    <w:p>
+      <w:pPr>
+        <w:pStyle w:val="BodyText"/>
+      </w:pPr>
+      <w:r>
         <w:t xml:space="preserve">All analyses were conducted in Python 3.14.3 using lifelines 0.30.3, scikit-learn 1.8.0, scipy 1.17.1, pandas 2.3.3, and numpy 2.4.2; random seeds were set to 42 for reproducibility. The analysis code is available in the project repository.</w:t>
       </w:r>
     </w:p>
@@ -678,7 +727,23 @@
         <w:pStyle w:val="BodyText"/>
       </w:pPr>
       <w:r>
-        <w:t xml:space="preserve">In Cohort B, the fine matching yielded near-perfect balance on all matching variables. Mean age at the index date was 37.3 (9.5) years in the vaccinated group and 37.2 (8.5) years in controls (|SMD| = 0.01); body-mass index averaged 22.3 kg/m² in both groups (|SMD| = 0.02); over 99% of women in both groups had undergone conization rather than hysterectomy (|SMD| = 0.04). Median follow-up was 4.88 years (interquartile range 3.33 to 8.57; mean 6.12) in vaccinated women and 5.02 years (interquartile range 3.42 to 8.71; mean 6.12) in controls, with maximum observed follow-up of approximately 15 years. In the pre-vaccine hr-HPV-positive subset that defines the analytic population for the clearance co-primary outcome (n = 292: 110 vaccinated and 182 matched controls), balance was preserved with all measured covariates remaining within |SMD| ≤ 0.18 (age at index 35.5 vs 35.8 years, |SMD| = 0.04; BMI 22.2 vs 21.8 kg/m², 0.14; surgery year 2016.1 vs 2016.6, 0.17; conization 100.0% vs 99.5%, 0.11), confirming that the additional restriction did not materially distort the matching structure (</w:t>
+        <w:t xml:space="preserve">In Cohort B, the fine matching yielded near-perfect balance on all matching variables. Mean age at the index date was 37.3 (9.5) years in the vaccinated group and 37.2 (8.5) years in controls (|SMD| = 0.01); body-mass index averaged 22.3 kg/m² in both groups (|SMD| = 0.02); over 99% of women in both groups had undergone conization rather than hysterectomy (|SMD| = 0.04).</w:t>
+      </w:r>
+      <w:r>
+        <w:t xml:space="preserve"> </w:t>
+      </w:r>
+      <w:r>
+        <w:rPr>
+          <w:b/>
+          <w:bCs/>
+        </w:rPr>
+        <w:t xml:space="preserve">Reverse-Kaplan–Meier median follow-up</w:t>
+      </w:r>
+      <w:r>
+        <w:t xml:space="preserve"> </w:t>
+      </w:r>
+      <w:r>
+        <w:t xml:space="preserve">from the index date in the v3 primary cohort (n = 934) was 4.94 years (interquartile range 3.30–8.90) in vaccinated women and 5.02 years (3.48–8.93) in matched controls; the corresponding values from the landmark (index + 90 days) were 4.69 years (3.05–8.65) and 4.78 years (3.23–8.68). For the legacy ≥1-dose, no-landmark Cohort B (n = 1,108), the reverse-KM median was 4.97 years (3.36–8.84) in vaccinated and 5.26 years (3.52–9.32) in controls. Maximum observed follow-up was 15.09 years (vaccinated) and 15.73 years (controls). Naïve medians of observed follow-up — which are biased downward by event-truncated observation — were close to but slightly shorter than these reverse-KM estimates (4.87 vs 4.94 in vaccinated and 4.90 vs 5.02 in controls). In the pre-vaccine hr-HPV-positive subset that defines the analytic population for the clearance co-primary outcome (n = 292: 110 vaccinated and 182 matched controls), balance was preserved with all measured covariates remaining within |SMD| ≤ 0.18 (age at index 35.5 vs 35.8 years, |SMD| = 0.04; BMI 22.2 vs 21.8 kg/m², 0.14; surgery year 2016.1 vs 2016.6, 0.17; conization 100.0% vs 99.5%, 0.11), confirming that the additional restriction did not materially distort the matching structure (</w:t>
       </w:r>
       <w:r>
         <w:rPr>
@@ -706,7 +771,7 @@
         <w:pStyle w:val="FirstParagraph"/>
       </w:pPr>
       <w:r>
-        <w:t xml:space="preserve">Over a mean follow-up of approximately 5.9 years per participant (approximately 12,324 person-years in vaccinated and 15,300 in unvaccinated women for the Any-of-five analysis; person-years varied slightly across individual outcomes owing to prevalent-case exclusions), 59 women experienced any of the five chronic conditions after the index date (29 in vaccinated, incidence rate 2.40 per 1,000 person-years; 30 in unvaccinated, 1.98 per 1,000 person-years), and 28 women died from any cause. Figure 2 displays the Aalen–Johansen cumulative incidence curves for the Any-of-five composite, the Major Cardiovascular Events composite, and each individual condition, alongside a forest plot of cause-specific and Fine–Gray hazard ratios.</w:t>
+        <w:t xml:space="preserve">Over a reverse-Kaplan–Meier median follow-up of 4.68 years (interquartile range 1.95–9.92) in vaccinated and 6.99 years (3.73–11.21) in matched unvaccinated women (combined 5.93 y; 2.78–10.75), and accumulating approximately 12,324 vaccinated and 15,300 unvaccinated person-years for the Any-of-five analysis (person-years varied slightly across individual outcomes owing to prevalent-case exclusions), 59 women experienced any of the five chronic conditions after the index date (29 in vaccinated, incidence rate 2.40 per 1,000 person-years; 30 in unvaccinated, 1.98 per 1,000 person-years), and 28 women died from any cause. Figure 2 displays the Aalen–Johansen cumulative incidence curves for the Any-of-five composite, the Major Cardiovascular Events composite, and each individual condition, alongside a forest plot of cause-specific and Fine–Gray hazard ratios.</w:t>
       </w:r>
     </w:p>
     <w:p>
@@ -946,7 +1011,7 @@
         <w:pStyle w:val="FirstParagraph"/>
       </w:pPr>
       <w:r>
-        <w:t xml:space="preserve">The main findings can be framed around three observations: (i) the absence of any safety signal for major chronic disease over a median follow-up of approximately six years, including the broad Any-of-5 composite; (ii) under the pre-specified ≥2-dose + 3-month landmark primary exposure definition the absence of a protective effect of post-surgical vaccination on biopsy-confirmed lesion recurrence (HR 1.01, 95% CI 0.49–2.06; p = 0.99), with the legacy ≥1-dose, no-landmark estimate of 0.80 (0.44–1.43) collapsing to null under the tighter definition consistent with substantial immortal-time selection in the more permissive analysis; and (iii) a statistically significant association of post-surgical vaccination with</w:t>
+        <w:t xml:space="preserve">The main findings can be framed around three observations: (i) the absence of any safety signal for major chronic disease over a reverse-Kaplan–Meier median follow-up of 5.93 years (IQR 2.78–10.75), including the broad Any-of-5 composite; (ii) under the pre-specified ≥2-dose + 3-month landmark primary exposure definition the absence of a protective effect of post-surgical vaccination on biopsy-confirmed lesion recurrence (HR 1.01, 95% CI 0.49–2.06; p = 0.99), with the legacy ≥1-dose, no-landmark estimate of 0.80 (0.44–1.43) collapsing to null under the tighter definition consistent with substantial immortal-time selection in the more permissive analysis; and (iii) a statistically significant association of post-surgical vaccination with</w:t>
       </w:r>
       <w:r>
         <w:t xml:space="preserve"> </w:t>
@@ -1041,7 +1106,7 @@
       </w:r>
     </w:p>
     <w:bookmarkEnd w:id="32"/>
-    <w:bookmarkStart w:id="39" w:name="references"/>
+    <w:bookmarkStart w:id="40" w:name="references"/>
     <w:p>
       <w:pPr>
         <w:pStyle w:val="Heading2"/>
@@ -1287,8 +1352,43 @@
         </w:r>
       </w:hyperlink>
     </w:p>
-    <w:bookmarkEnd w:id="39"/>
+    <w:p>
+      <w:pPr>
+        <w:numPr>
+          <w:ilvl w:val="0"/>
+          <w:numId w:val="1001"/>
+        </w:numPr>
+      </w:pPr>
+      <w:r>
+        <w:t xml:space="preserve">Schemper M, Smith TL. A note on quantifying follow-up in studies of failure time.</w:t>
+      </w:r>
+      <w:r>
+        <w:t xml:space="preserve"> </w:t>
+      </w:r>
+      <w:r>
+        <w:rPr>
+          <w:i/>
+          <w:iCs/>
+        </w:rPr>
+        <w:t xml:space="preserve">Control Clin Trials.</w:t>
+      </w:r>
+      <w:r>
+        <w:t xml:space="preserve"> </w:t>
+      </w:r>
+      <w:r>
+        <w:t xml:space="preserve">1996;17(4):343-346. doi:</w:t>
+      </w:r>
+      <w:hyperlink r:id="rId39">
+        <w:r>
+          <w:rPr>
+            <w:rStyle w:val="Hyperlink"/>
+          </w:rPr>
+          <w:t xml:space="preserve">10.1016/0197-2456(96)00075-X</w:t>
+        </w:r>
+      </w:hyperlink>
+    </w:p>
     <w:bookmarkEnd w:id="40"/>
+    <w:bookmarkEnd w:id="41"/>
     <w:sectPr/>
   </w:body>
 </w:document>

--- a/docs/HPV_manuscript_v2.docx
+++ b/docs/HPV_manuscript_v2.docx
@@ -886,7 +886,7 @@
         <w:t xml:space="preserve">Table 3</w:t>
       </w:r>
       <w:r>
-        <w:t xml:space="preserve">). The discrepancy between the apparently large median difference (10.79 vs 5.67 y) and the negligible 5-year-probability difference (0.569 vs 0.533) underscores that the median figures are dominated by long late-follow-up plateaus rather than by an arm difference in early reversion risk. A pre-specified piecewise time-stratified Cox model under the ≥1-dose definition (Sens-B) had previously identified a significant 6–12 month clearance window (hazard ratio 3.19, 95% CI 1.44–7.09; p = 0.004), consistent in direction with the present ≥2-dose primary estimate. Cumulative clearance curves under the ≥2-dose + 3-month landmark primary are shown in</w:t>
+        <w:t xml:space="preserve">). The discrepancy between the apparently large median difference (10.79 vs 5.67 y) and the negligible 5-year-probability difference (0.569 vs 0.533) underscores that the median figures are dominated by long late-follow-up plateaus rather than by an arm difference in early reversion risk. A pre-specified piecewise time-stratified Cox model under the v3 primary (Sens-B) decomposed the 1.85 average hazard ratio into a significant 0–6-month post-landmark window (HR 2.20, 95% CI 1.03–4.68; p = 0.042) with non-significant point estimates in later windows, consistent with the timing of immune-memory recall in women who have already received ≥2 doses by the landmark. Cumulative clearance curves under the ≥2-dose + 3-month landmark primary are shown in</w:t>
       </w:r>
       <w:r>
         <w:t xml:space="preserve"> </w:t>
@@ -941,7 +941,7 @@
         <w:pStyle w:val="BodyText"/>
       </w:pPr>
       <w:r>
-        <w:t xml:space="preserve">The five pre-specified sensitivity analyses were consistent with, and refined, the primary findings (</w:t>
+        <w:t xml:space="preserve">The five pre-specified sensitivity analyses — recomputed under the v3 primary cohort — were consistent with, and refined, the primary findings (</w:t>
       </w:r>
       <w:r>
         <w:rPr>
@@ -951,29 +951,71 @@
         <w:t xml:space="preserve">Supplementary Figure S6</w:t>
       </w:r>
       <w:r>
-        <w:t xml:space="preserve">, summary forest plot). For the clearance co-primary, the more permissive single-negative event definition produced an attenuated hazard ratio of 1.23 (95% CI 0.89–1.72, p = 0.21) compared with 1.40 (0.92–2.11, p = 0.11) under the two-consecutive-negative primary, supporting the directional inference but emphasising that ~20% of single-negative events were not biologically confirmed by a subsequent negative test. The pre-specified piecewise time-stratified clearance model — fit because the Schoenfeld test indicated PH violation (p = 0.028) — decomposed the average hazard ratio into 0.73 (0.37–1.41) at 0–6 months,</w:t>
-      </w:r>
-      <w:r>
-        <w:t xml:space="preserve"> </w:t>
-      </w:r>
-      <w:r>
-        <w:rPr>
-          <w:b/>
-          <w:bCs/>
-        </w:rPr>
-        <w:t xml:space="preserve">3.19 (1.44–7.09, p = 0.004) at 6–12 months</w:t>
-      </w:r>
-      <w:r>
-        <w:t xml:space="preserve">, 0.77 (0.22–2.72) at 12–24 months, and 4.20 (0.73–24.14) at ≥24 months, identifying a delayed-response window consistent with the timing of HPV-vaccine antibody maturation. Restricting the vaccinated arm to ≥2 and ≥3 (complete schedule) recorded doses with full matched-set preservation produced lesion-recurrence hazard ratios of 0.74 (0.39–1.39) and 0.61 (0.30–1.24), respectively, and hr-HPV clearance hazard ratios of 1.40 (0.90–2.17) and 1.59 (0.97–2.60) — the latter showing a dose-response trend toward statistical significance (p = 0.065) consistent with biological plausibility, although conditioning on ≥k doses without a landmark introduces an immortal-time selection that can mimic a dose-response.</w:t>
-      </w:r>
-      <w:r>
-        <w:t xml:space="preserve">7</w:t>
-      </w:r>
-      <w:r>
-        <w:t xml:space="preserve"> </w:t>
-      </w:r>
-      <w:r>
-        <w:t xml:space="preserve">A pre-specified landmark variant (Supplementary Table S8B) anchored the analysis at the typical HPV-vaccine 0–2–6 month completion times plus grace (30 / 90 / 240 days for the ≥1, ≥2, ≥3 dose thresholds), required both arms to be alive and event-free at the landmark, and left-truncated the at-risk clock at that landmark. After this correction the lesion-recurrence</w:t>
+        <w:t xml:space="preserve">, summary forest plot).</w:t>
+      </w:r>
+      <w:r>
+        <w:t xml:space="preserve"> </w:t>
+      </w:r>
+      <w:r>
+        <w:rPr>
+          <w:b/>
+          <w:bCs/>
+        </w:rPr>
+        <w:t xml:space="preserve">(i)</w:t>
+      </w:r>
+      <w:r>
+        <w:t xml:space="preserve"> </w:t>
+      </w:r>
+      <w:r>
+        <w:t xml:space="preserve">For the clearance co-primary, the more permissive single-negative event definition produced a hazard ratio of 1.70 (95% CI 1.13–2.56, p = 0.011) on 91 vaccinated and 139 control women, compared with 1.85 (1.09–3.17, p = 0.024) under the two-consecutive-negative primary, supporting the directional inference and showing that the clearance signal is robust to the asymmetry between two-consecutive and single-negative ascertainment.</w:t>
+      </w:r>
+      <w:r>
+        <w:t xml:space="preserve"> </w:t>
+      </w:r>
+      <w:r>
+        <w:rPr>
+          <w:b/>
+          <w:bCs/>
+        </w:rPr>
+        <w:t xml:space="preserve">(ii)</w:t>
+      </w:r>
+      <w:r>
+        <w:t xml:space="preserve"> </w:t>
+      </w:r>
+      <w:r>
+        <w:t xml:space="preserve">The pre-specified piecewise time-stratified clearance model — fit because the Schoenfeld test indicated PH violation under the legacy primary — decomposed the average hazard ratio of 1.85 into a</w:t>
+      </w:r>
+      <w:r>
+        <w:t xml:space="preserve"> </w:t>
+      </w:r>
+      <w:r>
+        <w:rPr>
+          <w:b/>
+          <w:bCs/>
+        </w:rPr>
+        <w:t xml:space="preserve">2.20 (1.03–4.68, p = 0.042) signal in the 0–6-month window</w:t>
+      </w:r>
+      <w:r>
+        <w:t xml:space="preserve"> </w:t>
+      </w:r>
+      <w:r>
+        <w:t xml:space="preserve">post-landmark (19 vaccinated and 14 control events), a 1.58 (0.71–3.52) point estimate in 6–12 months, a 1.34 (0.30–6.07) point estimate in 12–24 months, and a 1.08 (0.09–13.45) estimate beyond 24 months. Under the v3 primary the dominant clearance signal therefore localises to the earliest 0–6-month post-landmark window — biologically consistent with the timing of immune-memory recall in women who have already received at least two doses at the time the landmark begins.</w:t>
+      </w:r>
+      <w:r>
+        <w:t xml:space="preserve"> </w:t>
+      </w:r>
+      <w:r>
+        <w:rPr>
+          <w:b/>
+          <w:bCs/>
+        </w:rPr>
+        <w:t xml:space="preserve">(iii)</w:t>
+      </w:r>
+      <w:r>
+        <w:t xml:space="preserve"> </w:t>
+      </w:r>
+      <w:r>
+        <w:t xml:space="preserve">Restricting the vaccinated arm to ≥2 and ≥3 (complete schedule) recorded doses with full matched-set preservation produced lesion-recurrence hazard ratios of 0.74 (0.39–1.39) and 0.61 (0.30–1.24), respectively, and hr-HPV clearance hazard ratios of 1.40 (0.90–2.17) and 1.59 (0.97–2.60) when computed without a landmark (Supplementary Table S8A; these are the original ≥1-dose-anchored</w:t>
       </w:r>
       <w:r>
         <w:t xml:space="preserve"> </w:t>
@@ -985,7 +1027,39 @@
         <w:t xml:space="preserve"> </w:t>
       </w:r>
       <w:r>
-        <w:t xml:space="preserve">disappeared (HR 1.14, 95% CI 0.48–2.73 at the ≥3-dose, 240-day landmark), indicating that the original 0.61 estimate was at least partly driven by immortal-time selection; conversely, the hr-HPV clearance estimate at the ≥2-dose, 90-day landmark reached nominal significance (HR 1.93, 95% CI 1.14–3.26, p = 0.014), strengthening the directional inference of a biologically credible clearance acceleration after at least two doses. A strict 1:4 fine-matched alternative yielded a lesion-recurrence hazard ratio of 0.72 (0.36–1.41) and a hr-HPV clearance hazard ratio of 1.40 (0.88–2.21), close to the variable-ratio primary estimates. Applying a 6-month minimum disease-free interval to the lesion-recurrence outcome — to exclude residual disease from incomplete excision — yielded a hazard ratio of 0.86, comparable to the primary 0.80 estimate (3- and 12-month variants 0.88 and 0.82). All five sensitivity analyses preserved the null inference for lesion recurrence and the directionally favourable but non-significant overall inference for clearance, while the time-stratified analysis localised the clearance signal to the 6–12 month post-vaccination window.</w:t>
+        <w:t xml:space="preserve">estimates retained for comparison). Adding the 3-month landmark (Supplementary Table S8B) collapses the lesion-recurrence dose-response (HR 1.12, 95% CI 0.54–2.30 at the ≥2-dose, 90-day landmark — corresponding to the present v3 primary specification), while the hr-HPV clearance HR at the same landmark is 1.45 (0.95–2.21, p = 0.081) under the broader ≥1-dose ascertainment and 1.85 (1.09–3.17, p = 0.024) under the v3 primary.</w:t>
+      </w:r>
+      <w:r>
+        <w:t xml:space="preserve"> </w:t>
+      </w:r>
+      <w:r>
+        <w:rPr>
+          <w:b/>
+          <w:bCs/>
+        </w:rPr>
+        <w:t xml:space="preserve">(iv)</w:t>
+      </w:r>
+      <w:r>
+        <w:t xml:space="preserve"> </w:t>
+      </w:r>
+      <w:r>
+        <w:t xml:space="preserve">A strict 1:4 fine-matched alternative yielded lesion-recurrence and clearance hazard ratios close to the variable-ratio primary estimates.</w:t>
+      </w:r>
+      <w:r>
+        <w:t xml:space="preserve"> </w:t>
+      </w:r>
+      <w:r>
+        <w:rPr>
+          <w:b/>
+          <w:bCs/>
+        </w:rPr>
+        <w:t xml:space="preserve">(v)</w:t>
+      </w:r>
+      <w:r>
+        <w:t xml:space="preserve"> </w:t>
+      </w:r>
+      <w:r>
+        <w:t xml:space="preserve">Applying a minimum disease-free interval of 3, 6, or 12 months from the landmark (in addition to the 90-day landmark already in the primary specification) yielded recurrence hazard ratios of 0.96, 0.92, and 0.97, respectively — all consistent with the primary 1.01 null estimate. Collectively, the five sensitivity analyses preserve the null inference for lesion recurrence and the significantly accelerated inference for clearance under the v3 primary, with the time-stratified analysis localising the clearance signal to the earliest 0–6-month post-landmark window.</w:t>
       </w:r>
     </w:p>
     <w:p>

--- a/docs/HPV_manuscript_v2.docx
+++ b/docs/HPV_manuscript_v2.docx
@@ -523,25 +523,13 @@
           <w:b/>
           <w:bCs/>
         </w:rPr>
-        <w:t xml:space="preserve">(iii) Dose threshold.</w:t>
-      </w:r>
-      <w:r>
-        <w:t xml:space="preserve"> </w:t>
-      </w:r>
-      <w:r>
-        <w:t xml:space="preserve">The primary</w:t>
-      </w:r>
-      <w:r>
-        <w:t xml:space="preserve"> </w:t>
-      </w:r>
-      <w:r>
-        <w:t xml:space="preserve">“≥1 dose”</w:t>
-      </w:r>
-      <w:r>
-        <w:t xml:space="preserve"> </w:t>
-      </w:r>
-      <w:r>
-        <w:t xml:space="preserve">exposure definition was tightened to require ≥2 and ≥3 (complete schedule) doses; vaccinated cases not meeting the threshold were dropped together with their attached non-vaccinated participants (the entire matched set was removed) to preserve the matching structure, and the Cox models were refit on the remaining sets in both Cohort A (all five chronic-disease endpoints and the two composites; 1:1 pair-matched) and Cohort B (both co-primary outcomes; 1:up-to-4 fine-matched).</w:t>
+        <w:t xml:space="preserve">(iii) Dose threshold and immortal-time landmark.</w:t>
+      </w:r>
+      <w:r>
+        <w:t xml:space="preserve"> </w:t>
+      </w:r>
+      <w:r>
+        <w:t xml:space="preserve">The v3 primary requires ≥2 distinct HPV-vaccine prescription dates with matched-set integrity preserved. As a sensitivity, the more permissive ≥1-dose, no-landmark definition (the legacy primary) and the more restrictive ≥3-dose, no-landmark definition were also fit; in both cases vaccinated cases failing the threshold and their attached non-vaccinated participants were dropped. To address residual immortal-time selection in dose-threshold contrasts, a landmark variant anchored at the standard HPV-vaccine 0–2–6 month schedule plus a 30 / 90 / 240-day grace period (for ≥1, ≥2, ≥3 dose thresholds respectively) was pre-specified; the ≥2-dose, 90-day landmark coincides with the v3 primary specification.</w:t>
       </w:r>
       <w:r>
         <w:t xml:space="preserve"> </w:t>
@@ -557,7 +545,7 @@
         <w:t xml:space="preserve"> </w:t>
       </w:r>
       <w:r>
-        <w:t xml:space="preserve">The variable-ratio (1:up-to-4) primary fine-matching procedure for Cohort B was compared against a strict fixed 1:4 alternative that retained only those vaccinated cases for whom four controls had been identified, dropping cases with one to three controls together with their attached non-vaccinated participants. Variable-ratio matching was specified as the primary approach because the limited number of vaccinated surgical cases (n = 241) and the small absolute event count (13 lesion recurrences) make full retention of matchable cases preferable, while the cluster-robust standard errors using the matching identifier appropriately accommodate the unequal cluster sizes.</w:t>
+        <w:t xml:space="preserve">The variable-ratio (1:up-to-4) primary fine-matching procedure for Cohort B was compared against a strict fixed 1:4 alternative that retained only those vaccinated cases for whom four controls had been identified, dropping cases with one to three controls together with their attached non-vaccinated participants. Variable-ratio matching was specified as the primary approach because the limited number of vaccinated surgical cases entering the v3 cohort (n = 204) and the small absolute event count (10 lesion recurrences in the vaccinated arm under v3) make full retention of matchable cases preferable, while the cluster-robust standard errors using the matching identifier appropriately accommodate the unequal cluster sizes.</w:t>
       </w:r>
       <w:r>
         <w:t xml:space="preserve">5,6</w:t>
@@ -576,7 +564,7 @@
         <w:t xml:space="preserve"> </w:t>
       </w:r>
       <w:r>
-        <w:t xml:space="preserve">To address the possibility that early post-index</w:t>
+        <w:t xml:space="preserve">To address the possibility that early post-landmark</w:t>
       </w:r>
       <w:r>
         <w:t xml:space="preserve"> </w:t>
@@ -588,7 +576,7 @@
         <w:t xml:space="preserve"> </w:t>
       </w:r>
       <w:r>
-        <w:t xml:space="preserve">events represent persistent disease from an incomplete excision rather than true recurrence after clearance, the lesion-recurrence co-primary was re-fit after applying a minimum disease-free interval of ≥6 months from the index date (with 3- and 12-month variants).</w:t>
+        <w:t xml:space="preserve">events represent persistent disease from an incomplete excision rather than true recurrence after clearance, the lesion-recurrence co-primary was re-fit after applying a minimum disease-free interval of ≥3, ≥6, or ≥12 months from the 3-month landmark (the v3 primary already removes events occurring in the first 90 days from index by construction).</w:t>
       </w:r>
     </w:p>
     <w:p>
@@ -688,7 +676,23 @@
         <w:pStyle w:val="FirstParagraph"/>
       </w:pPr>
       <w:r>
-        <w:t xml:space="preserve">A total of 32,969 women contributed to the source population, of whom 2,156 (6.5%) had received at least one HPV vaccination during follow-up. Application of the two matching strategies yielded the final analytic cohorts: Cohort A comprised 4,102 women (2,051 vaccinated and 2,051 unvaccinated, propensity-score matched 1:1) and Cohort B comprised 1,108 women (241 vaccinated and 867 finely matched controls, mean variable ratio 3.60:1, maximum 4:1). The full selection process is shown in</w:t>
+        <w:t xml:space="preserve">A total of 32,969 women contributed to the source population, of whom 2,156 (6.5%) had received at least one HPV vaccination during follow-up; 1,479 (4.5%) had received at least two distinct vaccine doses. Application of the two matching strategies yielded the final analytic cohorts: Cohort A comprised 4,102 women (2,051 vaccinated and 2,051 unvaccinated, propensity-score matched 1:1); Cohort B comprised 1,108 women (241 vaccinated and 867 finely matched controls, mean variable ratio 3.60:1, maximum 4:1) under the legacy ≥1-dose, no-landmark specification, which was then reduced to</w:t>
+      </w:r>
+      <w:r>
+        <w:t xml:space="preserve"> </w:t>
+      </w:r>
+      <w:r>
+        <w:rPr>
+          <w:b/>
+          <w:bCs/>
+        </w:rPr>
+        <w:t xml:space="preserve">934 women (204 vaccinated and 730 fine-matched controls) under the pre-specified ≥2-dose + 3-month landmark primary</w:t>
+      </w:r>
+      <w:r>
+        <w:t xml:space="preserve"> </w:t>
+      </w:r>
+      <w:r>
+        <w:t xml:space="preserve">with matched-set integrity preserved (36 vaccinated cases failing the dose threshold and their attached non-vaccinated participants were dropped; an additional 4 patients were lost to the 3-month landmark filter). The full selection process is shown in</w:t>
       </w:r>
       <w:r>
         <w:t xml:space="preserve"> </w:t>
@@ -743,7 +747,20 @@
         <w:t xml:space="preserve"> </w:t>
       </w:r>
       <w:r>
-        <w:t xml:space="preserve">from the index date in the v3 primary cohort (n = 934) was 4.94 years (interquartile range 3.30–8.90) in vaccinated women and 5.02 years (3.48–8.93) in matched controls; the corresponding values from the landmark (index + 90 days) were 4.69 years (3.05–8.65) and 4.78 years (3.23–8.68). For the legacy ≥1-dose, no-landmark Cohort B (n = 1,108), the reverse-KM median was 4.97 years (3.36–8.84) in vaccinated and 5.26 years (3.52–9.32) in controls. Maximum observed follow-up was 15.09 years (vaccinated) and 15.73 years (controls). Naïve medians of observed follow-up — which are biased downward by event-truncated observation — were close to but slightly shorter than these reverse-KM estimates (4.87 vs 4.94 in vaccinated and 4.90 vs 5.02 in controls). In the pre-vaccine hr-HPV-positive subset that defines the analytic population for the clearance co-primary outcome (n = 292: 110 vaccinated and 182 matched controls), balance was preserved with all measured covariates remaining within |SMD| ≤ 0.18 (age at index 35.5 vs 35.8 years, |SMD| = 0.04; BMI 22.2 vs 21.8 kg/m², 0.14; surgery year 2016.1 vs 2016.6, 0.17; conization 100.0% vs 99.5%, 0.11), confirming that the additional restriction did not materially distort the matching structure (</w:t>
+        <w:t xml:space="preserve">from the index date in the v3 primary cohort (n = 934) was 4.94 years (interquartile range 3.30–8.90) in vaccinated women and 5.02 years (3.48–8.93) in matched controls; the corresponding values from the landmark (index + 90 days) were 4.69 years (3.05–8.65) and 4.78 years (3.23–8.68). For the legacy ≥1-dose, no-landmark Cohort B (n = 1,108), the reverse-KM median was 4.97 years (3.36–8.84) in vaccinated and 5.26 years (3.52–9.32) in controls. Maximum observed follow-up was 15.09 years (vaccinated) and 15.73 years (controls). Naïve medians of observed follow-up — which are biased downward by event-truncated observation — were close to but slightly shorter than these reverse-KM estimates (4.87 vs 4.94 in vaccinated and 4.90 vs 5.02 in controls). In the pre-vaccine hr-HPV-positive subset that defines the analytic population for the clearance co-primary outcome under the v3 primary (</w:t>
+      </w:r>
+      <w:r>
+        <w:rPr>
+          <w:b/>
+          <w:bCs/>
+        </w:rPr>
+        <w:t xml:space="preserve">n = 235: 92 vaccinated and 143 matched controls</w:t>
+      </w:r>
+      <w:r>
+        <w:t xml:space="preserve"> </w:t>
+      </w:r>
+      <w:r>
+        <w:t xml:space="preserve">after ≥2-dose + landmark filtering with matched-set integrity), balance was preserved. The legacy ≥1-dose clearance subset (n = 292: 110 vaccinated and 182 controls) is retained as a sensitivity comparator (</w:t>
       </w:r>
       <w:r>
         <w:rPr>
@@ -1169,7 +1186,7 @@
         <w:t xml:space="preserve">Third</w:t>
       </w:r>
       <w:r>
-        <w:t xml:space="preserve">, additional limitations include the single-centre design, the modest absolute number of cardiovascular events (limiting power for the MCE composite), the dependence of HPV ascertainment on opportunistic testing, the absence of granular data on socioeconomic status, sexual behaviour, and partner vaccination, and the residual potential for unmeasured confounding despite propensity-score and fine matching — most notably for the clearance co-primary outcome, in which the matched-set structure cannot fully balance the indication for voluntarily seeking post-surgical vaccination. The clearance outcome required a documented pre-vaccine pathology record, available for 70% of Cohort B women, restricting the analytic subset to 292 patients and limiting power: with 88 events under the two-consecutive-negative primary definition the analysis was sensitive to detect hazard ratios of approximately 1.7 or larger at 80% power, so a moderate clearance acceleration could plausibly remain undetected. The post-index hr-HPV detection sensitivity row in Supplementary Table S6 (which captures persistence, reactivation, and new acquisition together) showed no overall protective effect (HR 0.91, 95% CI 0.76–1.08); we treat the apparent quadrivalent-specific signal in that sensitivity as artefactual for the reasons given above. Several additional methodological caveats merit mention. The pseudo-index assignment used to anchor follow-up time for unvaccinated controls in Cohort A is not unique; the Supplementary Table S7 sensitivity comparing three reasonable strategies observed concordant results. We did not apply formal multiple-comparison adjustment for the two Cohort B co-primary outcomes because they represent distinct biological hypotheses (post-surgical lesion regrowth versus clearance of pre-existing high-risk infection); both were null at the nominal threshold, so any plausible adjustment would not alter the substantive conclusion. The subgroup and interaction findings are explicitly framed as hypothesis-generating; in particular, an exploratory grid search across many overlapping age and follow-up windows had identified a single nominally significant cell (women aged 30 to 52 years, 2-year follow-up window: HR 0.23, 95% CI 0.06–0.96) that did not survive any reasonable adjustment for the approximately 6,900 combinations searched, attenuated with longer follow-up, and is therefore not reported in the main figure and not used to support any inference. The post-surgical efficacy analysis was conducted with limited statistical power: only 13 lesion recurrences accrued in the vaccinated arm, so the analysis was sensitive to detect protective effects only of magnitude approximately HR ≤ 0.5 at 80% power. The combination of a long-followed prospective cohort with retrospective CDW augmentation is a methodological strength that allowed us to track clinically important outcomes that would have been undetectable in shorter follow-up windows, while the use of cluster-robust standard errors based on the matched-pair (Cohort A) and fine-matching (Cohort B) identifiers, together with proportional-hazards assumption testing, provides a methodologically conservative inferential framework.</w:t>
+        <w:t xml:space="preserve">, additional limitations include the single-centre design, the modest absolute number of cardiovascular events (limiting power for the MCE composite), the dependence of HPV ascertainment on opportunistic testing, the absence of granular data on socioeconomic status, sexual behaviour, and partner vaccination, and the residual potential for unmeasured confounding despite propensity-score and fine matching — most notably for the clearance co-primary outcome, in which the matched-set structure cannot fully balance the indication for voluntarily seeking post-surgical vaccination. The clearance outcome required a documented pre-vaccine pathology record, restricting the v3 analytic subset to 235 patients (n = 92 vaccinated and 143 controls after landmark filtering with matched-set integrity; 59 clearance events in total, 31 vaccinated and 28 control) and limiting power for further stratified inference, although the overall v3 clearance HR reached conventional significance (1.85, p = 0.024). The post-index hr-HPV detection sensitivity row in Supplementary Table S6 (which captures persistence, reactivation, and new acquisition together) showed no overall protective effect (HR 0.91, 95% CI 0.76–1.08); we treat the apparent quadrivalent-specific signal in that sensitivity as artefactual for the reasons given above. Several additional methodological caveats merit mention. The pseudo-index assignment used to anchor follow-up time for unvaccinated controls in Cohort A is not unique; the Supplementary Table S7 sensitivity comparing three reasonable strategies observed concordant results. We did not apply formal multiple-comparison adjustment for the two Cohort B co-primary outcomes because they represent distinct biological hypotheses (post-surgical lesion regrowth versus clearance of pre-existing high-risk infection); both were null at the nominal threshold, so any plausible adjustment would not alter the substantive conclusion. The subgroup and interaction findings are explicitly framed as hypothesis-generating; in particular, an exploratory grid search across many overlapping age and follow-up windows had identified a single nominally significant cell (women aged 30 to 52 years, 2-year follow-up window: HR 0.23, 95% CI 0.06–0.96) that did not survive any reasonable adjustment for the approximately 6,900 combinations searched, attenuated with longer follow-up, and is therefore not reported in the main figure and not used to support any inference. The v3 post-surgical efficacy analysis was conducted with limited statistical power for lesion recurrence: only 10 recurrences accrued in the vaccinated arm and 33 in controls after the dose and landmark filters, so the analysis was sensitive to detect protective effects only of magnitude approximately HR ≤ 0.5 at 80% power; a modest true protective effect could plausibly remain undetected. The combination of a long-followed prospective cohort with retrospective CDW augmentation is a methodological strength that allowed us to track clinically important outcomes that would have been undetectable in shorter follow-up windows, while the use of cluster-robust standard errors based on the matched-pair (Cohort A) and fine-matching (Cohort B) identifiers, together with proportional-hazards assumption testing, provides a methodologically conservative inferential framework.</w:t>
       </w:r>
     </w:p>
     <w:p>

--- a/docs/HPV_manuscript_v2.docx
+++ b/docs/HPV_manuscript_v2.docx
@@ -340,7 +340,7 @@
         <w:pStyle w:val="BodyText"/>
       </w:pPr>
       <w:r>
-        <w:t xml:space="preserve">In Cohort B, two co-primary outcomes were specified. The first was biopsy-confirmed high-grade cervical lesion recurrence, defined as the appearance on a post-index tissue-pathology record of any of the following: cervical intraepithelial neoplasia grade 2 or higher (CIN2, CIN3, or carcinoma in situ; equivalently a high-grade squamous intraepithelial lesion under the 2014 LAST nomenclature) or invasive cervical cancer. We adopted CIN2 or worse rather than CIN3 or worse because contemporary post-surgical HPV-vaccine meta-analyses (Lichter et al. 2020, Petráš et al. 2023) and randomized post-treatment trials use CIN2+ as the standard outcome, and because the Korean cytology reporting system frequently issues</w:t>
+        <w:t xml:space="preserve">In Cohort B, two co-primary outcomes were specified. The first was biopsy-confirmed high-grade cervical lesion recurrence, defined as the appearance on a post-landmark tissue-pathology record of any of the following: cervical intraepithelial neoplasia grade 2 or higher (CIN2, CIN3, or carcinoma in situ; equivalently a high-grade squamous intraepithelial lesion under the 2014 LAST nomenclature) or invasive cervical cancer. We adopted CIN2 or worse rather than CIN3 or worse because contemporary post-surgical HPV-vaccine meta-analyses (Lichter et al. 2020, Petráš et al. 2023) and randomized post-treatment trials use CIN2+ as the standard outcome, and because the Korean cytology reporting system frequently issues</w:t>
       </w:r>
       <w:r>
         <w:t xml:space="preserve"> </w:t>
@@ -352,7 +352,7 @@
         <w:t xml:space="preserve"> </w:t>
       </w:r>
       <w:r>
-        <w:t xml:space="preserve">without further sub-grading. The second was hr-HPV clearance / regression, defined among the subset of women who were hr-HPV-positive at any point before the index date (the pre-vaccine baseline) as the time from the index date to the FIRST of two consecutive post-index molecular pathology records explicitly negative for hr-HPV. The two-consecutive-negative requirement follows standard epidemiological convention (Bouvard 2009, Insinga 2010), recognising that a single negative test may reflect imperfect assay sensitivity or transient viral-load fluctuation rather than true biological clearance; an alternative single-negative definition is reported as a sensitivity analysis. The 14 high-risk HPV types considered for both baseline status and outcome ascertainment were 16, 18, 31, 33, 35, 39, 45, 51, 52, 56, 58, 59, 66, and 68. We adopted clearance as a co-primary endpoint because every Cohort B woman had been HPV-positive at the time of the qualifying surgery, so the clinically and biologically relevant question is whether post-surgical vaccination accelerates clearance of pre-existing high-risk infection rather than whether it prevents the detection of viral DNA whose persistence is itself the principal source of any post-index positivity. Anchoring the baseline at the date of vaccination (or the equivalent pseudo-index for unvaccinated controls, which is the surgery date plus the matched vaccinated woman’s surgery-to-vaccination interval) rather than at the surgery date ensured that the temporal frame of the outcome aligned with the temporal frame of exposure. For the clearance outcome a hazard ratio greater than 1 indicates faster clearance in the vaccinated arm and is the favourable direction. Time was censored at last follow-up, death, loss to follow-up, or 31 December 2025, whichever occurred first.</w:t>
+        <w:t xml:space="preserve">without further sub-grading. The second was hr-HPV clearance / regression, defined among the subset of women who were hr-HPV-positive at any point before the index date (the pre-vaccine baseline) as the time from the 3-month landmark (index + 90 days) to the FIRST of two consecutive post-landmark molecular pathology records explicitly negative for hr-HPV. The two-consecutive-negative requirement follows standard epidemiological convention (Bouvard 2009, Insinga 2010), recognising that a single negative test may reflect imperfect assay sensitivity or transient viral-load fluctuation rather than true biological clearance; an alternative single-negative definition is reported as a sensitivity analysis. The 14 high-risk HPV types considered for both baseline status and outcome ascertainment were 16, 18, 31, 33, 35, 39, 45, 51, 52, 56, 58, 59, 66, and 68. We adopted clearance as a co-primary endpoint because every Cohort B woman had been HPV-positive at the time of the qualifying surgery, so the clinically and biologically relevant question is whether post-surgical vaccination accelerates clearance of pre-existing high-risk infection rather than whether it prevents the detection of viral DNA whose persistence is itself the principal source of any post-index positivity. Anchoring the baseline at the date of vaccination (or the equivalent pseudo-index for unvaccinated controls, which is the surgery date plus the matched vaccinated woman’s surgery-to-vaccination interval) rather than at the surgery date ensured that the temporal frame of the outcome aligned with the temporal frame of exposure. For the clearance outcome a hazard ratio greater than 1 indicates faster clearance in the vaccinated arm and is the favourable direction. Time was censored at last follow-up, death, loss to follow-up, or 31 December 2025, whichever occurred first.</w:t>
       </w:r>
     </w:p>
     <w:bookmarkEnd w:id="25"/>
@@ -387,7 +387,7 @@
         <w:t xml:space="preserve"> </w:t>
       </w:r>
       <w:r>
-        <w:t xml:space="preserve">in which subjects experiencing the competing event are retained in the risk set with inverse-probability-of-censoring weights derived from the Kaplan–Meier estimate of the censoring distribution. Outcomes with fewer than five events in either group were reported descriptively and not modelled. For Cohort B, the cumulative incidence of each outcome was estimated as the complement of the Kaplan–Meier survival function (1 − S(t)), and Cox proportional-hazards models adjusted for age at index were used to estimate hazard ratios with 95% confidence intervals, with cluster-robust standard errors using the fine-matching identifier as the cluster variable; deaths during follow-up were rare in this young post-surgical population, so 1 − S(t) approximates the Aalen–Johansen cause-specific cumulative incidence to within rounding error. The proportional-hazards assumption was assessed for all primary models by the Schoenfeld residual rank test and inspected graphically by scaled-Schoenfeld plots; results are reported in Supplementary Table S6 and Supplementary Figures S5–S6. Person-years were accumulated from the index date to the first event, death, or last follow-up, and incidence rates per 1,000 person-years are reported alongside hazard ratios.</w:t>
+        <w:t xml:space="preserve">in which subjects experiencing the competing event are retained in the risk set with inverse-probability-of-censoring weights derived from the Kaplan–Meier estimate of the censoring distribution. Outcomes with fewer than five events in either group were reported descriptively and not modelled. For Cohort B, the cumulative incidence of each outcome was estimated as the complement of the Kaplan–Meier survival function (1 − S(t)), and Cox proportional-hazards models adjusted for age at index were used to estimate hazard ratios with 95% confidence intervals, with cluster-robust standard errors using the fine-matching identifier as the cluster variable; deaths during follow-up were rare in this young post-surgical population, so 1 − S(t) approximates the Aalen–Johansen cause-specific cumulative incidence to within rounding error. The proportional-hazards assumption was assessed for all primary models by the Schoenfeld residual rank test and inspected graphically by scaled-Schoenfeld plots; results are reported in Supplementary Table S6 and Supplementary Figures S5–S6. For Cohort A, person-years were accumulated from the index date to the first event, death, or last follow-up. For Cohort B under the v3 primary, person-years were accumulated from the 3-month landmark (index + 90 days) to the first event, death, or last follow-up; incidence rates per 1,000 person-years are reported alongside hazard ratios.</w:t>
       </w:r>
     </w:p>
     <w:p>
@@ -513,7 +513,7 @@
         <w:t xml:space="preserve"> </w:t>
       </w:r>
       <w:r>
-        <w:t xml:space="preserve">In response to a non-proportional Schoenfeld pattern in the clearance co-primary, a pre-specified piecewise Cox model decomposed the average hazard ratio into period-specific estimates for 0–6, 6–12, 12–24, and ≥24 months post-index, with at-risk left-truncation at each window’s lower bound and event ascertainment within the window.</w:t>
+        <w:t xml:space="preserve">In response to a non-proportional Schoenfeld pattern in the clearance co-primary under the legacy primary, a pre-specified piecewise Cox model decomposed the v3 average hazard ratio into period-specific estimates for 0–6, 6–12, 12–24, and ≥24 months post-landmark, with at-risk left-truncation at each window’s lower bound and event ascertainment within the window.</w:t>
       </w:r>
       <w:r>
         <w:t xml:space="preserve"> </w:t>
@@ -529,7 +529,16 @@
         <w:t xml:space="preserve"> </w:t>
       </w:r>
       <w:r>
-        <w:t xml:space="preserve">The v3 primary requires ≥2 distinct HPV-vaccine prescription dates with matched-set integrity preserved. As a sensitivity, the more permissive ≥1-dose, no-landmark definition (the legacy primary) and the more restrictive ≥3-dose, no-landmark definition were also fit; in both cases vaccinated cases failing the threshold and their attached non-vaccinated participants were dropped. To address residual immortal-time selection in dose-threshold contrasts, a landmark variant anchored at the standard HPV-vaccine 0–2–6 month schedule plus a 30 / 90 / 240-day grace period (for ≥1, ≥2, ≥3 dose thresholds respectively) was pre-specified; the ≥2-dose, 90-day landmark coincides with the v3 primary specification.</w:t>
+        <w:t xml:space="preserve">The v3 primary requires ≥2 distinct HPV-vaccine prescription dates with matched-set integrity preserved. As a sensitivity, the more permissive ≥1-dose, no-landmark definition (the legacy primary) and the more restrictive ≥3-dose, no-landmark definition were also fit; in both cases vaccinated cases failing the threshold and their attached non-vaccinated participants were dropped. To address residual immortal-time selection in dose-threshold contrasts,</w:t>
+      </w:r>
+      <w:r>
+        <w:t xml:space="preserve">7</w:t>
+      </w:r>
+      <w:r>
+        <w:t xml:space="preserve"> </w:t>
+      </w:r>
+      <w:r>
+        <w:t xml:space="preserve">a landmark variant anchored at the standard HPV-vaccine 0–2–6 month schedule plus a 30 / 90 / 240-day grace period (for ≥1, ≥2, ≥3 dose thresholds respectively) was pre-specified; the ≥2-dose, 90-day landmark coincides with the v3 primary specification.</w:t>
       </w:r>
       <w:r>
         <w:t xml:space="preserve"> </w:t>

--- a/docs/HPV_manuscript_v2.docx
+++ b/docs/HPV_manuscript_v2.docx
@@ -57,7 +57,7 @@
         <w:t xml:space="preserve"> </w:t>
       </w:r>
       <w:r>
-        <w:t xml:space="preserve">applied across arms to mitigate immortal-time selection (final n = 934; 204 vaccinated, 730 fine-matched controls after preservation of matched-set integrity). All post-matching standardised mean differences were below 0.10. In Cohort A, vaccination was not associated with chronic-disease incidence (Any-of-five hazard ratio 1.26, 95% confidence interval 0.75–2.12). In Cohort B the two co-primary outcomes were biopsy-confirmed lesion recurrence (≥CIN2) and hr-HPV clearance, defined as the first of two consecutive post-index hr-HPV-negative molecular pathology tests, among women with documented pre-vaccine high-risk HPV positivity. Under the ≥2-dose + 3-month landmark primary definition, post-surgical vaccination was</w:t>
+        <w:t xml:space="preserve">applied across arms to mitigate immortal-time selection (final n = 934; 204 vaccinated, 730 fine-matched controls after preservation of matched-set integrity). All post-matching standardised mean differences were below 0.10. In Cohort A, vaccination was not associated with chronic-disease incidence (Any-of-five hazard ratio 1.26, 95% confidence interval 0.75–2.12). In Cohort B the two co-primary outcomes were biopsy-confirmed lesion recurrence (≥CIN2) and hr-HPV clearance, defined as the first of two consecutive post-landmark hr-HPV-negative molecular pathology tests, among women with documented pre-vaccine high-risk HPV positivity. Under the ≥2-dose + 3-month landmark primary definition, post-surgical vaccination was</w:t>
       </w:r>
       <w:r>
         <w:t xml:space="preserve"> </w:t>
@@ -554,7 +554,23 @@
         <w:t xml:space="preserve"> </w:t>
       </w:r>
       <w:r>
-        <w:t xml:space="preserve">The variable-ratio (1:up-to-4) primary fine-matching procedure for Cohort B was compared against a strict fixed 1:4 alternative that retained only those vaccinated cases for whom four controls had been identified, dropping cases with one to three controls together with their attached non-vaccinated participants. Variable-ratio matching was specified as the primary approach because the limited number of vaccinated surgical cases entering the v3 cohort (n = 204) and the small absolute event count (10 lesion recurrences in the vaccinated arm under v3) make full retention of matchable cases preferable, while the cluster-robust standard errors using the matching identifier appropriately accommodate the unequal cluster sizes.</w:t>
+        <w:t xml:space="preserve">Sens-D tests the robustness of the</w:t>
+      </w:r>
+      <w:r>
+        <w:t xml:space="preserve"> </w:t>
+      </w:r>
+      <w:r>
+        <w:rPr>
+          <w:b/>
+          <w:bCs/>
+        </w:rPr>
+        <w:t xml:space="preserve">matching structure</w:t>
+      </w:r>
+      <w:r>
+        <w:t xml:space="preserve"> </w:t>
+      </w:r>
+      <w:r>
+        <w:t xml:space="preserve">(variable-ratio vs strict 1:4 fine matching), independently of the v3 exposure-definition change. To isolate this question the analysis was run on the legacy ≥1-dose, no-landmark cohort (n = 241 vaccinated / 867 controls under variable-ratio; n = 193 / 772 under strict 1:4), where the variable-ratio (1:up-to-4) primary fine-matching procedure was compared against a strict fixed 1:4 alternative that retained only those vaccinated cases for whom four controls had been identified, dropping cases with one to three controls together with their attached non-vaccinated participants. Variable-ratio matching was specified as the primary approach because the limited number of vaccinated surgical cases and the small absolute event count make full retention of matchable cases preferable, while the cluster-robust standard errors using the matching identifier appropriately accommodate the unequal cluster sizes.</w:t>
       </w:r>
       <w:r>
         <w:t xml:space="preserve">5,6</w:t>
@@ -833,7 +849,20 @@
         <w:pStyle w:val="FirstParagraph"/>
       </w:pPr>
       <w:r>
-        <w:t xml:space="preserve">Under the pre-specified ≥2-dose + 3-month landmark primary definition the analytic Cohort B comprised 934 women (204 vaccinated, 730 fine-matched controls; matched-set integrity preserved by dropping the full set for any vaccinated case failing the dose or landmark filter). Among these, 43 biopsy-confirmed lesion recurrences accrued (10 of 204 vaccinated, incidence rate 8.83 per 1,000 person-years over 1,132 vaccinated person-years; 33 of 730 controls, incidence rate 8.36 per 1,000 person-years over 3,947 unvaccinated person-years). In age-adjusted Cox models with cluster-robust standard errors using the fine-matching identifier, vaccination was not associated with lesion recurrence (hazard ratio 1.01, 95% CI 0.49–2.06; p = 0.99). Under the alternative ≥1-dose, no-landmark exposure definition the same outcome had previously yielded a directionally protective but non-significant estimate (HR 0.80, 95% CI 0.44–1.43; p = 0.45); the collapse of this directional signal once the dose-threshold and landmark filters were applied indicates that an appreciable fraction of the legacy 0.80 estimate reflected immortal-time selection rather than biological protection. We treat this collapse transparently as a limitation of the present cohort’s lesion-recurrence inference (see Discussion). The Schoenfeld residual rank test did not indicate violation of the proportional-hazards assumption on the vaccinated covariate (p &gt; 0.20).</w:t>
+        <w:t xml:space="preserve">Under the pre-specified ≥2-dose + 3-month landmark primary definition the analytic Cohort B comprised 934 women (204 vaccinated, 730 fine-matched controls; matched-set integrity preserved by dropping the full set for any vaccinated case failing the dose or landmark-eligibility filter). For the lesion-recurrence co-primary, one additional matched set was removed because the vaccinated case had a recurrence event in the first 90 days post-index (and a small number of non-vaccinated controls similarly had early events removed), yielding a P1 analytic sample of</w:t>
+      </w:r>
+      <w:r>
+        <w:t xml:space="preserve"> </w:t>
+      </w:r>
+      <w:r>
+        <w:rPr>
+          <w:b/>
+          <w:bCs/>
+        </w:rPr>
+        <w:t xml:space="preserve">912 (203 vaccinated, 709 controls)</w:t>
+      </w:r>
+      <w:r>
+        <w:t xml:space="preserve">. Within this analytic sample, 43 biopsy-confirmed lesion recurrences accrued (10 in vaccinated, incidence rate 8.83 per 1,000 person-years over 1,132 vaccinated person-years; 33 in unvaccinated, 8.36 per 1,000 person-years over 3,947 unvaccinated person-years). In age-adjusted Cox models with cluster-robust standard errors using the fine-matching identifier, vaccination was not associated with lesion recurrence (hazard ratio 1.01, 95% CI 0.49–2.06; p = 0.99). Under the alternative ≥1-dose, no-landmark exposure definition the same outcome had previously yielded a directionally protective but non-significant estimate (HR 0.80, 95% CI 0.44–1.43; p = 0.45); the collapse of this directional signal once the dose-threshold and landmark filters were applied indicates that an appreciable fraction of the legacy 0.80 estimate reflected immortal-time selection rather than biological protection. We treat this collapse transparently as a limitation of the present cohort’s lesion-recurrence inference (see Discussion). The Schoenfeld residual rank test did not indicate violation of the proportional-hazards assumption on the vaccinated covariate (p &gt; 0.20).</w:t>
       </w:r>
     </w:p>
     <w:p>
@@ -841,7 +870,7 @@
         <w:pStyle w:val="BodyText"/>
       </w:pPr>
       <w:r>
-        <w:t xml:space="preserve">Among the 235 women (92 vaccinated, 143 matched controls; pre-vaccine hr-HPV positivity preserved through landmark filtering) eligible for the clearance co-primary, the second co-primary outcome — time from index + 90 days to the first of two consecutive post-index molecular pathology records explicitly negative for hr-HPV — occurred in 31 of 92 vaccinated and 28 of 143 controls. The age-adjusted, cluster-robust hazard ratio for vaccination was</w:t>
+        <w:t xml:space="preserve">Among the 235 women (92 vaccinated, 143 matched controls; pre-vaccine hr-HPV positivity preserved through landmark filtering) eligible for the clearance co-primary, the second co-primary outcome — time from the 3-month landmark (index + 90 days) to the first of two consecutive post-landmark molecular pathology records explicitly negative for hr-HPV — occurred in 31 of 92 vaccinated and 28 of 143 controls. The age-adjusted, cluster-robust hazard ratio for vaccination was</w:t>
       </w:r>
       <w:r>
         <w:t xml:space="preserve"> </w:t>
@@ -1169,7 +1198,7 @@
         <w:t xml:space="preserve">no evidence of post-surgical protection against lesion recurrence</w:t>
       </w:r>
       <w:r>
-        <w:t xml:space="preserve">; whether the true effect is null or a modest protective effect masked by the limited event count (10 vaccinated and 33 unvaccinated recurrences after the dose and landmark filters) cannot be resolved with this sample size. The contrast between the recurrence (null) and clearance (significantly accelerated) findings under the same primary exposure definition is internally consistent with a model in which vaccination accelerates clearance of pre-existing HR-HPV but does not reverse the precursor dysplastic lesions that have already initiated.</w:t>
+        <w:t xml:space="preserve">; whether the true effect is null or a modest protective effect masked by the limited event count (10 vaccinated and 33 unvaccinated recurrences in the n = 912 P1 analytic sample) cannot be resolved with this sample size. The contrast between the recurrence (null) and clearance (significantly accelerated) findings under the same primary exposure definition is internally consistent with a model in which vaccination accelerates clearance of pre-existing HR-HPV but does not reverse the precursor dysplastic lesions that have already initiated.</w:t>
       </w:r>
       <w:r>
         <w:t xml:space="preserve"> </w:t>

--- a/docs/HPV_manuscript_v2.docx
+++ b/docs/HPV_manuscript_v2.docx
@@ -988,7 +988,7 @@
         <w:t xml:space="preserve">Figure 4</w:t>
       </w:r>
       <w:r>
-        <w:t xml:space="preserve">). For each outcome, heterogeneity by vaccine type was tested in a single age-adjusted Cox model with vaccine-type × vaccination interaction terms and cluster-robust standard errors on the fine-matching identifier (Supplementary Table S5). The likelihood-ratio test for vaccine-type heterogeneity was non-significant for both co-primary outcomes (lesion recurrence χ² = 0.64, p = 0.72; hr-HPV clearance χ² = 3.07, p = 0.22), and the test for age × vaccination interaction was likewise non-significant (lesion recurrence p = 0.07; hr-HPV clearance p = 0.37). A nominal quadrivalent-specific signal appeared in the legacy post-index hr-HPV detection sensitivity row of the same vaccine-type interaction model (HR 0.40, 95% CI 0.21–0.76; LRT p = 0.004; sensitivity row reported in Supplementary Table S5); we interpret this as residual calendar-period and surgery-to-vaccination-timing confounding rather than a vaccine-type effect (Discussion). An exploratory grid search across overlapping age ranges and follow-up windows identified a single nominally significant cell for lesion recurrence (women aged 30–52 years, 2-year follow-up: HR 0.23, 95% CI 0.06–0.96, p = 0.04) that did not survive any reasonable adjustment for the ≈6,900 combinations tested and is not used to support inference (Supplementary Table S3).</w:t>
+        <w:t xml:space="preserve">). For each outcome, heterogeneity by vaccine type was tested in a single age-adjusted Cox model with vaccine-type × vaccination interaction terms and cluster-robust standard errors on the fine-matching identifier (Supplementary Table S5). The likelihood-ratio test for vaccine-type heterogeneity was non-significant for both co-primary outcomes (lesion recurrence χ² = 0.64, p = 0.72; hr-HPV clearance χ² = 1.73, p = 0.42), and the test for age × vaccination interaction was likewise non-significant (lesion recurrence p = 0.07; hr-HPV clearance p = 0.37). A nominal quadrivalent-specific signal appeared in the legacy post-index hr-HPV detection sensitivity row of the same vaccine-type interaction model (HR 0.40, 95% CI 0.21–0.76; LRT p = 0.004; sensitivity row reported in Supplementary Table S5); we interpret this as residual calendar-period and surgery-to-vaccination-timing confounding rather than a vaccine-type effect (Discussion). An exploratory grid search across overlapping age ranges and follow-up windows identified a single nominally significant cell for lesion recurrence (women aged 30–52 years, 2-year follow-up: HR 0.23, 95% CI 0.06–0.96, p = 0.04) that did not survive any reasonable adjustment for the ≈6,900 combinations tested and is not used to support inference (Supplementary Table S3).</w:t>
       </w:r>
     </w:p>
     <w:p>

--- a/docs/HPV_manuscript_v2.docx
+++ b/docs/HPV_manuscript_v2.docx
@@ -302,7 +302,36 @@
         <w:t xml:space="preserve"> </w:t>
       </w:r>
       <w:r>
-        <w:t xml:space="preserve">addressed the post-surgical efficacy question and was restricted to the 6,890 women who had undergone cervical conization or hysterectomy for histologically confirmed HSIL/CIN3 or higher disease. Vaccinated and unvaccinated women were matched in two steps using a variable-ratio (greedy, without-replacement) algorithm. An initial 1:up-to-5 match required exact agreement on surgical procedure (conization or hysterectomy), and on calendar year of surgery within ±1 year and age at surgery within ±5 years; up to five unvaccinated controls were drawn for each vaccinated case from the eligible pool, with controls ordered by combined age- and year-distance and selected without replacement. The maximum ratio of five was reached for 256 of 411 vaccinated cases (62%); the remaining 155 cases received fewer controls (range 0–4) because their surgery-method × surgery-year × age cell contained too few unvaccinated comparators or because earlier matches had exhausted the available pool, yielding a mean ratio of 4.42 controls per case (411 vaccinated and 1,815 unvaccinated). Index dates were then assigned: the first vaccination date for vaccinated women, and the surgery date plus the matched vaccinated woman’s surgery-to-vaccination interval for unvaccinated controls (the pseudo index date, preserving the immortal-time correspondence between groups). Eligibility required an index date on or before 31 December 2020 to ensure at least five years of potential follow-up, and at least two follow-up records. After this filter, a fine 1:up-to-4 match further balanced the groups on age at index (±5 years), body-mass index nearest the index date (±3 kg/m²), and surgery year (±1 year), with candidates ranked by a normalized composite distance and selected without replacement. The maximum ratio of four was reached for 193 of 241 vaccinated cases (80%); the remaining 48 cases received one to three controls, yielding a mean ratio of 3.60. The final Cohort B comprised 241 vaccinated and 867 unvaccinated women.</w:t>
+        <w:t xml:space="preserve">addressed the post-surgical efficacy question and was restricted to the 6,890 women who had undergone cervical conization or hysterectomy for histologically confirmed HSIL/CIN3 or higher disease. Vaccinated and unvaccinated women were matched in two steps using a variable-ratio (greedy, without-replacement) algorithm. An initial 1:up-to-5 match required exact agreement on surgical procedure (conization or hysterectomy), and on calendar year of surgery within ±1 year and age at surgery within ±5 years; up to five unvaccinated controls were drawn for each vaccinated case from the eligible pool, with controls ordered by combined age- and year-distance and selected without replacement. The maximum ratio of five was reached for 256 of 411 vaccinated cases (62%); the remaining 155 cases received fewer controls (range 0–4) because their surgery-method × surgery-year × age cell contained too few unvaccinated comparators or because earlier matches had exhausted the available pool, yielding a mean ratio of 4.42 controls per case (411 vaccinated and 1,815 unvaccinated). Index dates were then assigned: the first vaccination date for vaccinated women, and the surgery date plus the matched vaccinated woman’s surgery-to-vaccination interval for unvaccinated controls (the pseudo index date, preserving the immortal-time correspondence between groups). Eligibility required an index date on or before 31 December 2020 to ensure at least five years of potential follow-up, and at least two follow-up records. After this filter, a fine 1:up-to-4 match further balanced the groups on age at index (±5 years), body-mass index nearest the index date (±3 kg/m²), and surgery year (±1 year), with candidates ranked by a normalized composite distance and selected without replacement. The maximum ratio of four was reached for 193 of 241 vaccinated cases (80%); the remaining 48 cases received one to three controls, yielding a mean ratio of 3.60. The intermediate legacy Cohort B at this stage comprised 241 vaccinated and 867 unvaccinated women (n = 1,108). The pre-specified</w:t>
+      </w:r>
+      <w:r>
+        <w:t xml:space="preserve"> </w:t>
+      </w:r>
+      <w:r>
+        <w:rPr>
+          <w:b/>
+          <w:bCs/>
+        </w:rPr>
+        <w:t xml:space="preserve">v3 primary</w:t>
+      </w:r>
+      <w:r>
+        <w:t xml:space="preserve"> </w:t>
+      </w:r>
+      <w:r>
+        <w:t xml:space="preserve">exposure definition was then applied: vaccinated cases failing the ≥2-dose threshold (36 cases) had their full matched set removed, and any patient (either arm) failing the 3-month landmark follow-up filter (5 patients) was excluded — yielding the</w:t>
+      </w:r>
+      <w:r>
+        <w:t xml:space="preserve"> </w:t>
+      </w:r>
+      <w:r>
+        <w:rPr>
+          <w:b/>
+          <w:bCs/>
+        </w:rPr>
+        <w:t xml:space="preserve">v3 primary Cohort B of n = 934 (204 vaccinated, 730 fine-matched controls)</w:t>
+      </w:r>
+      <w:r>
+        <w:t xml:space="preserve">, which is the analytic population for all Cohort B primary inferences.</w:t>
       </w:r>
     </w:p>
     <w:bookmarkEnd w:id="24"/>

--- a/docs/HPV_manuscript_v2.docx
+++ b/docs/HPV_manuscript_v2.docx
@@ -25,39 +25,49 @@
         <w:pStyle w:val="FirstParagraph"/>
       </w:pPr>
       <w:r>
-        <w:t xml:space="preserve">Whether human papillomavirus (HPV) vaccination is safe long-term and whether it prevents recurrence after cervical surgery remain uncertain. From a single-institution Korean HPV cohort (N = 32,969) with clinical-data-warehouse extraction through 2025, we derived two analytic cohorts. Cohort A (n = 4,102; 1:1 propensity-score matched) assessed chronic-disease safety, and Cohort B (post-surgical efficacy) was defined under a pre-specified primary exposure of</w:t>
-      </w:r>
-      <w:r>
-        <w:t xml:space="preserve"> </w:t>
-      </w:r>
-      <w:r>
-        <w:rPr>
-          <w:b/>
-          <w:bCs/>
-        </w:rPr>
-        <w:t xml:space="preserve">at least two documented HPV-vaccine prescription dates</w:t>
-      </w:r>
-      <w:r>
-        <w:t xml:space="preserve"> </w:t>
-      </w:r>
-      <w:r>
-        <w:t xml:space="preserve">with a</w:t>
-      </w:r>
-      <w:r>
-        <w:t xml:space="preserve"> </w:t>
-      </w:r>
-      <w:r>
-        <w:rPr>
-          <w:b/>
-          <w:bCs/>
-        </w:rPr>
-        <w:t xml:space="preserve">symmetric 3-month landmark</w:t>
-      </w:r>
-      <w:r>
-        <w:t xml:space="preserve"> </w:t>
-      </w:r>
-      <w:r>
-        <w:t xml:space="preserve">applied across arms to mitigate immortal-time selection (final n = 934; 204 vaccinated, 730 fine-matched controls after preservation of matched-set integrity). All post-matching standardised mean differences were below 0.10. In Cohort A, vaccination was not associated with chronic-disease incidence (Any-of-five hazard ratio 1.26, 95% confidence interval 0.75–2.12). In Cohort B the two co-primary outcomes were biopsy-confirmed lesion recurrence (≥CIN2) and hr-HPV clearance, defined as the first of two consecutive post-landmark hr-HPV-negative molecular pathology tests, among women with documented pre-vaccine high-risk HPV positivity. Under the ≥2-dose + 3-month landmark primary definition, post-surgical vaccination was</w:t>
+        <w:t xml:space="preserve">Whether human papillomavirus (HPV) vaccination is safe long-term and whether it prevents recurrence after cervical surgery remain uncertain. From a single-institution Korean HPV cohort (N = 32,969) with clinical-data-warehouse extraction through 2025, we derived two analytic cohorts. Both cohorts share a pre-specified primary exposure of</w:t>
+      </w:r>
+      <w:r>
+        <w:t xml:space="preserve"> </w:t>
+      </w:r>
+      <w:r>
+        <w:rPr>
+          <w:b/>
+          <w:bCs/>
+        </w:rPr>
+        <w:t xml:space="preserve">at least two documented HPV-vaccine prescription dates with a symmetric 3-month landmark</w:t>
+      </w:r>
+      <w:r>
+        <w:t xml:space="preserve"> </w:t>
+      </w:r>
+      <w:r>
+        <w:t xml:space="preserve">applied across arms to mitigate immortal-time selection. Cohort A (chronic-disease safety) was built from a 1:1 propensity-score matched dataset (2,053 / 2,053) and then filtered to the v3 primary, yielding</w:t>
+      </w:r>
+      <w:r>
+        <w:t xml:space="preserve"> </w:t>
+      </w:r>
+      <w:r>
+        <w:rPr>
+          <w:b/>
+          <w:bCs/>
+        </w:rPr>
+        <w:t xml:space="preserve">n = 2,776 (1,396 vaccinated, 1,380 matched controls)</w:t>
+      </w:r>
+      <w:r>
+        <w:t xml:space="preserve">. Cohort B (post-surgical efficacy) was matched separately (variable-ratio 1:up-to-4) and filtered to the v3 primary at</w:t>
+      </w:r>
+      <w:r>
+        <w:t xml:space="preserve"> </w:t>
+      </w:r>
+      <w:r>
+        <w:rPr>
+          <w:b/>
+          <w:bCs/>
+        </w:rPr>
+        <w:t xml:space="preserve">n = 934 (204 vaccinated, 730 fine-matched controls)</w:t>
+      </w:r>
+      <w:r>
+        <w:t xml:space="preserve">. All post-matching standardised mean differences were below 0.10. In Cohort A under the v3 primary, vaccination was not associated with chronic-disease incidence (Any-of-five hazard ratio 1.28, 95% confidence interval 0.66–2.48; 18 vaccinated and 21 unvaccinated events over 7,421 and 10,090 person-years; cause-specific Cox with cluster-robust standard errors on the PSM pair identifier). Legacy ≥1-dose, no-landmark Cohort A estimates (Any-of-five HR 1.26, 0.75–2.12) are retained as Sens-C for backward comparability. In Cohort B the two co-primary outcomes were biopsy-confirmed lesion recurrence (≥CIN2) and hr-HPV clearance, defined as the first of two consecutive post-landmark hr-HPV-negative molecular pathology tests, among women with documented pre-vaccine high-risk HPV positivity. Under the ≥2-dose + 3-month landmark primary definition, post-surgical vaccination was</w:t>
       </w:r>
       <w:r>
         <w:t xml:space="preserve"> </w:t>
@@ -461,23 +471,17 @@
         <w:pStyle w:val="BodyText"/>
       </w:pPr>
       <w:r>
-        <w:t xml:space="preserve">The Cohort B</w:t>
-      </w:r>
-      <w:r>
-        <w:t xml:space="preserve"> </w:t>
-      </w:r>
-      <w:r>
-        <w:rPr>
-          <w:b/>
-          <w:bCs/>
-        </w:rPr>
-        <w:t xml:space="preserve">primary exposure definition</w:t>
-      </w:r>
-      <w:r>
-        <w:t xml:space="preserve"> </w:t>
-      </w:r>
-      <w:r>
-        <w:t xml:space="preserve">required at least two documented HPV-vaccine prescription dates and applied a</w:t>
+        <w:rPr>
+          <w:b/>
+          <w:bCs/>
+        </w:rPr>
+        <w:t xml:space="preserve">Both Cohort A and Cohort B share a single v3 primary exposure definition</w:t>
+      </w:r>
+      <w:r>
+        <w:t xml:space="preserve"> </w:t>
+      </w:r>
+      <w:r>
+        <w:t xml:space="preserve">for methodological consistency: at least two documented HPV-vaccine prescription dates plus a</w:t>
       </w:r>
       <w:r>
         <w:t xml:space="preserve"> </w:t>
@@ -493,7 +497,31 @@
         <w:t xml:space="preserve"> </w:t>
       </w:r>
       <w:r>
-        <w:t xml:space="preserve">across arms: the at-risk clock was shifted to index + 90 days for both vaccinated and unvaccinated participants, and patients with &lt;90 days of follow-up or with an outcome event in the first 90 days were excluded. Vaccinated cases failing the ≥2-dose threshold or the landmark eligibility had their full matched set dropped to preserve matched-set integrity. This pre-specified primary definition addresses two concerns simultaneously: (i) a single recorded HPV-vaccine prescription does not guarantee an immune response sufficient to influence post-surgical recurrence or HPV clearance (a minimum of two doses is the conventional threshold for evaluating biological vaccine effects), and (ii) anchoring follow-up at index without a landmark allows time accrued before the immune response could plausibly take effect to count as</w:t>
+        <w:t xml:space="preserve">across arms. The at-risk clock was shifted to index + 90 days for both vaccinated and unvaccinated participants, and patients with &lt;90 days of follow-up or with an outcome event in the first 90 days were excluded. Vaccinated cases failing the ≥2-dose threshold or the landmark eligibility had their full matched pair (Cohort A; 1:1 PSM</w:t>
+      </w:r>
+      <w:r>
+        <w:t xml:space="preserve"> </w:t>
+      </w:r>
+      <w:r>
+        <w:rPr>
+          <w:rStyle w:val="VerbatimChar"/>
+        </w:rPr>
+        <w:t xml:space="preserve">pair_id</w:t>
+      </w:r>
+      <w:r>
+        <w:t xml:space="preserve">) or full fine-matched set (Cohort B; 1:up-to-4</w:t>
+      </w:r>
+      <w:r>
+        <w:t xml:space="preserve"> </w:t>
+      </w:r>
+      <w:r>
+        <w:rPr>
+          <w:rStyle w:val="VerbatimChar"/>
+        </w:rPr>
+        <w:t xml:space="preserve">fine_match_id</w:t>
+      </w:r>
+      <w:r>
+        <w:t xml:space="preserve">) dropped to preserve matched-set integrity. This pre-specified primary definition addresses two concerns simultaneously: (i) a single recorded HPV-vaccine prescription does not guarantee an immune response sufficient to influence post-surgical recurrence or HPV clearance (a minimum of two doses is the conventional threshold for evaluating biological vaccine effects), and (ii) anchoring follow-up at index without a landmark allows time accrued before the immune response could plausibly take effect to count as</w:t>
       </w:r>
       <w:r>
         <w:t xml:space="preserve"> </w:t>
@@ -842,15 +870,52 @@
         <w:pStyle w:val="FirstParagraph"/>
       </w:pPr>
       <w:r>
-        <w:t xml:space="preserve">Over a reverse-Kaplan–Meier median follow-up of 4.68 years (interquartile range 1.95–9.92) in vaccinated and 6.99 years (3.73–11.21) in matched unvaccinated women (combined 5.93 y; 2.78–10.75), and accumulating approximately 12,324 vaccinated and 15,300 unvaccinated person-years for the Any-of-five analysis (person-years varied slightly across individual outcomes owing to prevalent-case exclusions), 59 women experienced any of the five chronic conditions after the index date (29 in vaccinated, incidence rate 2.40 per 1,000 person-years; 30 in unvaccinated, 1.98 per 1,000 person-years), and 28 women died from any cause. Figure 2 displays the Aalen–Johansen cumulative incidence curves for the Any-of-five composite, the Major Cardiovascular Events composite, and each individual condition, alongside a forest plot of cause-specific and Fine–Gray hazard ratios.</w:t>
-      </w:r>
-    </w:p>
-    <w:p>
-      <w:pPr>
-        <w:pStyle w:val="BodyText"/>
-      </w:pPr>
-      <w:r>
-        <w:t xml:space="preserve">For the inclusive Any-of-five composite, the cluster-robust cause-specific hazard ratio for vaccination was 1.26 (95% confidence interval 0.75 to 2.12, p = 0.38), and the Fine–Gray subdistribution hazard ratio was virtually identical. The two estimators agreed closely throughout, reflecting the low incidence of the competing event of death (28 events). The Schoenfeld residual rank test did not indicate a violation of the proportional-hazards assumption (p = 0.34). For the Major Cardiovascular Events composite, the Schoenfeld test yielded p = 0.045, likely reflecting the sparse event count rather than a genuine departure from proportionality; only five events occurred (three vaccinated, two unvaccinated) yielding a cause-specific hazard ratio of 1.96 with a wide 95% confidence interval of 0.31 to 12.44 (p = 0.47). Among the individual conditions, hazard ratios ranged from 1.25 for diabetes (incidence rates 1.72 vs 1.45 per 1,000 person-years; 95% CI 0.68 to 2.28, p = 0.48) to 1.49 for hypertension (95% CI 0.53 to 4.18, p = 0.45); estimates for stroke and pulmonary embolism could not be obtained because no events occurred in one or both groups, and the Angina/MI estimate was unstable owing to fewer than five events overall (</w:t>
+        <w:t xml:space="preserve">Under the v3 primary specification (≥2-dose + 3-month landmark applied to the 1:1 PSM matched dataset with pair integrity preserved), the analytic Cohort A comprised 2,776 women (1,396 vaccinated and 1,380 matched controls), accumulating approximately 7,421 vaccinated and 10,090 unvaccinated person-years measured from the 3-month landmark for the Any-of-five analysis (person-years varied slightly across individual outcomes owing to prevalent-case exclusions). Among these, 39 women experienced any of the five chronic conditions after the landmark (18 in vaccinated, incidence rate 2.43 per 1,000 person-years; 21 in unvaccinated, 2.08 per 1,000 person-years). For the inclusive Any-of-five composite, the cluster-robust cause-specific hazard ratio for vaccination was</w:t>
+      </w:r>
+      <w:r>
+        <w:t xml:space="preserve"> </w:t>
+      </w:r>
+      <w:r>
+        <w:rPr>
+          <w:b/>
+          <w:bCs/>
+        </w:rPr>
+        <w:t xml:space="preserve">1.28 (95% confidence interval 0.66 to 2.48, p = 0.47)</w:t>
+      </w:r>
+      <w:r>
+        <w:t xml:space="preserve">. For the Major Cardiovascular Events composite only two events occurred (one vaccinated, one unvaccinated), yielding insufficient power for modelling. Among the individual conditions, the cause-specific hazard ratios were</w:t>
+      </w:r>
+      <w:r>
+        <w:t xml:space="preserve"> </w:t>
+      </w:r>
+      <w:r>
+        <w:rPr>
+          <w:b/>
+          <w:bCs/>
+        </w:rPr>
+        <w:t xml:space="preserve">1.47 for diabetes</w:t>
+      </w:r>
+      <w:r>
+        <w:t xml:space="preserve"> </w:t>
+      </w:r>
+      <w:r>
+        <w:t xml:space="preserve">(16 vs 17 events; incidence rates 2.14 vs 1.68 per 1,000 person-years; 95% CI 0.71 to 3.08, p = 0.30) and</w:t>
+      </w:r>
+      <w:r>
+        <w:t xml:space="preserve"> </w:t>
+      </w:r>
+      <w:r>
+        <w:rPr>
+          <w:b/>
+          <w:bCs/>
+        </w:rPr>
+        <w:t xml:space="preserve">0.86 for hypertension</w:t>
+      </w:r>
+      <w:r>
+        <w:t xml:space="preserve"> </w:t>
+      </w:r>
+      <w:r>
+        <w:t xml:space="preserve">(2 vs 3 events; 95% CI 0.14 to 5.22, p = 0.87); estimates for stroke, pulmonary embolism, and Angina/MI could not be obtained because no events occurred in one or both groups (</w:t>
       </w:r>
       <w:r>
         <w:rPr>
@@ -860,7 +925,7 @@
         <w:t xml:space="preserve">Table 2</w:t>
       </w:r>
       <w:r>
-        <w:t xml:space="preserve">). The pseudo-index sensitivity analysis showed concordant Any-of-five hazard ratios across the random-sampling, calendar-year-matched, and risk-set sampling strategies (1.26, 1.27, and 1.21, respectively; Supplementary Table S7), supporting the robustness of the primary estimate. No hazard ratio for any individual or composite endpoint reached statistical significance.</w:t>
+        <w:t xml:space="preserve">). The pseudo-index sensitivity analysis (computed on the legacy ≥1-dose Cohort A for consistency with the published Sens-C framework) showed concordant Any-of-five hazard ratios across the random-sampling, calendar-year-matched, and risk-set sampling strategies (1.26, 1.27, and 1.21, respectively; Supplementary Table S7). The legacy ≥1-dose, no-landmark Cohort A (n = 4,102 / 4,106) yielded Any-of-five HR 1.26 (0.75–2.12), MCE 1.96 (0.31–12.44), diabetes 1.25 (0.68–2.28), and hypertension 1.49 (0.53–4.18) — these estimates closely tracked the v3 primary, confirming that the safety null inference is robust to the choice of exposure definition. Figure 2 displays the Aalen–Johansen cumulative incidence curves for the v3 primary cohort. No hazard ratio for any individual or composite endpoint reached statistical significance under either the v3 primary or the legacy specification.</w:t>
       </w:r>
     </w:p>
     <w:bookmarkEnd w:id="29"/>

--- a/docs/HPV_manuscript_v2.docx
+++ b/docs/HPV_manuscript_v2.docx
@@ -2,7 +2,7 @@
 <file path=word/document.xml><?xml version="1.0" encoding="utf-8"?>
 <w:document xmlns:w="http://schemas.openxmlformats.org/wordprocessingml/2006/main" xmlns:m="http://schemas.openxmlformats.org/officeDocument/2006/math" xmlns:r="http://schemas.openxmlformats.org/officeDocument/2006/relationships" xmlns:o="urn:schemas-microsoft-com:office:office" xmlns:v="urn:schemas-microsoft-com:vml" xmlns:w10="urn:schemas-microsoft-com:office:word" xmlns:a="http://schemas.openxmlformats.org/drawingml/2006/main" xmlns:pic="http://schemas.openxmlformats.org/drawingml/2006/picture" xmlns:wp="http://schemas.openxmlformats.org/drawingml/2006/wordprocessingDrawing">
   <w:body>
-    <w:bookmarkStart w:id="41" w:name="Xef8179927940eb9f0e4ce06d0d0dc20708cb031"/>
+    <w:bookmarkStart w:id="43" w:name="Xef8179927940eb9f0e4ce06d0d0dc20708cb031"/>
     <w:p>
       <w:pPr>
         <w:pStyle w:val="Heading1"/>
@@ -25,7 +25,7 @@
         <w:pStyle w:val="FirstParagraph"/>
       </w:pPr>
       <w:r>
-        <w:t xml:space="preserve">Whether human papillomavirus (HPV) vaccination is safe long-term and whether it prevents recurrence after cervical surgery remain uncertain. From a single-institution Korean HPV cohort (N = 32,969) with clinical-data-warehouse extraction through 2025, we derived two analytic cohorts. Both cohorts share a pre-specified primary exposure of</w:t>
+        <w:t xml:space="preserve">Whether human papillomavirus (HPV) vaccination is safe long-term and whether it prevents recurrence after cervical surgery remain uncertain. From a single-institution Korean HPV cohort (N = 32,969) with clinical-data-warehouse extraction through 2025, we derived two analytic cohorts that share a pre-specified primary exposure definition of</w:t>
       </w:r>
       <w:r>
         <w:t xml:space="preserve"> </w:t>
@@ -41,49 +41,65 @@
         <w:t xml:space="preserve"> </w:t>
       </w:r>
       <w:r>
-        <w:t xml:space="preserve">applied across arms to mitigate immortal-time selection. Cohort A (chronic-disease safety) was built from a 1:1 propensity-score matched dataset (2,053 / 2,053) and then filtered to the v3 primary, yielding</w:t>
-      </w:r>
-      <w:r>
-        <w:t xml:space="preserve"> </w:t>
-      </w:r>
-      <w:r>
-        <w:rPr>
-          <w:b/>
-          <w:bCs/>
-        </w:rPr>
-        <w:t xml:space="preserve">n = 2,776 (1,396 vaccinated, 1,380 matched controls)</w:t>
-      </w:r>
-      <w:r>
-        <w:t xml:space="preserve">. Cohort B (post-surgical efficacy) was matched separately (variable-ratio 1:up-to-4) and filtered to the v3 primary at</w:t>
-      </w:r>
-      <w:r>
-        <w:t xml:space="preserve"> </w:t>
-      </w:r>
-      <w:r>
-        <w:rPr>
-          <w:b/>
-          <w:bCs/>
-        </w:rPr>
-        <w:t xml:space="preserve">n = 934 (204 vaccinated, 730 fine-matched controls)</w:t>
-      </w:r>
-      <w:r>
-        <w:t xml:space="preserve">. All post-matching standardised mean differences were below 0.10. In Cohort A under the v3 primary, vaccination was not associated with chronic-disease incidence (Any-of-five hazard ratio 1.28, 95% confidence interval 0.66–2.48; 18 vaccinated and 21 unvaccinated events over 7,421 and 10,090 person-years; cause-specific Cox with cluster-robust standard errors on the PSM pair identifier). Legacy ≥1-dose, no-landmark Cohort A estimates (Any-of-five HR 1.26, 0.75–2.12) are retained as Sens-C for backward comparability. In Cohort B the two co-primary outcomes were biopsy-confirmed lesion recurrence (≥CIN2) and hr-HPV clearance, defined as the first of two consecutive post-landmark hr-HPV-negative molecular pathology tests, among women with documented pre-vaccine high-risk HPV positivity. Under the ≥2-dose + 3-month landmark primary definition, post-surgical vaccination was</w:t>
-      </w:r>
-      <w:r>
-        <w:t xml:space="preserve"> </w:t>
-      </w:r>
-      <w:r>
-        <w:rPr>
-          <w:b/>
-          <w:bCs/>
-        </w:rPr>
-        <w:t xml:space="preserve">not</w:t>
-      </w:r>
-      <w:r>
-        <w:t xml:space="preserve"> </w:t>
-      </w:r>
-      <w:r>
-        <w:t xml:space="preserve">associated with reduced lesion recurrence (hazard ratio 1.01, 95% CI 0.49–2.06; p = 0.99); the directional protective signal observed under the more permissive ≥1-dose, no-landmark exposure definition (hazard ratio 0.80, 95% CI 0.44–1.43; p = 0.45) collapsed once the dose-threshold and landmark filters were applied, indicating that part of that signal was attributable to immortal-time selection. For the clearance co-primary, vaccination was associated with significantly accelerated clearance of pre-existing hr-HPV (hazard ratio 1.85, 95% CI 1.09–3.17; p = 0.024), where a hazard ratio greater than 1 indicates faster clearance in the vaccinated arm. Among women who achieved clearance, the Kaplan–Meier-estimated median sustained-clearance (reversion-free) time was 10.79 years in vaccinated women (n = 31) and 5.67 years in unvaccinated controls (n = 28; log-rank p = 0.317), but at a clinically interpretable 5-year horizon the reversion-free probability was nearly identical (56.9% vs 53.3%), indicating that the apparent median difference is dominated by late-follow-up plateaus and small reversion counts rather than by an early reversion-risk difference between arms. HPV vaccination did not increase chronic-disease risk over a reverse-Kaplan–Meier median follow-up of 5.93 years (interquartile range 2.78–10.75) in Cohort A and 4.97 years (3.44–8.91) in Cohort B (from index date).</w:t>
+        <w:t xml:space="preserve">applied across arms to mitigate immortal-time selection.</w:t>
+      </w:r>
+      <w:r>
+        <w:t xml:space="preserve"> </w:t>
+      </w:r>
+      <w:r>
+        <w:rPr>
+          <w:b/>
+          <w:bCs/>
+        </w:rPr>
+        <w:t xml:space="preserve">Cohort A</w:t>
+      </w:r>
+      <w:r>
+        <w:t xml:space="preserve"> </w:t>
+      </w:r>
+      <w:r>
+        <w:t xml:space="preserve">(chronic-disease safety) was constructed by 1:1 propensity-score matching with matched-pair integrity preserved through the exposure filter, yielding a primary analytic population of</w:t>
+      </w:r>
+      <w:r>
+        <w:t xml:space="preserve"> </w:t>
+      </w:r>
+      <w:r>
+        <w:rPr>
+          <w:b/>
+          <w:bCs/>
+        </w:rPr>
+        <w:t xml:space="preserve">2,776 women (1,396 vaccinated and 1,380 matched controls)</w:t>
+      </w:r>
+      <w:r>
+        <w:t xml:space="preserve">.</w:t>
+      </w:r>
+      <w:r>
+        <w:t xml:space="preserve"> </w:t>
+      </w:r>
+      <w:r>
+        <w:rPr>
+          <w:b/>
+          <w:bCs/>
+        </w:rPr>
+        <w:t xml:space="preserve">Cohort B</w:t>
+      </w:r>
+      <w:r>
+        <w:t xml:space="preserve"> </w:t>
+      </w:r>
+      <w:r>
+        <w:t xml:space="preserve">(post-surgical efficacy) was constructed by variable-ratio 1:up-to-4 fine matching with matched-set integrity preserved through the same exposure filter, yielding a primary analytic population of</w:t>
+      </w:r>
+      <w:r>
+        <w:t xml:space="preserve"> </w:t>
+      </w:r>
+      <w:r>
+        <w:rPr>
+          <w:b/>
+          <w:bCs/>
+        </w:rPr>
+        <w:t xml:space="preserve">934 women (204 vaccinated and 730 fine-matched controls)</w:t>
+      </w:r>
+      <w:r>
+        <w:t xml:space="preserve">. All post-matching standardised mean differences were below 0.10. In Cohort A, vaccination was not associated with chronic-disease incidence (Any-of-five hazard ratio 1.28, 95% confidence interval 0.66–2.48; 18 vaccinated and 21 unvaccinated events over 7,421 and 10,090 person-years; cause-specific Cox with cluster-robust standard errors on the matched-pair identifier). In Cohort B, the two co-primary outcomes were biopsy-confirmed lesion recurrence (≥CIN2) and hr-HPV clearance, defined as the first of two consecutive post-landmark hr-HPV-negative molecular pathology tests, among women with documented pre-vaccine high-risk HPV positivity. Post-surgical vaccination was not associated with reduced lesion recurrence (hazard ratio 1.01, 95% CI 0.49–2.06; p = 0.99) but was associated with significantly accelerated clearance of pre-existing hr-HPV (hazard ratio 1.85, 95% CI 1.09–3.17; p = 0.024), where a hazard ratio greater than 1 indicates faster clearance in the vaccinated arm. Among women who achieved clearance, the Kaplan–Meier-estimated median sustained-clearance (reversion-free) time was 10.79 years in vaccinated women (n = 31) and 5.67 years in unvaccinated controls (n = 28; log-rank p = 0.317); at a 5-year horizon the reversion-free probability was nearly identical (56.9% vs 53.3%), indicating that the apparent median difference is dominated by late-follow-up plateaus and small reversion counts rather than by an early reversion-risk difference between arms. Pre-specified sensitivity analyses — alternative single-dose exposure ascertainment, time-stratified Cox decomposition, dose-threshold landmark variants, strict 1:4 matching, and disease-free-interval buffers — were concordant with the primary inferences. Over a reverse-Kaplan–Meier median follow-up of 5.93 years (interquartile range 2.78–10.75) in Cohort A and 4.97 years (3.44–8.91) in Cohort B, HPV vaccination did not increase chronic-disease risk and accelerated hr-HPV clearance without altering lesion-recurrence rates.</w:t>
       </w:r>
     </w:p>
     <w:p>
@@ -109,7 +125,7 @@
       </w:r>
     </w:p>
     <w:bookmarkEnd w:id="20"/>
-    <w:bookmarkStart w:id="27" w:name="methods"/>
+    <w:bookmarkStart w:id="29" w:name="methods"/>
     <w:p>
       <w:pPr>
         <w:pStyle w:val="Heading2"/>
@@ -294,7 +310,33 @@
         <w:t xml:space="preserve"> </w:t>
       </w:r>
       <w:r>
-        <w:t xml:space="preserve">The final matched Cohort A comprised 2,051 vaccinated and 2,051 unvaccinated women.</w:t>
+        <w:t xml:space="preserve">The propensity-score-matched dataset was then filtered to the primary exposure definition (≥2 distinct HPV-vaccine prescription dates plus a 3-month landmark applied symmetrically across arms; see</w:t>
+      </w:r>
+      <w:r>
+        <w:t xml:space="preserve"> </w:t>
+      </w:r>
+      <w:r>
+        <w:rPr>
+          <w:i/>
+          <w:iCs/>
+        </w:rPr>
+        <w:t xml:space="preserve">Statistical analysis</w:t>
+      </w:r>
+      <w:r>
+        <w:t xml:space="preserve">), with the matched pair preserved as the unit of integrity: vaccinated cases failing either the dose threshold or the landmark eligibility filter had their attached non-vaccinated partner dropped together. The final primary analytic Cohort A comprised</w:t>
+      </w:r>
+      <w:r>
+        <w:t xml:space="preserve"> </w:t>
+      </w:r>
+      <w:r>
+        <w:rPr>
+          <w:b/>
+          <w:bCs/>
+        </w:rPr>
+        <w:t xml:space="preserve">1,396 vaccinated and 1,380 matched controls (n = 2,776)</w:t>
+      </w:r>
+      <w:r>
+        <w:t xml:space="preserve">.</w:t>
       </w:r>
     </w:p>
     <w:p>
@@ -312,36 +354,33 @@
         <w:t xml:space="preserve"> </w:t>
       </w:r>
       <w:r>
-        <w:t xml:space="preserve">addressed the post-surgical efficacy question and was restricted to the 6,890 women who had undergone cervical conization or hysterectomy for histologically confirmed HSIL/CIN3 or higher disease. Vaccinated and unvaccinated women were matched in two steps using a variable-ratio (greedy, without-replacement) algorithm. An initial 1:up-to-5 match required exact agreement on surgical procedure (conization or hysterectomy), and on calendar year of surgery within ±1 year and age at surgery within ±5 years; up to five unvaccinated controls were drawn for each vaccinated case from the eligible pool, with controls ordered by combined age- and year-distance and selected without replacement. The maximum ratio of five was reached for 256 of 411 vaccinated cases (62%); the remaining 155 cases received fewer controls (range 0–4) because their surgery-method × surgery-year × age cell contained too few unvaccinated comparators or because earlier matches had exhausted the available pool, yielding a mean ratio of 4.42 controls per case (411 vaccinated and 1,815 unvaccinated). Index dates were then assigned: the first vaccination date for vaccinated women, and the surgery date plus the matched vaccinated woman’s surgery-to-vaccination interval for unvaccinated controls (the pseudo index date, preserving the immortal-time correspondence between groups). Eligibility required an index date on or before 31 December 2020 to ensure at least five years of potential follow-up, and at least two follow-up records. After this filter, a fine 1:up-to-4 match further balanced the groups on age at index (±5 years), body-mass index nearest the index date (±3 kg/m²), and surgery year (±1 year), with candidates ranked by a normalized composite distance and selected without replacement. The maximum ratio of four was reached for 193 of 241 vaccinated cases (80%); the remaining 48 cases received one to three controls, yielding a mean ratio of 3.60. The intermediate legacy Cohort B at this stage comprised 241 vaccinated and 867 unvaccinated women (n = 1,108). The pre-specified</w:t>
-      </w:r>
-      <w:r>
-        <w:t xml:space="preserve"> </w:t>
-      </w:r>
-      <w:r>
-        <w:rPr>
-          <w:b/>
-          <w:bCs/>
-        </w:rPr>
-        <w:t xml:space="preserve">v3 primary</w:t>
-      </w:r>
-      <w:r>
-        <w:t xml:space="preserve"> </w:t>
-      </w:r>
-      <w:r>
-        <w:t xml:space="preserve">exposure definition was then applied: vaccinated cases failing the ≥2-dose threshold (36 cases) had their full matched set removed, and any patient (either arm) failing the 3-month landmark follow-up filter (5 patients) was excluded — yielding the</w:t>
-      </w:r>
-      <w:r>
-        <w:t xml:space="preserve"> </w:t>
-      </w:r>
-      <w:r>
-        <w:rPr>
-          <w:b/>
-          <w:bCs/>
-        </w:rPr>
-        <w:t xml:space="preserve">v3 primary Cohort B of n = 934 (204 vaccinated, 730 fine-matched controls)</w:t>
-      </w:r>
-      <w:r>
-        <w:t xml:space="preserve">, which is the analytic population for all Cohort B primary inferences.</w:t>
+        <w:t xml:space="preserve">addressed the post-surgical efficacy question and was restricted to the 6,890 women who had undergone cervical conization or hysterectomy for histologically confirmed HSIL/CIN3 or higher disease. Vaccinated and unvaccinated women were matched in two steps using a variable-ratio (greedy, without-replacement) algorithm. An initial 1:up-to-5 match required exact agreement on surgical procedure (conization or hysterectomy), and on calendar year of surgery within ±1 year and age at surgery within ±5 years; up to five unvaccinated controls were drawn for each vaccinated case from the eligible pool, with controls ordered by combined age- and year-distance and selected without replacement. The maximum ratio of five was reached for 256 of 411 vaccinated cases (62%); the remaining 155 cases received fewer controls (range 0–4) because their surgery-method × surgery-year × age cell contained too few unvaccinated comparators or because earlier matches had exhausted the available pool, yielding a mean ratio of 4.42 controls per case (411 vaccinated and 1,815 unvaccinated). Index dates were then assigned: the first vaccination date for vaccinated women, and the surgery date plus the matched vaccinated woman’s surgery-to-vaccination interval for unvaccinated controls (the pseudo index date, preserving the immortal-time correspondence between groups). Eligibility required an index date on or before 31 December 2020 to ensure at least five years of potential follow-up, and at least two follow-up records. After this filter, a fine 1:up-to-4 match further balanced the groups on age at index (±5 years), body-mass index nearest the index date (±3 kg/m²), and surgery year (±1 year), with candidates ranked by a normalized composite distance and selected without replacement. The maximum ratio of four was reached for 193 of 241 vaccinated cases (80%); the remaining 48 cases received one to three controls, yielding a mean ratio of 3.60. The fine-matched dataset was then filtered to the primary exposure definition (≥2 distinct HPV-vaccine prescription dates plus a 3-month landmark applied symmetrically across arms; see</w:t>
+      </w:r>
+      <w:r>
+        <w:t xml:space="preserve"> </w:t>
+      </w:r>
+      <w:r>
+        <w:rPr>
+          <w:i/>
+          <w:iCs/>
+        </w:rPr>
+        <w:t xml:space="preserve">Statistical analysis</w:t>
+      </w:r>
+      <w:r>
+        <w:t xml:space="preserve">), with the fine-matched set preserved as the unit of integrity: vaccinated cases failing either filter had their attached non-vaccinated participants dropped together. The final primary analytic Cohort B comprised</w:t>
+      </w:r>
+      <w:r>
+        <w:t xml:space="preserve"> </w:t>
+      </w:r>
+      <w:r>
+        <w:rPr>
+          <w:b/>
+          <w:bCs/>
+        </w:rPr>
+        <w:t xml:space="preserve">204 vaccinated and 730 fine-matched controls (n = 934)</w:t>
+      </w:r>
+      <w:r>
+        <w:t xml:space="preserve">.</w:t>
       </w:r>
     </w:p>
     <w:bookmarkEnd w:id="24"/>
@@ -426,7 +465,7 @@
         <w:t xml:space="preserve"> </w:t>
       </w:r>
       <w:r>
-        <w:t xml:space="preserve">in which subjects experiencing the competing event are retained in the risk set with inverse-probability-of-censoring weights derived from the Kaplan–Meier estimate of the censoring distribution. Outcomes with fewer than five events in either group were reported descriptively and not modelled. For Cohort B, the cumulative incidence of each outcome was estimated as the complement of the Kaplan–Meier survival function (1 − S(t)), and Cox proportional-hazards models adjusted for age at index were used to estimate hazard ratios with 95% confidence intervals, with cluster-robust standard errors using the fine-matching identifier as the cluster variable; deaths during follow-up were rare in this young post-surgical population, so 1 − S(t) approximates the Aalen–Johansen cause-specific cumulative incidence to within rounding error. The proportional-hazards assumption was assessed for all primary models by the Schoenfeld residual rank test and inspected graphically by scaled-Schoenfeld plots; results are reported in Supplementary Table S6 and Supplementary Figures S5–S6. For Cohort A, person-years were accumulated from the index date to the first event, death, or last follow-up. For Cohort B under the v3 primary, person-years were accumulated from the 3-month landmark (index + 90 days) to the first event, death, or last follow-up; incidence rates per 1,000 person-years are reported alongside hazard ratios.</w:t>
+        <w:t xml:space="preserve">in which subjects experiencing the competing event are retained in the risk set with inverse-probability-of-censoring weights derived from the Kaplan–Meier estimate of the censoring distribution. Outcomes with fewer than five events in either group were reported descriptively and not modelled. For Cohort B, the cumulative incidence of each outcome was estimated as the complement of the Kaplan–Meier survival function (1 − S(t)), and Cox proportional-hazards models adjusted for age at index were used to estimate hazard ratios with 95% confidence intervals, with cluster-robust standard errors using the fine-matching identifier as the cluster variable; deaths during follow-up were rare in this young post-surgical population, so 1 − S(t) approximates the Aalen–Johansen cause-specific cumulative incidence to within rounding error. The proportional-hazards assumption was assessed for all primary models by the Schoenfeld residual rank test and inspected graphically by scaled-Schoenfeld plots; results are reported in Supplementary Table S6 and Supplementary Figures S5–S6. For both cohorts under the primary specification, person-years were accumulated from the 3-month landmark (index + 90 days) to the first event, death, or last follow-up; incidence rates per 1,000 person-years are reported alongside hazard ratios.</w:t>
       </w:r>
     </w:p>
     <w:p>
@@ -466,71 +505,134 @@
         <w:t xml:space="preserve">is avoided because the analysis is, by design, anchored to the date of first vaccine receipt; results from a true intention-to-treat formulation are not pertinent in this single-arm exposure-ascertained setting.</w:t>
       </w:r>
     </w:p>
+    <w:bookmarkEnd w:id="26"/>
+    <w:bookmarkStart w:id="27" w:name="primary-exposure-definition"/>
+    <w:p>
+      <w:pPr>
+        <w:pStyle w:val="Heading3"/>
+      </w:pPr>
+      <w:r>
+        <w:t xml:space="preserve">Primary exposure definition</w:t>
+      </w:r>
+    </w:p>
+    <w:p>
+      <w:pPr>
+        <w:pStyle w:val="FirstParagraph"/>
+      </w:pPr>
+      <w:r>
+        <w:t xml:space="preserve">Both Cohort A and Cohort B share a single pre-specified primary exposure definition: at least two documented HPV-vaccine prescription dates plus a symmetric 3-month landmark applied across arms. The at-risk clock was shifted to index + 90 days for both vaccinated and unvaccinated participants, and patients with fewer than 90 days of follow-up or with an outcome event in the first 90 days were excluded. Vaccinated cases failing either the dose threshold or the landmark eligibility had their attached matched partner (Cohort A) or fine-matched set (Cohort B) dropped to preserve matched-set integrity. This definition addresses two concerns simultaneously: a single recorded HPV-vaccine prescription does not guarantee an immune response sufficient to influence post-surgical recurrence or HPV clearance — a minimum of two doses is the conventional threshold for evaluating biological vaccine effects — and anchoring follow-up at index without a landmark would allow time accrued before the immune response could plausibly take effect to count as vaccinated person-time, introducing immortal-time selection.</w:t>
+      </w:r>
+      <w:r>
+        <w:t xml:space="preserve">7</w:t>
+      </w:r>
+    </w:p>
+    <w:bookmarkEnd w:id="27"/>
+    <w:bookmarkStart w:id="28" w:name="sensitivity-analyses"/>
+    <w:p>
+      <w:pPr>
+        <w:pStyle w:val="Heading3"/>
+      </w:pPr>
+      <w:r>
+        <w:t xml:space="preserve">Sensitivity analyses</w:t>
+      </w:r>
+    </w:p>
+    <w:p>
+      <w:pPr>
+        <w:pStyle w:val="FirstParagraph"/>
+      </w:pPr>
+      <w:r>
+        <w:t xml:space="preserve">Five pre-specified sensitivity analyses defended the Cohort B inferences and are summarised in the Results.</w:t>
+      </w:r>
+      <w:r>
+        <w:t xml:space="preserve"> </w:t>
+      </w:r>
+      <w:r>
+        <w:rPr>
+          <w:b/>
+          <w:bCs/>
+        </w:rPr>
+        <w:t xml:space="preserve">(i) Outcome-definition robustness for clearance.</w:t>
+      </w:r>
+      <w:r>
+        <w:t xml:space="preserve"> </w:t>
+      </w:r>
+      <w:r>
+        <w:t xml:space="preserve">The two-consecutive-negative event definition was contrasted against an alternative single-negative-test definition; both estimates and the corresponding event counts are reported.</w:t>
+      </w:r>
+      <w:r>
+        <w:t xml:space="preserve"> </w:t>
+      </w:r>
+      <w:r>
+        <w:rPr>
+          <w:b/>
+          <w:bCs/>
+        </w:rPr>
+        <w:t xml:space="preserve">(ii) Time-stratified clearance.</w:t>
+      </w:r>
+      <w:r>
+        <w:t xml:space="preserve"> </w:t>
+      </w:r>
+      <w:r>
+        <w:t xml:space="preserve">A pre-specified piecewise Cox model decomposed the average hazard ratio into period-specific estimates for 0–6, 6–12, 12–24, and ≥24 months post-landmark, with at-risk left-truncation at each window’s lower bound.</w:t>
+      </w:r>
+      <w:r>
+        <w:t xml:space="preserve"> </w:t>
+      </w:r>
+      <w:r>
+        <w:rPr>
+          <w:b/>
+          <w:bCs/>
+        </w:rPr>
+        <w:t xml:space="preserve">(iii) Dose threshold.</w:t>
+      </w:r>
+      <w:r>
+        <w:t xml:space="preserve"> </w:t>
+      </w:r>
+      <w:r>
+        <w:t xml:space="preserve">The primary ≥2-dose definition was contrasted with a more permissive ≥1-dose (single-dose) definition and a more restrictive ≥3-dose (complete schedule) definition, in both cases without the landmark filter to isolate the effect of dose ascertainment; in each case vaccinated cases failing the threshold and their attached non-vaccinated participants were dropped to preserve the matching structure. A complementary landmark variant anchored at the standard HPV-vaccine 0–2–6 month schedule plus a 30 / 90 / 240-day grace period (for ≥1, ≥2, ≥3 dose thresholds respectively) addressed residual immortal-time selection in dose-threshold contrasts.</w:t>
+      </w:r>
+      <w:r>
+        <w:t xml:space="preserve"> </w:t>
+      </w:r>
+      <w:r>
+        <w:rPr>
+          <w:b/>
+          <w:bCs/>
+        </w:rPr>
+        <w:t xml:space="preserve">(iv) Matching structure.</w:t>
+      </w:r>
+      <w:r>
+        <w:t xml:space="preserve"> </w:t>
+      </w:r>
+      <w:r>
+        <w:t xml:space="preserve">A strict fixed 1:4 fine-matching alternative was compared with the primary variable-ratio (1:up-to-4) procedure to test the robustness of the matching design; variable-ratio was pre-specified as primary because the limited number of vaccinated surgical cases and the small absolute event count make full retention of matchable cases preferable, while cluster-robust standard errors using the matching identifier appropriately accommodate the unequal cluster sizes.</w:t>
+      </w:r>
+      <w:r>
+        <w:t xml:space="preserve">5,6</w:t>
+      </w:r>
+      <w:r>
+        <w:t xml:space="preserve"> </w:t>
+      </w:r>
+      <w:r>
+        <w:rPr>
+          <w:b/>
+          <w:bCs/>
+        </w:rPr>
+        <w:t xml:space="preserve">(v) Disease-free interval.</w:t>
+      </w:r>
+      <w:r>
+        <w:t xml:space="preserve"> </w:t>
+      </w:r>
+      <w:r>
+        <w:t xml:space="preserve">To address the possibility that early post-landmark recurrences represent persistent disease from an incomplete excision rather than true recurrence after clearance, the lesion-recurrence outcome was re-fit after applying a minimum disease-free interval of 3, 6, or 12 months from the landmark.</w:t>
+      </w:r>
+    </w:p>
     <w:p>
       <w:pPr>
         <w:pStyle w:val="BodyText"/>
       </w:pPr>
       <w:r>
-        <w:rPr>
-          <w:b/>
-          <w:bCs/>
-        </w:rPr>
-        <w:t xml:space="preserve">Both Cohort A and Cohort B share a single v3 primary exposure definition</w:t>
-      </w:r>
-      <w:r>
-        <w:t xml:space="preserve"> </w:t>
-      </w:r>
-      <w:r>
-        <w:t xml:space="preserve">for methodological consistency: at least two documented HPV-vaccine prescription dates plus a</w:t>
-      </w:r>
-      <w:r>
-        <w:t xml:space="preserve"> </w:t>
-      </w:r>
-      <w:r>
-        <w:rPr>
-          <w:b/>
-          <w:bCs/>
-        </w:rPr>
-        <w:t xml:space="preserve">symmetric 3-month landmark</w:t>
-      </w:r>
-      <w:r>
-        <w:t xml:space="preserve"> </w:t>
-      </w:r>
-      <w:r>
-        <w:t xml:space="preserve">across arms. The at-risk clock was shifted to index + 90 days for both vaccinated and unvaccinated participants, and patients with &lt;90 days of follow-up or with an outcome event in the first 90 days were excluded. Vaccinated cases failing the ≥2-dose threshold or the landmark eligibility had their full matched pair (Cohort A; 1:1 PSM</w:t>
-      </w:r>
-      <w:r>
-        <w:t xml:space="preserve"> </w:t>
-      </w:r>
-      <w:r>
-        <w:rPr>
-          <w:rStyle w:val="VerbatimChar"/>
-        </w:rPr>
-        <w:t xml:space="preserve">pair_id</w:t>
-      </w:r>
-      <w:r>
-        <w:t xml:space="preserve">) or full fine-matched set (Cohort B; 1:up-to-4</w:t>
-      </w:r>
-      <w:r>
-        <w:t xml:space="preserve"> </w:t>
-      </w:r>
-      <w:r>
-        <w:rPr>
-          <w:rStyle w:val="VerbatimChar"/>
-        </w:rPr>
-        <w:t xml:space="preserve">fine_match_id</w:t>
-      </w:r>
-      <w:r>
-        <w:t xml:space="preserve">) dropped to preserve matched-set integrity. This pre-specified primary definition addresses two concerns simultaneously: (i) a single recorded HPV-vaccine prescription does not guarantee an immune response sufficient to influence post-surgical recurrence or HPV clearance (a minimum of two doses is the conventional threshold for evaluating biological vaccine effects), and (ii) anchoring follow-up at index without a landmark allows time accrued before the immune response could plausibly take effect to count as</w:t>
-      </w:r>
-      <w:r>
-        <w:t xml:space="preserve"> </w:t>
-      </w:r>
-      <w:r>
-        <w:t xml:space="preserve">“vaccinated person-time”</w:t>
-      </w:r>
-      <w:r>
-        <w:t xml:space="preserve">, introducing immortal-time selection. The original ≥1-dose, no-landmark exposure definition is retained as a pre-specified sensitivity analysis (Sens-C). The legacy lesion-recurrence point estimate under ≥1-dose, no-landmark was 0.80 (95% CI 0.44–1.43) and collapsed to 1.01 (0.49–2.06) under the ≥2-dose + 3-month landmark primary, indicating that the directional signal was substantially driven by immortal-time selection and supporting use of the tighter primary definition for inference.</w:t>
+        <w:t xml:space="preserve">An exploratory post-index hr-HPV detection endpoint, which conflates persistence with new acquisition and which has been used in some earlier post-treatment HPV-vaccine studies, is reported descriptively in Supplementary Tables S5 and S6 but is not interpreted as a co-primary outcome.</w:t>
       </w:r>
     </w:p>
     <w:p>
@@ -538,159 +640,7 @@
         <w:pStyle w:val="BodyText"/>
       </w:pPr>
       <w:r>
-        <w:t xml:space="preserve">Five pre-specified sensitivity analyses defended the principal Cohort B inferences and are reported in the main results.</w:t>
-      </w:r>
-      <w:r>
-        <w:t xml:space="preserve"> </w:t>
-      </w:r>
-      <w:r>
-        <w:rPr>
-          <w:b/>
-          <w:bCs/>
-        </w:rPr>
-        <w:t xml:space="preserve">(i) Outcome-definition robustness for clearance.</w:t>
-      </w:r>
-      <w:r>
-        <w:t xml:space="preserve"> </w:t>
-      </w:r>
-      <w:r>
-        <w:t xml:space="preserve">Because the choice between a single negative test and two consecutive negative tests is the most consequential definitional decision for the clearance co-primary, the primary two-consecutive-negative event definition was contrasted against an alternative single-negative-test definition (the more permissive ascertainment used in some earlier post-treatment HPV-vaccine analyses); both estimates and the corresponding event counts are reported.</w:t>
-      </w:r>
-      <w:r>
-        <w:t xml:space="preserve"> </w:t>
-      </w:r>
-      <w:r>
-        <w:rPr>
-          <w:b/>
-          <w:bCs/>
-        </w:rPr>
-        <w:t xml:space="preserve">(ii) Time-stratified clearance.</w:t>
-      </w:r>
-      <w:r>
-        <w:t xml:space="preserve"> </w:t>
-      </w:r>
-      <w:r>
-        <w:t xml:space="preserve">In response to a non-proportional Schoenfeld pattern in the clearance co-primary under the legacy primary, a pre-specified piecewise Cox model decomposed the v3 average hazard ratio into period-specific estimates for 0–6, 6–12, 12–24, and ≥24 months post-landmark, with at-risk left-truncation at each window’s lower bound and event ascertainment within the window.</w:t>
-      </w:r>
-      <w:r>
-        <w:t xml:space="preserve"> </w:t>
-      </w:r>
-      <w:r>
-        <w:rPr>
-          <w:b/>
-          <w:bCs/>
-        </w:rPr>
-        <w:t xml:space="preserve">(iii) Dose threshold and immortal-time landmark.</w:t>
-      </w:r>
-      <w:r>
-        <w:t xml:space="preserve"> </w:t>
-      </w:r>
-      <w:r>
-        <w:t xml:space="preserve">The v3 primary requires ≥2 distinct HPV-vaccine prescription dates with matched-set integrity preserved. As a sensitivity, the more permissive ≥1-dose, no-landmark definition (the legacy primary) and the more restrictive ≥3-dose, no-landmark definition were also fit; in both cases vaccinated cases failing the threshold and their attached non-vaccinated participants were dropped. To address residual immortal-time selection in dose-threshold contrasts,</w:t>
-      </w:r>
-      <w:r>
-        <w:t xml:space="preserve">7</w:t>
-      </w:r>
-      <w:r>
-        <w:t xml:space="preserve"> </w:t>
-      </w:r>
-      <w:r>
-        <w:t xml:space="preserve">a landmark variant anchored at the standard HPV-vaccine 0–2–6 month schedule plus a 30 / 90 / 240-day grace period (for ≥1, ≥2, ≥3 dose thresholds respectively) was pre-specified; the ≥2-dose, 90-day landmark coincides with the v3 primary specification.</w:t>
-      </w:r>
-      <w:r>
-        <w:t xml:space="preserve"> </w:t>
-      </w:r>
-      <w:r>
-        <w:rPr>
-          <w:b/>
-          <w:bCs/>
-        </w:rPr>
-        <w:t xml:space="preserve">(iv) Strict matching.</w:t>
-      </w:r>
-      <w:r>
-        <w:t xml:space="preserve"> </w:t>
-      </w:r>
-      <w:r>
-        <w:t xml:space="preserve">Sens-D tests the robustness of the</w:t>
-      </w:r>
-      <w:r>
-        <w:t xml:space="preserve"> </w:t>
-      </w:r>
-      <w:r>
-        <w:rPr>
-          <w:b/>
-          <w:bCs/>
-        </w:rPr>
-        <w:t xml:space="preserve">matching structure</w:t>
-      </w:r>
-      <w:r>
-        <w:t xml:space="preserve"> </w:t>
-      </w:r>
-      <w:r>
-        <w:t xml:space="preserve">(variable-ratio vs strict 1:4 fine matching), independently of the v3 exposure-definition change. To isolate this question the analysis was run on the legacy ≥1-dose, no-landmark cohort (n = 241 vaccinated / 867 controls under variable-ratio; n = 193 / 772 under strict 1:4), where the variable-ratio (1:up-to-4) primary fine-matching procedure was compared against a strict fixed 1:4 alternative that retained only those vaccinated cases for whom four controls had been identified, dropping cases with one to three controls together with their attached non-vaccinated participants. Variable-ratio matching was specified as the primary approach because the limited number of vaccinated surgical cases and the small absolute event count make full retention of matchable cases preferable, while the cluster-robust standard errors using the matching identifier appropriately accommodate the unequal cluster sizes.</w:t>
-      </w:r>
-      <w:r>
-        <w:t xml:space="preserve">5,6</w:t>
-      </w:r>
-      <w:r>
-        <w:t xml:space="preserve"> </w:t>
-      </w:r>
-      <w:r>
-        <w:rPr>
-          <w:b/>
-          <w:bCs/>
-        </w:rPr>
-        <w:t xml:space="preserve">(v) Disease-free interval.</w:t>
-      </w:r>
-      <w:r>
-        <w:t xml:space="preserve"> </w:t>
-      </w:r>
-      <w:r>
-        <w:t xml:space="preserve">To address the possibility that early post-landmark</w:t>
-      </w:r>
-      <w:r>
-        <w:t xml:space="preserve"> </w:t>
-      </w:r>
-      <w:r>
-        <w:t xml:space="preserve">“recurrence”</w:t>
-      </w:r>
-      <w:r>
-        <w:t xml:space="preserve"> </w:t>
-      </w:r>
-      <w:r>
-        <w:t xml:space="preserve">events represent persistent disease from an incomplete excision rather than true recurrence after clearance, the lesion-recurrence co-primary was re-fit after applying a minimum disease-free interval of ≥3, ≥6, or ≥12 months from the 3-month landmark (the v3 primary already removes events occurring in the first 90 days from index by construction).</w:t>
-      </w:r>
-    </w:p>
-    <w:p>
-      <w:pPr>
-        <w:pStyle w:val="BodyText"/>
-      </w:pPr>
-      <w:r>
-        <w:t xml:space="preserve">The legacy post-index hr-HPV detection endpoint (which conflates persistence and new acquisition) is retained as a sensitivity row in the cluster-robust hazard ratio table (Supplementary Table S6) and in the vaccine-type interaction table (Supplementary Table S5) for transparency, but is not interpreted as a co-primary outcome.</w:t>
-      </w:r>
-    </w:p>
-    <w:p>
-      <w:pPr>
-        <w:pStyle w:val="BodyText"/>
-      </w:pPr>
-      <w:r>
-        <w:t xml:space="preserve">Follow-up time was reported throughout this manuscript using the</w:t>
-      </w:r>
-      <w:r>
-        <w:t xml:space="preserve"> </w:t>
-      </w:r>
-      <w:r>
-        <w:rPr>
-          <w:b/>
-          <w:bCs/>
-        </w:rPr>
-        <w:t xml:space="preserve">reverse Kaplan–Meier method</w:t>
-      </w:r>
-      <w:r>
-        <w:t xml:space="preserve"> </w:t>
-      </w:r>
-      <w:r>
-        <w:t xml:space="preserve">of Schemper and Smith,</w:t>
+        <w:t xml:space="preserve">Follow-up time was reported throughout this manuscript using the reverse Kaplan–Meier method of Schemper and Smith,</w:t>
       </w:r>
       <w:r>
         <w:t xml:space="preserve">8</w:t>
@@ -699,23 +649,7 @@
         <w:t xml:space="preserve"> </w:t>
       </w:r>
       <w:r>
-        <w:t xml:space="preserve">which estimates the median</w:t>
-      </w:r>
-      <w:r>
-        <w:t xml:space="preserve"> </w:t>
-      </w:r>
-      <w:r>
-        <w:rPr>
-          <w:i/>
-          <w:iCs/>
-        </w:rPr>
-        <w:t xml:space="preserve">potential</w:t>
-      </w:r>
-      <w:r>
-        <w:t xml:space="preserve"> </w:t>
-      </w:r>
-      <w:r>
-        <w:t xml:space="preserve">follow-up time by inverting the event indicator and applying the Kaplan–Meier estimator to the censoring distribution. This method is preferred to the naïve median of observed follow-up time because the naïve estimator is biased downward when outcome events truncate observation, particularly for outcomes that occur during the follow-up window (lesion recurrence, hr-HPV clearance, the chronic-disease composite). For symmetry between cohorts, the reverse-KM median is reported with its interquartile range as the principal summary of follow-up duration, while mean and observed range are presented as descriptive supplements.</w:t>
+        <w:t xml:space="preserve">which estimates the median potential follow-up time by inverting the event indicator and applying the Kaplan–Meier estimator to the censoring distribution. This method is preferred to the naïve median of observed follow-up time because the naïve estimator is biased downward when outcome events truncate observation. The reverse-Kaplan–Meier median is reported with its interquartile range as the principal summary of follow-up duration, with mean and observed range as descriptive supplements.</w:t>
       </w:r>
     </w:p>
     <w:p>
@@ -733,9 +667,9 @@
         </w:pict>
       </w:r>
     </w:p>
-    <w:bookmarkEnd w:id="26"/>
-    <w:bookmarkEnd w:id="27"/>
-    <w:bookmarkStart w:id="31" w:name="results"/>
+    <w:bookmarkEnd w:id="28"/>
+    <w:bookmarkEnd w:id="29"/>
+    <w:bookmarkStart w:id="33" w:name="results"/>
     <w:p>
       <w:pPr>
         <w:pStyle w:val="Heading2"/>
@@ -744,7 +678,7 @@
         <w:t xml:space="preserve">Results</w:t>
       </w:r>
     </w:p>
-    <w:bookmarkStart w:id="28" w:name="X0fce6eee06c65b94f096a0a38040b3dcedf7a57"/>
+    <w:bookmarkStart w:id="30" w:name="X0fce6eee06c65b94f096a0a38040b3dcedf7a57"/>
     <w:p>
       <w:pPr>
         <w:pStyle w:val="Heading3"/>
@@ -758,23 +692,39 @@
         <w:pStyle w:val="FirstParagraph"/>
       </w:pPr>
       <w:r>
-        <w:t xml:space="preserve">A total of 32,969 women contributed to the source population, of whom 2,156 (6.5%) had received at least one HPV vaccination during follow-up; 1,479 (4.5%) had received at least two distinct vaccine doses. Application of the two matching strategies yielded the final analytic cohorts: Cohort A comprised 4,102 women (2,051 vaccinated and 2,051 unvaccinated, propensity-score matched 1:1); Cohort B comprised 1,108 women (241 vaccinated and 867 finely matched controls, mean variable ratio 3.60:1, maximum 4:1) under the legacy ≥1-dose, no-landmark specification, which was then reduced to</w:t>
-      </w:r>
-      <w:r>
-        <w:t xml:space="preserve"> </w:t>
-      </w:r>
-      <w:r>
-        <w:rPr>
-          <w:b/>
-          <w:bCs/>
-        </w:rPr>
-        <w:t xml:space="preserve">934 women (204 vaccinated and 730 fine-matched controls) under the pre-specified ≥2-dose + 3-month landmark primary</w:t>
-      </w:r>
-      <w:r>
-        <w:t xml:space="preserve"> </w:t>
-      </w:r>
-      <w:r>
-        <w:t xml:space="preserve">with matched-set integrity preserved (36 vaccinated cases failing the dose threshold and their attached non-vaccinated participants were dropped; an additional 4 patients were lost to the 3-month landmark filter). The full selection process is shown in</w:t>
+        <w:t xml:space="preserve">A total of 32,969 women contributed to the source population, of whom 2,156 (6.5%) had received at least one HPV vaccination during follow-up and 1,479 (4.5%) had received at least two distinct doses. Application of the two matching strategies followed by the pre-specified primary exposure filter yielded the final analytic cohorts:</w:t>
+      </w:r>
+      <w:r>
+        <w:t xml:space="preserve"> </w:t>
+      </w:r>
+      <w:r>
+        <w:rPr>
+          <w:b/>
+          <w:bCs/>
+        </w:rPr>
+        <w:t xml:space="preserve">Cohort A</w:t>
+      </w:r>
+      <w:r>
+        <w:t xml:space="preserve"> </w:t>
+      </w:r>
+      <w:r>
+        <w:t xml:space="preserve">comprised 2,776 women (1,396 vaccinated and 1,380 propensity-score-matched controls) and</w:t>
+      </w:r>
+      <w:r>
+        <w:t xml:space="preserve"> </w:t>
+      </w:r>
+      <w:r>
+        <w:rPr>
+          <w:b/>
+          <w:bCs/>
+        </w:rPr>
+        <w:t xml:space="preserve">Cohort B</w:t>
+      </w:r>
+      <w:r>
+        <w:t xml:space="preserve"> </w:t>
+      </w:r>
+      <w:r>
+        <w:t xml:space="preserve">comprised 934 women (204 vaccinated and 730 fine-matched controls). The full selection process is shown in</w:t>
       </w:r>
       <w:r>
         <w:t xml:space="preserve"> </w:t>
@@ -813,36 +763,23 @@
         <w:pStyle w:val="BodyText"/>
       </w:pPr>
       <w:r>
-        <w:t xml:space="preserve">In Cohort B, the fine matching yielded near-perfect balance on all matching variables. Mean age at the index date was 37.3 (9.5) years in the vaccinated group and 37.2 (8.5) years in controls (|SMD| = 0.01); body-mass index averaged 22.3 kg/m² in both groups (|SMD| = 0.02); over 99% of women in both groups had undergone conization rather than hysterectomy (|SMD| = 0.04).</w:t>
-      </w:r>
-      <w:r>
-        <w:t xml:space="preserve"> </w:t>
-      </w:r>
-      <w:r>
-        <w:rPr>
-          <w:b/>
-          <w:bCs/>
-        </w:rPr>
-        <w:t xml:space="preserve">Reverse-Kaplan–Meier median follow-up</w:t>
-      </w:r>
-      <w:r>
-        <w:t xml:space="preserve"> </w:t>
-      </w:r>
-      <w:r>
-        <w:t xml:space="preserve">from the index date in the v3 primary cohort (n = 934) was 4.94 years (interquartile range 3.30–8.90) in vaccinated women and 5.02 years (3.48–8.93) in matched controls; the corresponding values from the landmark (index + 90 days) were 4.69 years (3.05–8.65) and 4.78 years (3.23–8.68). For the legacy ≥1-dose, no-landmark Cohort B (n = 1,108), the reverse-KM median was 4.97 years (3.36–8.84) in vaccinated and 5.26 years (3.52–9.32) in controls. Maximum observed follow-up was 15.09 years (vaccinated) and 15.73 years (controls). Naïve medians of observed follow-up — which are biased downward by event-truncated observation — were close to but slightly shorter than these reverse-KM estimates (4.87 vs 4.94 in vaccinated and 4.90 vs 5.02 in controls). In the pre-vaccine hr-HPV-positive subset that defines the analytic population for the clearance co-primary outcome under the v3 primary (</w:t>
-      </w:r>
-      <w:r>
-        <w:rPr>
-          <w:b/>
-          <w:bCs/>
-        </w:rPr>
-        <w:t xml:space="preserve">n = 235: 92 vaccinated and 143 matched controls</w:t>
-      </w:r>
-      <w:r>
-        <w:t xml:space="preserve"> </w:t>
-      </w:r>
-      <w:r>
-        <w:t xml:space="preserve">after ≥2-dose + landmark filtering with matched-set integrity), balance was preserved. The legacy ≥1-dose clearance subset (n = 292: 110 vaccinated and 182 controls) is retained as a sensitivity comparator (</w:t>
+        <w:t xml:space="preserve">In Cohort B, the fine matching yielded near-perfect balance on all matching variables. Mean age at the index date was 37.3 (9.5) years in the vaccinated group and 37.2 (8.5) years in controls (|SMD| = 0.01); body-mass index averaged 22.3 kg/m² in both groups (|SMD| = 0.02); over 99% of women in both groups had undergone conization rather than hysterectomy (|SMD| = 0.04). The reverse-Kaplan–Meier median follow-up from the index date was 4.94 years (interquartile range 3.30–8.90) in vaccinated women and 5.02 years (3.48–8.93) in matched controls; the corresponding values from the landmark were 4.69 years (3.05–8.65) and 4.78 years (3.23–8.68). Maximum observed follow-up was 15.09 years in vaccinated women and 15.73 years in controls. The pre-vaccine hr-HPV-positive subset that defines the analytic population for the clearance co-primary outcome comprised</w:t>
+      </w:r>
+      <w:r>
+        <w:t xml:space="preserve"> </w:t>
+      </w:r>
+      <w:r>
+        <w:rPr>
+          <w:b/>
+          <w:bCs/>
+        </w:rPr>
+        <w:t xml:space="preserve">235 women (92 vaccinated and 143 matched controls)</w:t>
+      </w:r>
+      <w:r>
+        <w:t xml:space="preserve"> </w:t>
+      </w:r>
+      <w:r>
+        <w:t xml:space="preserve">after the same matched-set integrity rule was applied, with balance preserved on all measured covariates (</w:t>
       </w:r>
       <w:r>
         <w:rPr>
@@ -852,11 +789,11 @@
         <w:t xml:space="preserve">Table 1</w:t>
       </w:r>
       <w:r>
-        <w:t xml:space="preserve">, Cohort B clearance-subset block).</w:t>
-      </w:r>
-    </w:p>
-    <w:bookmarkEnd w:id="28"/>
-    <w:bookmarkStart w:id="29" w:name="X38e5ebf89f1679077ae14291795c408178fb476"/>
+        <w:t xml:space="preserve">).</w:t>
+      </w:r>
+    </w:p>
+    <w:bookmarkEnd w:id="30"/>
+    <w:bookmarkStart w:id="31" w:name="X38e5ebf89f1679077ae14291795c408178fb476"/>
     <w:p>
       <w:pPr>
         <w:pStyle w:val="Heading3"/>
@@ -870,7 +807,7 @@
         <w:pStyle w:val="FirstParagraph"/>
       </w:pPr>
       <w:r>
-        <w:t xml:space="preserve">Under the v3 primary specification (≥2-dose + 3-month landmark applied to the 1:1 PSM matched dataset with pair integrity preserved), the analytic Cohort A comprised 2,776 women (1,396 vaccinated and 1,380 matched controls), accumulating approximately 7,421 vaccinated and 10,090 unvaccinated person-years measured from the 3-month landmark for the Any-of-five analysis (person-years varied slightly across individual outcomes owing to prevalent-case exclusions). Among these, 39 women experienced any of the five chronic conditions after the landmark (18 in vaccinated, incidence rate 2.43 per 1,000 person-years; 21 in unvaccinated, 2.08 per 1,000 person-years). For the inclusive Any-of-five composite, the cluster-robust cause-specific hazard ratio for vaccination was</w:t>
+        <w:t xml:space="preserve">Over a reverse-Kaplan–Meier median follow-up of 5.93 years (interquartile range 2.78–10.75), Cohort A accumulated approximately 7,421 vaccinated and 10,090 unvaccinated person-years measured from the landmark for the Any-of-five analysis (person-years varied slightly across individual outcomes owing to prevalent-case exclusions). Thirty-nine women experienced any of the five chronic conditions after the landmark (18 vaccinated, incidence rate 2.43 per 1,000 person-years; 21 unvaccinated, 2.08 per 1,000 person-years). For the inclusive Any-of-five composite, the cluster-robust cause-specific hazard ratio for vaccination was</w:t>
       </w:r>
       <w:r>
         <w:t xml:space="preserve"> </w:t>
@@ -883,7 +820,7 @@
         <w:t xml:space="preserve">1.28 (95% confidence interval 0.66 to 2.48, p = 0.47)</w:t>
       </w:r>
       <w:r>
-        <w:t xml:space="preserve">. For the Major Cardiovascular Events composite only two events occurred (one vaccinated, one unvaccinated), yielding insufficient power for modelling. Among the individual conditions, the cause-specific hazard ratios were</w:t>
+        <w:t xml:space="preserve">. For the Major Cardiovascular Events composite only two events occurred (one vaccinated, one unvaccinated), insufficient for modelling. Among the individual conditions, the cause-specific hazard ratios were</w:t>
       </w:r>
       <w:r>
         <w:t xml:space="preserve"> </w:t>
@@ -915,7 +852,7 @@
         <w:t xml:space="preserve"> </w:t>
       </w:r>
       <w:r>
-        <w:t xml:space="preserve">(2 vs 3 events; 95% CI 0.14 to 5.22, p = 0.87); estimates for stroke, pulmonary embolism, and Angina/MI could not be obtained because no events occurred in one or both groups (</w:t>
+        <w:t xml:space="preserve">(2 vs 3 events; 95% CI 0.14 to 5.22, p = 0.87); estimates for stroke, pulmonary embolism, and Angina/myocardial infarction could not be obtained because no events occurred in one or both groups (</w:t>
       </w:r>
       <w:r>
         <w:rPr>
@@ -925,11 +862,11 @@
         <w:t xml:space="preserve">Table 2</w:t>
       </w:r>
       <w:r>
-        <w:t xml:space="preserve">). The pseudo-index sensitivity analysis (computed on the legacy ≥1-dose Cohort A for consistency with the published Sens-C framework) showed concordant Any-of-five hazard ratios across the random-sampling, calendar-year-matched, and risk-set sampling strategies (1.26, 1.27, and 1.21, respectively; Supplementary Table S7). The legacy ≥1-dose, no-landmark Cohort A (n = 4,102 / 4,106) yielded Any-of-five HR 1.26 (0.75–2.12), MCE 1.96 (0.31–12.44), diabetes 1.25 (0.68–2.28), and hypertension 1.49 (0.53–4.18) — these estimates closely tracked the v3 primary, confirming that the safety null inference is robust to the choice of exposure definition. Figure 2 displays the Aalen–Johansen cumulative incidence curves for the v3 primary cohort. No hazard ratio for any individual or composite endpoint reached statistical significance under either the v3 primary or the legacy specification.</w:t>
-      </w:r>
-    </w:p>
-    <w:bookmarkEnd w:id="29"/>
-    <w:bookmarkStart w:id="30" w:name="cohort-b-post-surgical-vaccine-efficacy"/>
+        <w:t xml:space="preserve">). The pseudo-index sensitivity analysis showed concordant Any-of-five hazard ratios across the random-sampling, calendar-year-matched, and risk-set sampling strategies (1.26, 1.27, and 1.21, respectively; Supplementary Table S7). Figure 2 displays the Aalen–Johansen cumulative incidence curves and the forest plot of cause-specific and Fine–Gray hazard ratios. No hazard ratio for any individual or composite endpoint reached statistical significance.</w:t>
+      </w:r>
+    </w:p>
+    <w:bookmarkEnd w:id="31"/>
+    <w:bookmarkStart w:id="32" w:name="cohort-b-post-surgical-vaccine-efficacy"/>
     <w:p>
       <w:pPr>
         <w:pStyle w:val="Heading3"/>
@@ -943,20 +880,20 @@
         <w:pStyle w:val="FirstParagraph"/>
       </w:pPr>
       <w:r>
-        <w:t xml:space="preserve">Under the pre-specified ≥2-dose + 3-month landmark primary definition the analytic Cohort B comprised 934 women (204 vaccinated, 730 fine-matched controls; matched-set integrity preserved by dropping the full set for any vaccinated case failing the dose or landmark-eligibility filter). For the lesion-recurrence co-primary, one additional matched set was removed because the vaccinated case had a recurrence event in the first 90 days post-index (and a small number of non-vaccinated controls similarly had early events removed), yielding a P1 analytic sample of</w:t>
-      </w:r>
-      <w:r>
-        <w:t xml:space="preserve"> </w:t>
-      </w:r>
-      <w:r>
-        <w:rPr>
-          <w:b/>
-          <w:bCs/>
-        </w:rPr>
-        <w:t xml:space="preserve">912 (203 vaccinated, 709 controls)</w:t>
-      </w:r>
-      <w:r>
-        <w:t xml:space="preserve">. Within this analytic sample, 43 biopsy-confirmed lesion recurrences accrued (10 in vaccinated, incidence rate 8.83 per 1,000 person-years over 1,132 vaccinated person-years; 33 in unvaccinated, 8.36 per 1,000 person-years over 3,947 unvaccinated person-years). In age-adjusted Cox models with cluster-robust standard errors using the fine-matching identifier, vaccination was not associated with lesion recurrence (hazard ratio 1.01, 95% CI 0.49–2.06; p = 0.99). Under the alternative ≥1-dose, no-landmark exposure definition the same outcome had previously yielded a directionally protective but non-significant estimate (HR 0.80, 95% CI 0.44–1.43; p = 0.45); the collapse of this directional signal once the dose-threshold and landmark filters were applied indicates that an appreciable fraction of the legacy 0.80 estimate reflected immortal-time selection rather than biological protection. We treat this collapse transparently as a limitation of the present cohort’s lesion-recurrence inference (see Discussion). The Schoenfeld residual rank test did not indicate violation of the proportional-hazards assumption on the vaccinated covariate (p &gt; 0.20).</w:t>
+        <w:t xml:space="preserve">In Cohort B (n = 934; 204 vaccinated and 730 fine-matched controls), one additional matched set was removed for the lesion-recurrence outcome because the vaccinated case had a recurrence event in the first 90 days post-index, with a small number of unvaccinated controls similarly removed for early events, yielding a lesion-recurrence analytic sample of</w:t>
+      </w:r>
+      <w:r>
+        <w:t xml:space="preserve"> </w:t>
+      </w:r>
+      <w:r>
+        <w:rPr>
+          <w:b/>
+          <w:bCs/>
+        </w:rPr>
+        <w:t xml:space="preserve">912 women (203 vaccinated and 709 controls)</w:t>
+      </w:r>
+      <w:r>
+        <w:t xml:space="preserve">. Within this sample, 43 biopsy-confirmed lesion recurrences accrued (10 vaccinated, incidence rate 8.83 per 1,000 person-years over 1,132 vaccinated person-years; 33 unvaccinated, 8.36 per 1,000 person-years over 3,947 unvaccinated person-years). In age-adjusted Cox models with cluster-robust standard errors using the fine-matching identifier, vaccination was not associated with lesion recurrence (hazard ratio 1.01, 95% CI 0.49–2.06; p = 0.99). The Schoenfeld residual rank test did not indicate violation of the proportional-hazards assumption on the vaccinated covariate (p &gt; 0.20).</w:t>
       </w:r>
     </w:p>
     <w:p>
@@ -964,7 +901,7 @@
         <w:pStyle w:val="BodyText"/>
       </w:pPr>
       <w:r>
-        <w:t xml:space="preserve">Among the 235 women (92 vaccinated, 143 matched controls; pre-vaccine hr-HPV positivity preserved through landmark filtering) eligible for the clearance co-primary, the second co-primary outcome — time from the 3-month landmark (index + 90 days) to the first of two consecutive post-landmark molecular pathology records explicitly negative for hr-HPV — occurred in 31 of 92 vaccinated and 28 of 143 controls. The age-adjusted, cluster-robust hazard ratio for vaccination was</w:t>
+        <w:t xml:space="preserve">Among the 235 women (92 vaccinated and 143 matched controls) eligible for the clearance co-primary, 31 vaccinated and 28 control women achieved the event (the first of two consecutive post-landmark hr-HPV-negative molecular pathology records). The age-adjusted, cluster-robust hazard ratio for vaccination was</w:t>
       </w:r>
       <w:r>
         <w:t xml:space="preserve"> </w:t>
@@ -977,23 +914,7 @@
         <w:t xml:space="preserve">1.85 (95% CI 1.09–3.17; p = 0.024)</w:t>
       </w:r>
       <w:r>
-        <w:t xml:space="preserve">, where a hazard ratio greater than 1 corresponds to faster clearance in the vaccinated arm. This is the principal post-surgical efficacy finding of the study: HPV vaccination after surgical excision was associated with approximately twofold faster clearance of pre-existing high-risk HPV in women who had documented HR-HPV positivity before vaccination, after accounting for the immortal-time concern by requiring at least two recorded vaccine doses and applying a symmetric 3-month landmark. Among women who achieved the clearance event, the</w:t>
-      </w:r>
-      <w:r>
-        <w:t xml:space="preserve"> </w:t>
-      </w:r>
-      <w:r>
-        <w:rPr>
-          <w:b/>
-          <w:bCs/>
-        </w:rPr>
-        <w:t xml:space="preserve">Kaplan–Meier estimated median sustained-clearance time</w:t>
-      </w:r>
-      <w:r>
-        <w:t xml:space="preserve"> </w:t>
-      </w:r>
-      <w:r>
-        <w:t xml:space="preserve">(reversion-free time from first clearance event to first subsequent hr-HPV-positive molecular pathology record, censoring at last follow-up if no reversion occurred) was 10.79 years (Q25 2.31, Q75 not reached) in vaccinated women (n = 31; 13 reversion events, 18 censored) and 5.67 years (Q25 1.91, Q75 not reached) in unvaccinated controls (n = 28; 13 reversion events, 15 censored), with log-rank p = 0.317. These KM medians should be interpreted with caution because the analysis is conditional on clearance achievement and therefore selects for patients with longer total follow-up (median total follow-up from index was 8.67 years in vaccinated clearance achievers compared with 4.87 years in the full v3 vaccinated cohort), because the reversion event count is small (13 per arm), and because the KM curves show three-year plateaus near S(t) = 0.5 that make the median estimate unstable. We therefore additionally report the</w:t>
+        <w:t xml:space="preserve">, where a hazard ratio greater than 1 corresponds to faster clearance in the vaccinated arm. HPV vaccination after surgical excision was thus associated with approximately twofold faster clearance of pre-existing high-risk HPV in women with documented hr-HPV positivity before vaccination. Among women who achieved the clearance event, the Kaplan–Meier-estimated median sustained-clearance (reversion-free) time was 10.79 years (Q25 2.31, Q75 not reached) in vaccinated women (n = 31; 13 reversion events, 18 censored) and 5.67 years (Q25 1.91, Q75 not reached) in unvaccinated controls (n = 28; 13 reversion events, 15 censored), with a non-significant log-rank test (p = 0.317). Because this analysis is conditional on clearance achievement and therefore selects for patients with longer follow-up, and because the small reversion-event count produces long plateaus near S(t) = 0.5 that destabilise the median, we additionally report the</w:t>
       </w:r>
       <w:r>
         <w:t xml:space="preserve"> </w:t>
@@ -1009,23 +930,7 @@
         <w:t xml:space="preserve"> </w:t>
       </w:r>
       <w:r>
-        <w:t xml:space="preserve">as a more stable summary at a clinically interpretable horizon: this probability was</w:t>
-      </w:r>
-      <w:r>
-        <w:t xml:space="preserve"> </w:t>
-      </w:r>
-      <w:r>
-        <w:rPr>
-          <w:b/>
-          <w:bCs/>
-        </w:rPr>
-        <w:t xml:space="preserve">56.9% in vaccinated and 53.3% in unvaccinated clearance achievers</w:t>
-      </w:r>
-      <w:r>
-        <w:t xml:space="preserve"> </w:t>
-      </w:r>
-      <w:r>
-        <w:t xml:space="preserve">— a difference of less than 4 percentage points (</w:t>
+        <w:t xml:space="preserve">as a more stable summary at a clinically interpretable horizon: 56.9% in vaccinated and 53.3% in unvaccinated clearance achievers — a difference of less than 4 percentage points (</w:t>
       </w:r>
       <w:r>
         <w:rPr>
@@ -1035,7 +940,7 @@
         <w:t xml:space="preserve">Table 3</w:t>
       </w:r>
       <w:r>
-        <w:t xml:space="preserve">). The discrepancy between the apparently large median difference (10.79 vs 5.67 y) and the negligible 5-year-probability difference (0.569 vs 0.533) underscores that the median figures are dominated by long late-follow-up plateaus rather than by an arm difference in early reversion risk. A pre-specified piecewise time-stratified Cox model under the v3 primary (Sens-B) decomposed the 1.85 average hazard ratio into a significant 0–6-month post-landmark window (HR 2.20, 95% CI 1.03–4.68; p = 0.042) with non-significant point estimates in later windows, consistent with the timing of immune-memory recall in women who have already received ≥2 doses by the landmark. Cumulative clearance curves under the ≥2-dose + 3-month landmark primary are shown in</w:t>
+        <w:t xml:space="preserve">). The contrast between the apparently large median difference (10.79 vs 5.67 years) and the negligible 5-year-probability difference (0.569 vs 0.533) underscores that the median figures are dominated by long late-follow-up plateaus rather than by an early reversion-risk difference between arms. A pre-specified piecewise time-stratified Cox model decomposed the 1.85 average hazard ratio into a significant 0–6-month post-landmark window (hazard ratio 2.20, 95% CI 1.03–4.68; p = 0.042) with non-significant point estimates in later windows, consistent with the timing of immune-memory recall in women who have already received at least two doses by the landmark. Cumulative incidence curves for both co-primary outcomes are shown in</w:t>
       </w:r>
       <w:r>
         <w:t xml:space="preserve"> </w:t>
@@ -1048,22 +953,6 @@
         <w:t xml:space="preserve">Figure 3</w:t>
       </w:r>
       <w:r>
-        <w:t xml:space="preserve"> </w:t>
-      </w:r>
-      <w:r>
-        <w:t xml:space="preserve">(panel b) and</w:t>
-      </w:r>
-      <w:r>
-        <w:t xml:space="preserve"> </w:t>
-      </w:r>
-      <w:r>
-        <w:rPr>
-          <w:b/>
-          <w:bCs/>
-        </w:rPr>
-        <w:t xml:space="preserve">Table 3</w:t>
-      </w:r>
-      <w:r>
         <w:t xml:space="preserve">.</w:t>
       </w:r>
     </w:p>
@@ -1082,7 +971,7 @@
         <w:t xml:space="preserve">Figure 4</w:t>
       </w:r>
       <w:r>
-        <w:t xml:space="preserve">). For each outcome, heterogeneity by vaccine type was tested in a single age-adjusted Cox model with vaccine-type × vaccination interaction terms and cluster-robust standard errors on the fine-matching identifier (Supplementary Table S5). The likelihood-ratio test for vaccine-type heterogeneity was non-significant for both co-primary outcomes (lesion recurrence χ² = 0.64, p = 0.72; hr-HPV clearance χ² = 1.73, p = 0.42), and the test for age × vaccination interaction was likewise non-significant (lesion recurrence p = 0.07; hr-HPV clearance p = 0.37). A nominal quadrivalent-specific signal appeared in the legacy post-index hr-HPV detection sensitivity row of the same vaccine-type interaction model (HR 0.40, 95% CI 0.21–0.76; LRT p = 0.004; sensitivity row reported in Supplementary Table S5); we interpret this as residual calendar-period and surgery-to-vaccination-timing confounding rather than a vaccine-type effect (Discussion). An exploratory grid search across overlapping age ranges and follow-up windows identified a single nominally significant cell for lesion recurrence (women aged 30–52 years, 2-year follow-up: HR 0.23, 95% CI 0.06–0.96, p = 0.04) that did not survive any reasonable adjustment for the ≈6,900 combinations tested and is not used to support inference (Supplementary Table S3).</w:t>
+        <w:t xml:space="preserve">). Heterogeneity by vaccine type was tested in a single age-adjusted Cox model with vaccine-type × vaccination interaction terms and cluster-robust standard errors on the fine-matching identifier (Supplementary Table S5). The likelihood-ratio test for vaccine-type heterogeneity was non-significant for both co-primary outcomes (lesion recurrence χ² = 0.64, p = 0.72; hr-HPV clearance χ² = 1.73, p = 0.42), and the test for age × vaccination interaction was likewise non-significant (lesion recurrence p = 0.07; hr-HPV clearance p = 0.37). A nominal quadrivalent-specific signal that appeared in an exploratory post-index hr-HPV detection model (which conflates persistence with new acquisition and is reported descriptively in Supplementary Table S5) is interpreted as residual calendar-period and surgery-to-vaccination-timing confounding rather than as a vaccine-type effect (Discussion). An exploratory grid search across overlapping age ranges and follow-up windows identified a single nominally significant cell for lesion recurrence (women aged 30–52 years, 2-year follow-up: HR 0.23, 95% CI 0.06–0.96, p = 0.04) that did not survive any reasonable adjustment for the ≈6,900 combinations tested and is not used to support inference (Supplementary Table S3).</w:t>
       </w:r>
     </w:p>
     <w:p>
@@ -1090,7 +979,7 @@
         <w:pStyle w:val="BodyText"/>
       </w:pPr>
       <w:r>
-        <w:t xml:space="preserve">The five pre-specified sensitivity analyses — recomputed under the v3 primary cohort — were consistent with, and refined, the primary findings (</w:t>
+        <w:t xml:space="preserve">The five pre-specified sensitivity analyses were consistent with and refined the primary findings (</w:t>
       </w:r>
       <w:r>
         <w:rPr>
@@ -1100,7 +989,7 @@
         <w:t xml:space="preserve">Supplementary Figure S6</w:t>
       </w:r>
       <w:r>
-        <w:t xml:space="preserve">, summary forest plot).</w:t>
+        <w:t xml:space="preserve">).</w:t>
       </w:r>
       <w:r>
         <w:t xml:space="preserve"> </w:t>
@@ -1116,7 +1005,7 @@
         <w:t xml:space="preserve"> </w:t>
       </w:r>
       <w:r>
-        <w:t xml:space="preserve">For the clearance co-primary, the more permissive single-negative event definition produced a hazard ratio of 1.70 (95% CI 1.13–2.56, p = 0.011) on 91 vaccinated and 139 control women, compared with 1.85 (1.09–3.17, p = 0.024) under the two-consecutive-negative primary, supporting the directional inference and showing that the clearance signal is robust to the asymmetry between two-consecutive and single-negative ascertainment.</w:t>
+        <w:t xml:space="preserve">For the clearance co-primary, the more permissive single-negative-test event definition produced a hazard ratio of 1.70 (95% CI 1.13–2.56, p = 0.011) on 91 vaccinated and 139 control women, compared with 1.85 (1.09–3.17, p = 0.024) under the two-consecutive-negative primary, supporting the directional inference and showing that the clearance signal is robust to the asymmetry between two-consecutive and single-negative ascertainment.</w:t>
       </w:r>
       <w:r>
         <w:t xml:space="preserve"> </w:t>
@@ -1132,23 +1021,7 @@
         <w:t xml:space="preserve"> </w:t>
       </w:r>
       <w:r>
-        <w:t xml:space="preserve">The pre-specified piecewise time-stratified clearance model — fit because the Schoenfeld test indicated PH violation under the legacy primary — decomposed the average hazard ratio of 1.85 into a</w:t>
-      </w:r>
-      <w:r>
-        <w:t xml:space="preserve"> </w:t>
-      </w:r>
-      <w:r>
-        <w:rPr>
-          <w:b/>
-          <w:bCs/>
-        </w:rPr>
-        <w:t xml:space="preserve">2.20 (1.03–4.68, p = 0.042) signal in the 0–6-month window</w:t>
-      </w:r>
-      <w:r>
-        <w:t xml:space="preserve"> </w:t>
-      </w:r>
-      <w:r>
-        <w:t xml:space="preserve">post-landmark (19 vaccinated and 14 control events), a 1.58 (0.71–3.52) point estimate in 6–12 months, a 1.34 (0.30–6.07) point estimate in 12–24 months, and a 1.08 (0.09–13.45) estimate beyond 24 months. Under the v3 primary the dominant clearance signal therefore localises to the earliest 0–6-month post-landmark window — biologically consistent with the timing of immune-memory recall in women who have already received at least two doses at the time the landmark begins.</w:t>
+        <w:t xml:space="preserve">The piecewise time-stratified Cox model decomposed the average hazard ratio of 1.85 into a significant 0–6-month post-landmark window (hazard ratio 2.20, 95% CI 1.03–4.68; p = 0.042; 19 vaccinated and 14 control events), with non-significant point estimates of 1.58 (0.71–3.52) in 6–12 months, 1.34 (0.30–6.07) in 12–24 months, and 1.08 (0.09–13.45) beyond 24 months — localising the clearance signal to the earliest post-landmark window, biologically consistent with the timing of immune-memory recall in women who have already received at least two doses at the start of the landmark.</w:t>
       </w:r>
       <w:r>
         <w:t xml:space="preserve"> </w:t>
@@ -1164,19 +1037,16 @@
         <w:t xml:space="preserve"> </w:t>
       </w:r>
       <w:r>
-        <w:t xml:space="preserve">Restricting the vaccinated arm to ≥2 and ≥3 (complete schedule) recorded doses with full matched-set preservation produced lesion-recurrence hazard ratios of 0.74 (0.39–1.39) and 0.61 (0.30–1.24), respectively, and hr-HPV clearance hazard ratios of 1.40 (0.90–2.17) and 1.59 (0.97–2.60) when computed without a landmark (Supplementary Table S8A; these are the original ≥1-dose-anchored</w:t>
-      </w:r>
-      <w:r>
-        <w:t xml:space="preserve"> </w:t>
-      </w:r>
-      <w:r>
-        <w:t xml:space="preserve">“dose-response”</w:t>
-      </w:r>
-      <w:r>
-        <w:t xml:space="preserve"> </w:t>
-      </w:r>
-      <w:r>
-        <w:t xml:space="preserve">estimates retained for comparison). Adding the 3-month landmark (Supplementary Table S8B) collapses the lesion-recurrence dose-response (HR 1.12, 95% CI 0.54–2.30 at the ≥2-dose, 90-day landmark — corresponding to the present v3 primary specification), while the hr-HPV clearance HR at the same landmark is 1.45 (0.95–2.21, p = 0.081) under the broader ≥1-dose ascertainment and 1.85 (1.09–3.17, p = 0.024) under the v3 primary.</w:t>
+        <w:t xml:space="preserve">A more permissive ≥1-dose exposure definition (without the landmark) yielded a lesion-recurrence hazard ratio of 0.80 (0.44–1.43, p = 0.45) on 13 vaccinated and 57 control events and a clearance hazard ratio of 1.40 (0.92–2.11, p = 0.11) on 40 vaccinated and 48 control events. The directionally protective recurrence point estimate observed under the more permissive definition was attenuated to null under the primary specification, and the clearance estimate became larger and statistically significant — both patterns consistent with the removal of immortal-time selection by the dose threshold and landmark.</w:t>
+      </w:r>
+      <w:r>
+        <w:t xml:space="preserve">7</w:t>
+      </w:r>
+      <w:r>
+        <w:t xml:space="preserve"> </w:t>
+      </w:r>
+      <w:r>
+        <w:t xml:space="preserve">A more restrictive ≥3-dose (complete-schedule) definition without the landmark yielded a lesion-recurrence hazard ratio of 0.58 (0.27–1.26) and a clearance hazard ratio of 1.59 (0.97–2.60). The complementary dose-threshold landmark variant (Supplementary Table S8B) confirmed that the protective lesion-recurrence direction collapses to the null when immortal-time selection is properly removed at each dose threshold.</w:t>
       </w:r>
       <w:r>
         <w:t xml:space="preserve"> </w:t>
@@ -1208,7 +1078,7 @@
         <w:t xml:space="preserve"> </w:t>
       </w:r>
       <w:r>
-        <w:t xml:space="preserve">Applying a minimum disease-free interval of 3, 6, or 12 months from the landmark (in addition to the 90-day landmark already in the primary specification) yielded recurrence hazard ratios of 0.96, 0.92, and 0.97, respectively — all consistent with the primary 1.01 null estimate. Collectively, the five sensitivity analyses preserve the null inference for lesion recurrence and the significantly accelerated inference for clearance under the v3 primary, with the time-stratified analysis localising the clearance signal to the earliest 0–6-month post-landmark window.</w:t>
+        <w:t xml:space="preserve">Applying a minimum disease-free interval of 3, 6, or 12 months from the landmark yielded recurrence hazard ratios of 0.96, 0.92, and 0.97, respectively — all consistent with the primary 1.01 null estimate. Collectively, the sensitivity analyses preserve the null inference for lesion recurrence and the significantly accelerated inference for clearance.</w:t>
       </w:r>
     </w:p>
     <w:p>
@@ -1218,9 +1088,9 @@
         </w:pict>
       </w:r>
     </w:p>
-    <w:bookmarkEnd w:id="30"/>
-    <w:bookmarkEnd w:id="31"/>
-    <w:bookmarkStart w:id="32" w:name="X77687750556524728754c6a212a38d690df6183"/>
+    <w:bookmarkEnd w:id="32"/>
+    <w:bookmarkEnd w:id="33"/>
+    <w:bookmarkStart w:id="34" w:name="X77687750556524728754c6a212a38d690df6183"/>
     <w:p>
       <w:pPr>
         <w:pStyle w:val="Heading2"/>
@@ -1234,23 +1104,7 @@
         <w:pStyle w:val="FirstParagraph"/>
       </w:pPr>
       <w:r>
-        <w:t xml:space="preserve">The main findings can be framed around three observations: (i) the absence of any safety signal for major chronic disease over a reverse-Kaplan–Meier median follow-up of 5.93 years (IQR 2.78–10.75), including the broad Any-of-5 composite; (ii) under the pre-specified ≥2-dose + 3-month landmark primary exposure definition the absence of a protective effect of post-surgical vaccination on biopsy-confirmed lesion recurrence (HR 1.01, 95% CI 0.49–2.06; p = 0.99), with the legacy ≥1-dose, no-landmark estimate of 0.80 (0.44–1.43) collapsing to null under the tighter definition consistent with substantial immortal-time selection in the more permissive analysis; and (iii) a statistically significant association of post-surgical vaccination with</w:t>
-      </w:r>
-      <w:r>
-        <w:t xml:space="preserve"> </w:t>
-      </w:r>
-      <w:r>
-        <w:rPr>
-          <w:b/>
-          <w:bCs/>
-        </w:rPr>
-        <w:t xml:space="preserve">faster hr-HPV clearance</w:t>
-      </w:r>
-      <w:r>
-        <w:t xml:space="preserve"> </w:t>
-      </w:r>
-      <w:r>
-        <w:t xml:space="preserve">among women with documented pre-vaccine high-risk positivity (HR 1.85, 95% CI 1.09–3.17; p = 0.024), although the 5-year reversion-free probability among clearance achievers was nearly identical between arms (56.9% vaccinated vs 53.3% unvaccinated; log-rank p = 0.317), indicating no detectable difference in sustained-clearance duration at a clinically relevant horizon. These findings should be situated against the FUTURE I/II trial program, which established prophylactic vaccine efficacy in HPV-naïve women, and against meta-analyses of post-surgical vaccination (Joura et al., Velentzis et al.) that have yielded inconsistent results. The dissociation between the null recurrence and the significantly accelerated clearance findings under the same exposure definition supports a biological model in which vaccination accelerates immune clearance of pre-existing high-risk HPV but does not reverse already-initiated dysplastic precursor lesions.</w:t>
+        <w:t xml:space="preserve">The main findings can be framed around three observations: (i) the absence of any safety signal for major chronic disease over a reverse-Kaplan–Meier median follow-up of 5.93 years (IQR 2.78–10.75), including the broad Any-of-five composite (hazard ratio 1.28, 95% CI 0.66–2.48); (ii) the absence of a protective effect of post-surgical vaccination on biopsy-confirmed lesion recurrence (hazard ratio 1.01, 95% CI 0.49–2.06; p = 0.99); and (iii) a statistically significant association of post-surgical vaccination with faster hr-HPV clearance among women with documented pre-vaccine high-risk positivity (hazard ratio 1.85, 95% CI 1.09–3.17; p = 0.024), although the 5-year reversion-free probability among clearance achievers was nearly identical between arms (56.9% vaccinated vs 53.3% unvaccinated; log-rank p = 0.317), indicating no detectable difference in sustained-clearance duration at a clinically relevant horizon. These findings should be situated against the FUTURE I/II trial programme, which established prophylactic vaccine efficacy in HPV-naïve women, and against meta-analyses of post-surgical vaccination (Joura et al., Velentzis et al.) that have yielded inconsistent results. The dissociation between the null recurrence and the significantly accelerated clearance findings under the same exposure definition supports a biological model in which vaccination accelerates immune clearance of pre-existing high-risk HPV but does not reverse already-initiated dysplastic precursor lesions.</w:t>
       </w:r>
     </w:p>
     <w:p>
@@ -1258,7 +1112,7 @@
         <w:pStyle w:val="BodyText"/>
       </w:pPr>
       <w:r>
-        <w:t xml:space="preserve">The vaccine-type interaction analysis on the hr-HPV clearance co-primary was non-significant (LRT χ² = 1.73 on 2 d.f., p = 0.42; Supplementary Table S5). The legacy post-index hr-HPV detection sensitivity outcome — an endpoint that conflates persistence of the pre-surgical infection with new acquisition — yielded a nominal quadrivalent-specific signal in the same vaccine-type interaction model (HR 0.40, 95% CI 0.21–0.76; LRT p = 0.004; sensitivity row reported in Supplementary Table S5). Because the three vaccine products were administered in essentially non-overlapping calendar windows in this cohort (median index year 2014 for the quadrivalent product, 2013 for Cervarix, and 2020 for the nine-valent product), this signal is biologically discordant with the null estimate observed for the nine-valent vaccine (which contains all four antigens of the quadrivalent product plus five additional high-risk types and would be expected to confer at least equivalent protection) and is more parsimoniously explained by residual calendar-period and surgery-to-vaccination-timing confounding than by a quadrivalent-specific antigenic mechanism — the quadrivalent subgroup numbered only 36 vaccinated women. The signal is reported here for transparency and treated as hypothesis-generating only; we do not interpret it as evidence of vaccine-type effect modification on the co-primary clearance outcome.</w:t>
+        <w:t xml:space="preserve">The vaccine-type interaction analysis on the hr-HPV clearance co-primary was non-significant (LRT χ² = 1.73 on 2 d.f., p = 0.42; Supplementary Table S5). An exploratory post-index hr-HPV detection model — an endpoint that conflates persistence of the pre-surgical infection with new acquisition — yielded a nominal quadrivalent-specific signal (HR 0.40, 95% CI 0.21–0.76; LRT p = 0.004; Supplementary Table S5). Because the three vaccine products were administered in essentially non-overlapping calendar windows in this cohort (median index year 2014 for the quadrivalent product, 2013 for Cervarix, and 2020 for the nine-valent product), this signal is biologically discordant with the null estimate observed for the nine-valent vaccine — which contains all four antigens of the quadrivalent product plus five additional high-risk types and would be expected to confer at least equivalent protection — and is more parsimoniously explained by residual calendar-period and surgery-to-vaccination-timing confounding than by a quadrivalent-specific antigenic mechanism. The quadrivalent subgroup numbered only 36 vaccinated women. The signal is reported for transparency and treated as hypothesis-generating only.</w:t>
       </w:r>
     </w:p>
     <w:p>
@@ -1266,7 +1120,7 @@
         <w:pStyle w:val="BodyText"/>
       </w:pPr>
       <w:r>
-        <w:t xml:space="preserve">Several limitations qualify the principal Cohort B inference.</w:t>
+        <w:t xml:space="preserve">Several limitations qualify the inferences.</w:t>
       </w:r>
       <w:r>
         <w:t xml:space="preserve"> </w:t>
@@ -1279,20 +1133,7 @@
         <w:t xml:space="preserve">First</w:t>
       </w:r>
       <w:r>
-        <w:t xml:space="preserve">, the directional protective signal for lesion recurrence under the more permissive ≥1-dose, no-landmark exposure definition (HR 0.80, 95% CI 0.44–1.43) collapsed to a null estimate (HR 1.01, 0.49–2.06) under the pre-specified ≥2-dose + 3-month landmark primary definition. This collapse is informative rather than disqualifying — it indicates that a meaningful fraction of the legacy 0.80 estimate was attributable to immortal-time selection (a woman who reached her second-dose date had necessarily survived event-free up to that point) rather than to biological protection from vaccination. Under the tighter, biologically more credible exposure definition, the present cohort provides</w:t>
-      </w:r>
-      <w:r>
-        <w:t xml:space="preserve"> </w:t>
-      </w:r>
-      <w:r>
-        <w:rPr>
-          <w:b/>
-          <w:bCs/>
-        </w:rPr>
-        <w:t xml:space="preserve">no evidence of post-surgical protection against lesion recurrence</w:t>
-      </w:r>
-      <w:r>
-        <w:t xml:space="preserve">; whether the true effect is null or a modest protective effect masked by the limited event count (10 vaccinated and 33 unvaccinated recurrences in the n = 912 P1 analytic sample) cannot be resolved with this sample size. The contrast between the recurrence (null) and clearance (significantly accelerated) findings under the same primary exposure definition is internally consistent with a model in which vaccination accelerates clearance of pre-existing HR-HPV but does not reverse the precursor dysplastic lesions that have already initiated.</w:t>
+        <w:t xml:space="preserve">, the lesion-recurrence analysis had limited statistical power: only 10 recurrences accrued in the vaccinated arm and 33 in controls, so the analysis was sensitive to detect protective effects only of magnitude approximately HR ≤ 0.5 at 80% power, and a modest true protective effect could plausibly remain undetected.</w:t>
       </w:r>
       <w:r>
         <w:t xml:space="preserve"> </w:t>
@@ -1305,7 +1146,7 @@
         <w:t xml:space="preserve">Second</w:t>
       </w:r>
       <w:r>
-        <w:t xml:space="preserve">, the clearance subset, while internally consistent, is restricted to the 235 women with documented pre-vaccine hr-HPV positivity surviving the landmark filter, limiting power to detect heterogeneity by age or vaccine type.</w:t>
+        <w:t xml:space="preserve">, the clearance subset, while internally consistent, is restricted to the 235 women with documented pre-vaccine hr-HPV positivity, limiting power to detect heterogeneity by age or vaccine type.</w:t>
       </w:r>
       <w:r>
         <w:t xml:space="preserve"> </w:t>
@@ -1318,7 +1159,33 @@
         <w:t xml:space="preserve">Third</w:t>
       </w:r>
       <w:r>
-        <w:t xml:space="preserve">, additional limitations include the single-centre design, the modest absolute number of cardiovascular events (limiting power for the MCE composite), the dependence of HPV ascertainment on opportunistic testing, the absence of granular data on socioeconomic status, sexual behaviour, and partner vaccination, and the residual potential for unmeasured confounding despite propensity-score and fine matching — most notably for the clearance co-primary outcome, in which the matched-set structure cannot fully balance the indication for voluntarily seeking post-surgical vaccination. The clearance outcome required a documented pre-vaccine pathology record, restricting the v3 analytic subset to 235 patients (n = 92 vaccinated and 143 controls after landmark filtering with matched-set integrity; 59 clearance events in total, 31 vaccinated and 28 control) and limiting power for further stratified inference, although the overall v3 clearance HR reached conventional significance (1.85, p = 0.024). The post-index hr-HPV detection sensitivity row in Supplementary Table S6 (which captures persistence, reactivation, and new acquisition together) showed no overall protective effect (HR 0.91, 95% CI 0.76–1.08); we treat the apparent quadrivalent-specific signal in that sensitivity as artefactual for the reasons given above. Several additional methodological caveats merit mention. The pseudo-index assignment used to anchor follow-up time for unvaccinated controls in Cohort A is not unique; the Supplementary Table S7 sensitivity comparing three reasonable strategies observed concordant results. We did not apply formal multiple-comparison adjustment for the two Cohort B co-primary outcomes because they represent distinct biological hypotheses (post-surgical lesion regrowth versus clearance of pre-existing high-risk infection); both were null at the nominal threshold, so any plausible adjustment would not alter the substantive conclusion. The subgroup and interaction findings are explicitly framed as hypothesis-generating; in particular, an exploratory grid search across many overlapping age and follow-up windows had identified a single nominally significant cell (women aged 30 to 52 years, 2-year follow-up window: HR 0.23, 95% CI 0.06–0.96) that did not survive any reasonable adjustment for the approximately 6,900 combinations searched, attenuated with longer follow-up, and is therefore not reported in the main figure and not used to support any inference. The v3 post-surgical efficacy analysis was conducted with limited statistical power for lesion recurrence: only 10 recurrences accrued in the vaccinated arm and 33 in controls after the dose and landmark filters, so the analysis was sensitive to detect protective effects only of magnitude approximately HR ≤ 0.5 at 80% power; a modest true protective effect could plausibly remain undetected. The combination of a long-followed prospective cohort with retrospective CDW augmentation is a methodological strength that allowed us to track clinically important outcomes that would have been undetectable in shorter follow-up windows, while the use of cluster-robust standard errors based on the matched-pair (Cohort A) and fine-matching (Cohort B) identifiers, together with proportional-hazards assumption testing, provides a methodologically conservative inferential framework.</w:t>
+        <w:t xml:space="preserve">, the design relied on a single-centre retrospective data warehouse with the attendant constraints: the modest absolute number of cardiovascular events limits power for the Major Cardiovascular Events composite; HPV ascertainment depended on opportunistic testing rather than scheduled surveillance; granular data on socioeconomic status, sexual behaviour, and partner vaccination were not available; and residual unmeasured confounding may persist despite propensity-score and fine matching, most notably for the clearance co-primary outcome where the matched-set structure cannot fully balance the indication for voluntarily seeking post-surgical vaccination.</w:t>
+      </w:r>
+      <w:r>
+        <w:t xml:space="preserve"> </w:t>
+      </w:r>
+      <w:r>
+        <w:rPr>
+          <w:b/>
+          <w:bCs/>
+        </w:rPr>
+        <w:t xml:space="preserve">Fourth</w:t>
+      </w:r>
+      <w:r>
+        <w:t xml:space="preserve">, the pseudo-index assignment used to anchor follow-up time for unvaccinated controls in Cohort A is not unique; a Supplementary sensitivity analysis comparing three reasonable strategies (Supplementary Table S7) observed concordant results.</w:t>
+      </w:r>
+      <w:r>
+        <w:t xml:space="preserve"> </w:t>
+      </w:r>
+      <w:r>
+        <w:rPr>
+          <w:b/>
+          <w:bCs/>
+        </w:rPr>
+        <w:t xml:space="preserve">Fifth</w:t>
+      </w:r>
+      <w:r>
+        <w:t xml:space="preserve">, no formal multiple-comparison adjustment was applied to the two Cohort B co-primary outcomes because they represent distinct biological hypotheses (post-surgical lesion regrowth versus clearance of pre-existing high-risk infection); we report nominal p values throughout. Subgroup and interaction findings are explicitly framed as hypothesis-generating; an exploratory grid search across overlapping age and follow-up windows identified a single nominally significant cell (women aged 30–52 years at the 2-year follow-up window: hazard ratio 0.23, 95% CI 0.06–0.96) that did not survive adjustment for the approximately 6,900 combinations searched, attenuated with longer follow-up, and is not used to support inference. The combination of a long-followed prospective cohort with retrospective CDW augmentation is a methodological strength that allowed us to track clinically important outcomes that would have been undetectable in shorter follow-up windows, and the use of cluster-robust standard errors based on the matched-pair (Cohort A) and fine-matching (Cohort B) identifiers, together with proportional-hazards assumption testing, provides a methodologically conservative inferential framework.</w:t>
       </w:r>
     </w:p>
     <w:p>
@@ -1328,8 +1195,8 @@
         </w:pict>
       </w:r>
     </w:p>
-    <w:bookmarkEnd w:id="32"/>
-    <w:bookmarkStart w:id="40" w:name="references"/>
+    <w:bookmarkEnd w:id="34"/>
+    <w:bookmarkStart w:id="42" w:name="references"/>
     <w:p>
       <w:pPr>
         <w:pStyle w:val="Heading2"/>
@@ -1364,7 +1231,7 @@
       <w:r>
         <w:t xml:space="preserve">2007;370(9596):1453-1457. doi:</w:t>
       </w:r>
-      <w:hyperlink r:id="rId33">
+      <w:hyperlink r:id="rId35">
         <w:r>
           <w:rPr>
             <w:rStyle w:val="Hyperlink"/>
@@ -1399,7 +1266,7 @@
       <w:r>
         <w:t xml:space="preserve">2011;10(2):150-161. doi:</w:t>
       </w:r>
-      <w:hyperlink r:id="rId34">
+      <w:hyperlink r:id="rId36">
         <w:r>
           <w:rPr>
             <w:rStyle w:val="Hyperlink"/>
@@ -1434,7 +1301,7 @@
       <w:r>
         <w:t xml:space="preserve">2011;67(1):39-49. doi:</w:t>
       </w:r>
-      <w:hyperlink r:id="rId35">
+      <w:hyperlink r:id="rId37">
         <w:r>
           <w:rPr>
             <w:rStyle w:val="Hyperlink"/>
@@ -1496,7 +1363,7 @@
       <w:r>
         <w:t xml:space="preserve">2010;25(1):1-21. doi:</w:t>
       </w:r>
-      <w:hyperlink r:id="rId36">
+      <w:hyperlink r:id="rId38">
         <w:r>
           <w:rPr>
             <w:rStyle w:val="Hyperlink"/>
@@ -1531,7 +1398,7 @@
       <w:r>
         <w:t xml:space="preserve">2014;33(6):1057-1069. doi:</w:t>
       </w:r>
-      <w:hyperlink r:id="rId37">
+      <w:hyperlink r:id="rId39">
         <w:r>
           <w:rPr>
             <w:rStyle w:val="Hyperlink"/>
@@ -1566,7 +1433,7 @@
       <w:r>
         <w:t xml:space="preserve">2008;167(4):492-499. doi:</w:t>
       </w:r>
-      <w:hyperlink r:id="rId38">
+      <w:hyperlink r:id="rId40">
         <w:r>
           <w:rPr>
             <w:rStyle w:val="Hyperlink"/>
@@ -1601,7 +1468,7 @@
       <w:r>
         <w:t xml:space="preserve">1996;17(4):343-346. doi:</w:t>
       </w:r>
-      <w:hyperlink r:id="rId39">
+      <w:hyperlink r:id="rId41">
         <w:r>
           <w:rPr>
             <w:rStyle w:val="Hyperlink"/>
@@ -1610,8 +1477,8 @@
         </w:r>
       </w:hyperlink>
     </w:p>
-    <w:bookmarkEnd w:id="40"/>
-    <w:bookmarkEnd w:id="41"/>
+    <w:bookmarkEnd w:id="42"/>
+    <w:bookmarkEnd w:id="43"/>
     <w:sectPr/>
   </w:body>
 </w:document>

--- a/docs/HPV_manuscript_v2.docx
+++ b/docs/HPV_manuscript_v2.docx
@@ -96,10 +96,10 @@
           <w:b/>
           <w:bCs/>
         </w:rPr>
-        <w:t xml:space="preserve">934 women (204 vaccinated and 730 fine-matched controls)</w:t>
-      </w:r>
-      <w:r>
-        <w:t xml:space="preserve">. All post-matching standardised mean differences were below 0.10. In Cohort A, vaccination was not associated with chronic-disease incidence (Any-of-five hazard ratio 1.28, 95% confidence interval 0.66–2.48; 18 vaccinated and 21 unvaccinated events over 7,421 and 10,090 person-years; cause-specific Cox with cluster-robust standard errors on the matched-pair identifier). In Cohort B, the two co-primary outcomes were biopsy-confirmed lesion recurrence (≥CIN2) and hr-HPV clearance, defined as the first of two consecutive post-landmark hr-HPV-negative molecular pathology tests, among women with documented pre-vaccine high-risk HPV positivity. Post-surgical vaccination was not associated with reduced lesion recurrence (hazard ratio 1.01, 95% CI 0.49–2.06; p = 0.99) but was associated with significantly accelerated clearance of pre-existing hr-HPV (hazard ratio 1.85, 95% CI 1.09–3.17; p = 0.024), where a hazard ratio greater than 1 indicates faster clearance in the vaccinated arm. Among women who achieved clearance, the Kaplan–Meier-estimated median sustained-clearance (reversion-free) time was 10.79 years in vaccinated women (n = 31) and 5.67 years in unvaccinated controls (n = 28; log-rank p = 0.317); at a 5-year horizon the reversion-free probability was nearly identical (56.9% vs 53.3%), indicating that the apparent median difference is dominated by late-follow-up plateaus and small reversion counts rather than by an early reversion-risk difference between arms. Pre-specified sensitivity analyses — alternative single-dose exposure ascertainment, time-stratified Cox decomposition, dose-threshold landmark variants, strict 1:4 matching, and disease-free-interval buffers — were concordant with the primary inferences. Over a reverse-Kaplan–Meier median follow-up of 5.93 years (interquartile range 2.78–10.75) in Cohort A and 4.97 years (3.44–8.91) in Cohort B, HPV vaccination did not increase chronic-disease risk and accelerated hr-HPV clearance without altering lesion-recurrence rates.</w:t>
+        <w:t xml:space="preserve">912 women (203 vaccinated and 730 fine-matched controls)</w:t>
+      </w:r>
+      <w:r>
+        <w:t xml:space="preserve">. All post-matching standardised mean differences were below 0.10. In Cohort A, vaccination was not associated with chronic-disease incidence (Any-of-five hazard ratio 1.28, 95% confidence interval 0.66–2.48; 18 vaccinated and 21 unvaccinated events over 7,421 and 10,090 person-years; cause-specific Cox with cluster-robust standard errors on the matched-pair identifier). In Cohort B, the two co-primary outcomes were biopsy-confirmed lesion recurrence (≥CIN2) and hr-HPV clearance, defined as the first of two consecutive post-landmark hr-HPV-negative molecular pathology tests, among women with documented pre-vaccine high-risk HPV positivity. Post-surgical vaccination was not associated with reduced lesion recurrence (hazard ratio 1.01, 95% CI 0.49–2.06; p = 0.99) but was associated with significantly accelerated clearance of pre-existing hr-HPV (hazard ratio 1.82, 95% CI 1.07–3.11; p = 0.027), where a hazard ratio greater than 1 indicates faster clearance in the vaccinated arm. Among women who achieved clearance, the Kaplan–Meier-estimated median sustained-clearance (reversion-free) time was 10.79 years in vaccinated women (n = 31) and 5.67 years in unvaccinated controls (n = 28; log-rank p = 0.317); at a 5-year horizon the reversion-free probability was nearly identical (56.9% vs 53.3%), indicating that the apparent median difference is dominated by late-follow-up plateaus and small reversion counts rather than by an early reversion-risk difference between arms. Pre-specified sensitivity analyses — alternative single-dose exposure ascertainment, time-stratified Cox decomposition, dose-threshold landmark variants, strict 1:4 matching, and disease-free-interval buffers — were concordant with the primary inferences. Over a reverse-Kaplan–Meier median follow-up of 5.93 years (interquartile range 2.78–10.75) in Cohort A and 4.97 years (3.44–8.91) in Cohort B, HPV vaccination did not increase chronic-disease risk and accelerated hr-HPV clearance without altering lesion-recurrence rates.</w:t>
       </w:r>
     </w:p>
     <w:p>
@@ -377,7 +377,7 @@
           <w:b/>
           <w:bCs/>
         </w:rPr>
-        <w:t xml:space="preserve">204 vaccinated and 730 fine-matched controls (n = 934)</w:t>
+        <w:t xml:space="preserve">204 vaccinated and 730 fine-matched controls (n = 912)</w:t>
       </w:r>
       <w:r>
         <w:t xml:space="preserve">.</w:t>
@@ -724,7 +724,7 @@
         <w:t xml:space="preserve"> </w:t>
       </w:r>
       <w:r>
-        <w:t xml:space="preserve">comprised 934 women (204 vaccinated and 730 fine-matched controls). The full selection process is shown in</w:t>
+        <w:t xml:space="preserve">comprised 912 women (203 vaccinated and 730 fine-matched controls). The full selection process is shown in</w:t>
       </w:r>
       <w:r>
         <w:t xml:space="preserve"> </w:t>
@@ -773,7 +773,7 @@
           <w:b/>
           <w:bCs/>
         </w:rPr>
-        <w:t xml:space="preserve">235 women (92 vaccinated and 143 matched controls)</w:t>
+        <w:t xml:space="preserve">233 women (92 vaccinated and 141 matched controls)</w:t>
       </w:r>
       <w:r>
         <w:t xml:space="preserve"> </w:t>
@@ -880,20 +880,7 @@
         <w:pStyle w:val="FirstParagraph"/>
       </w:pPr>
       <w:r>
-        <w:t xml:space="preserve">In Cohort B (n = 934; 204 vaccinated and 730 fine-matched controls), one additional matched set was removed for the lesion-recurrence outcome because the vaccinated case had a recurrence event in the first 90 days post-index, with a small number of unvaccinated controls similarly removed for early events, yielding a lesion-recurrence analytic sample of</w:t>
-      </w:r>
-      <w:r>
-        <w:t xml:space="preserve"> </w:t>
-      </w:r>
-      <w:r>
-        <w:rPr>
-          <w:b/>
-          <w:bCs/>
-        </w:rPr>
-        <w:t xml:space="preserve">912 women (203 vaccinated and 709 controls)</w:t>
-      </w:r>
-      <w:r>
-        <w:t xml:space="preserve">. Within this sample, 43 biopsy-confirmed lesion recurrences accrued (10 vaccinated, incidence rate 8.83 per 1,000 person-years over 1,132 vaccinated person-years; 33 unvaccinated, 8.36 per 1,000 person-years over 3,947 unvaccinated person-years). In age-adjusted Cox models with cluster-robust standard errors using the fine-matching identifier, vaccination was not associated with lesion recurrence (hazard ratio 1.01, 95% CI 0.49–2.06; p = 0.99). The Schoenfeld residual rank test did not indicate violation of the proportional-hazards assumption on the vaccinated covariate (p &gt; 0.20).</w:t>
+        <w:t xml:space="preserve">In Cohort B (n = 912; 204 vaccinated and 730 fine-matched controls), one additional matched set was removed for the lesion-recurrence outcome because the vaccinated case had a recurrence event in the first 90 days post-index, with a small number of unvaccinated controls similarly removed for early events, yielding a lesion-recurrence analytic sample at the landmark (the primary cohort itself). Within this sample, 43 biopsy-confirmed lesion recurrences accrued (10 vaccinated, incidence rate 8.83 per 1,000 person-years over 1,132 vaccinated person-years; 33 unvaccinated, 8.36 per 1,000 person-years over 3,947 unvaccinated person-years). In age-adjusted Cox models with cluster-robust standard errors using the fine-matching identifier, vaccination was not associated with lesion recurrence (hazard ratio 1.01, 95% CI 0.49–2.06; p = 0.99). The Schoenfeld residual rank test did not indicate violation of the proportional-hazards assumption on the vaccinated covariate (p &gt; 0.20).</w:t>
       </w:r>
     </w:p>
     <w:p>
@@ -901,17 +888,17 @@
         <w:pStyle w:val="BodyText"/>
       </w:pPr>
       <w:r>
-        <w:t xml:space="preserve">Among the 235 women (92 vaccinated and 143 matched controls) eligible for the clearance co-primary, 31 vaccinated and 28 control women achieved the event (the first of two consecutive post-landmark hr-HPV-negative molecular pathology records). The age-adjusted, cluster-robust hazard ratio for vaccination was</w:t>
-      </w:r>
-      <w:r>
-        <w:t xml:space="preserve"> </w:t>
-      </w:r>
-      <w:r>
-        <w:rPr>
-          <w:b/>
-          <w:bCs/>
-        </w:rPr>
-        <w:t xml:space="preserve">1.85 (95% CI 1.09–3.17; p = 0.024)</w:t>
+        <w:t xml:space="preserve">Among the 233 women (92 vaccinated and 141 matched controls) eligible for the clearance co-primary, 31 vaccinated and 28 control women achieved the event (the first of two consecutive post-landmark hr-HPV-negative molecular pathology records). The age-adjusted, cluster-robust hazard ratio for vaccination was</w:t>
+      </w:r>
+      <w:r>
+        <w:t xml:space="preserve"> </w:t>
+      </w:r>
+      <w:r>
+        <w:rPr>
+          <w:b/>
+          <w:bCs/>
+        </w:rPr>
+        <w:t xml:space="preserve">1.82 (95% CI 1.07–3.11; p = 0.027)</w:t>
       </w:r>
       <w:r>
         <w:t xml:space="preserve">, where a hazard ratio greater than 1 corresponds to faster clearance in the vaccinated arm. HPV vaccination after surgical excision was thus associated with approximately twofold faster clearance of pre-existing high-risk HPV in women with documented hr-HPV positivity before vaccination. Among women who achieved the clearance event, the Kaplan–Meier-estimated median sustained-clearance (reversion-free) time was 10.79 years (Q25 2.31, Q75 not reached) in vaccinated women (n = 31; 13 reversion events, 18 censored) and 5.67 years (Q25 1.91, Q75 not reached) in unvaccinated controls (n = 28; 13 reversion events, 15 censored), with a non-significant log-rank test (p = 0.317). Because this analysis is conditional on clearance achievement and therefore selects for patients with longer follow-up, and because the small reversion-event count produces long plateaus near S(t) = 0.5 that destabilise the median, we additionally report the</w:t>
@@ -940,7 +927,7 @@
         <w:t xml:space="preserve">Table 3</w:t>
       </w:r>
       <w:r>
-        <w:t xml:space="preserve">). The contrast between the apparently large median difference (10.79 vs 5.67 years) and the negligible 5-year-probability difference (0.569 vs 0.533) underscores that the median figures are dominated by long late-follow-up plateaus rather than by an early reversion-risk difference between arms. A pre-specified piecewise time-stratified Cox model decomposed the 1.85 average hazard ratio into a significant 0–6-month post-landmark window (hazard ratio 2.20, 95% CI 1.03–4.68; p = 0.042) with non-significant point estimates in later windows, consistent with the timing of immune-memory recall in women who have already received at least two doses by the landmark. Cumulative incidence curves for both co-primary outcomes are shown in</w:t>
+        <w:t xml:space="preserve">). The contrast between the apparently large median difference (10.79 vs 5.67 years) and the negligible 5-year-probability difference (0.569 vs 0.533) underscores that the median figures are dominated by long late-follow-up plateaus rather than by an early reversion-risk difference between arms. A pre-specified piecewise time-stratified Cox model decomposed the 1.82 average hazard ratio into a significant 0–6-month post-landmark window (hazard ratio 2.20, 95% CI 1.03–4.68; p = 0.042) with non-significant point estimates in later windows, consistent with the timing of immune-memory recall in women who have already received at least two doses by the landmark. Cumulative incidence curves for both co-primary outcomes are shown in</w:t>
       </w:r>
       <w:r>
         <w:t xml:space="preserve"> </w:t>
@@ -1005,7 +992,7 @@
         <w:t xml:space="preserve"> </w:t>
       </w:r>
       <w:r>
-        <w:t xml:space="preserve">For the clearance co-primary, the more permissive single-negative-test event definition produced a hazard ratio of 1.70 (95% CI 1.13–2.56, p = 0.011) on 91 vaccinated and 139 control women, compared with 1.85 (1.09–3.17, p = 0.024) under the two-consecutive-negative primary, supporting the directional inference and showing that the clearance signal is robust to the asymmetry between two-consecutive and single-negative ascertainment.</w:t>
+        <w:t xml:space="preserve">For the clearance co-primary, the more permissive single-negative-test event definition produced a hazard ratio of 1.70 (95% CI 1.13–2.56, p = 0.011) on 91 vaccinated and 139 control women, compared with 1.82 (1.07–3.11, p = 0.027) under the two-consecutive-negative primary, supporting the directional inference and showing that the clearance signal is robust to the asymmetry between two-consecutive and single-negative ascertainment.</w:t>
       </w:r>
       <w:r>
         <w:t xml:space="preserve"> </w:t>
@@ -1021,7 +1008,7 @@
         <w:t xml:space="preserve"> </w:t>
       </w:r>
       <w:r>
-        <w:t xml:space="preserve">The piecewise time-stratified Cox model decomposed the average hazard ratio of 1.85 into a significant 0–6-month post-landmark window (hazard ratio 2.20, 95% CI 1.03–4.68; p = 0.042; 19 vaccinated and 14 control events), with non-significant point estimates of 1.58 (0.71–3.52) in 6–12 months, 1.34 (0.30–6.07) in 12–24 months, and 1.08 (0.09–13.45) beyond 24 months — localising the clearance signal to the earliest post-landmark window, biologically consistent with the timing of immune-memory recall in women who have already received at least two doses at the start of the landmark.</w:t>
+        <w:t xml:space="preserve">The piecewise time-stratified Cox model decomposed the average hazard ratio of 1.82 into a significant 0–6-month post-landmark window (hazard ratio 2.20, 95% CI 1.03–4.68; p = 0.042; 19 vaccinated and 14 control events), with non-significant point estimates of 1.58 (0.71–3.52) in 6–12 months, 1.34 (0.30–6.07) in 12–24 months, and 1.08 (0.09–13.45) beyond 24 months — localising the clearance signal to the earliest post-landmark window, biologically consistent with the timing of immune-memory recall in women who have already received at least two doses at the start of the landmark.</w:t>
       </w:r>
       <w:r>
         <w:t xml:space="preserve"> </w:t>
@@ -1104,7 +1091,7 @@
         <w:pStyle w:val="FirstParagraph"/>
       </w:pPr>
       <w:r>
-        <w:t xml:space="preserve">The main findings can be framed around three observations: (i) the absence of any safety signal for major chronic disease over a reverse-Kaplan–Meier median follow-up of 5.93 years (IQR 2.78–10.75), including the broad Any-of-five composite (hazard ratio 1.28, 95% CI 0.66–2.48); (ii) the absence of a protective effect of post-surgical vaccination on biopsy-confirmed lesion recurrence (hazard ratio 1.01, 95% CI 0.49–2.06; p = 0.99); and (iii) a statistically significant association of post-surgical vaccination with faster hr-HPV clearance among women with documented pre-vaccine high-risk positivity (hazard ratio 1.85, 95% CI 1.09–3.17; p = 0.024), although the 5-year reversion-free probability among clearance achievers was nearly identical between arms (56.9% vaccinated vs 53.3% unvaccinated; log-rank p = 0.317), indicating no detectable difference in sustained-clearance duration at a clinically relevant horizon. These findings should be situated against the FUTURE I/II trial programme, which established prophylactic vaccine efficacy in HPV-naïve women, and against meta-analyses of post-surgical vaccination (Joura et al., Velentzis et al.) that have yielded inconsistent results. The dissociation between the null recurrence and the significantly accelerated clearance findings under the same exposure definition supports a biological model in which vaccination accelerates immune clearance of pre-existing high-risk HPV but does not reverse already-initiated dysplastic precursor lesions.</w:t>
+        <w:t xml:space="preserve">The main findings can be framed around three observations: (i) the absence of any safety signal for major chronic disease over a reverse-Kaplan–Meier median follow-up of 5.93 years (IQR 2.78–10.75), including the broad Any-of-five composite (hazard ratio 1.28, 95% CI 0.66–2.48); (ii) the absence of a protective effect of post-surgical vaccination on biopsy-confirmed lesion recurrence (hazard ratio 1.01, 95% CI 0.49–2.06; p = 0.99); and (iii) a statistically significant association of post-surgical vaccination with faster hr-HPV clearance among women with documented pre-vaccine high-risk positivity (hazard ratio 1.82, 95% CI 1.07–3.11; p = 0.027), although the 5-year reversion-free probability among clearance achievers was nearly identical between arms (56.9% vaccinated vs 53.3% unvaccinated; log-rank p = 0.317), indicating no detectable difference in sustained-clearance duration at a clinically relevant horizon. These findings should be situated against the FUTURE I/II trial programme, which established prophylactic vaccine efficacy in HPV-naïve women, and against meta-analyses of post-surgical vaccination (Joura et al., Velentzis et al.) that have yielded inconsistent results. The dissociation between the null recurrence and the significantly accelerated clearance findings under the same exposure definition supports a biological model in which vaccination accelerates immune clearance of pre-existing high-risk HPV but does not reverse already-initiated dysplastic precursor lesions.</w:t>
       </w:r>
     </w:p>
     <w:p>

--- a/docs/HPV_manuscript_v2.docx
+++ b/docs/HPV_manuscript_v2.docx
@@ -99,7 +99,7 @@
         <w:t xml:space="preserve">912 women (203 vaccinated and 730 fine-matched controls)</w:t>
       </w:r>
       <w:r>
-        <w:t xml:space="preserve">. All post-matching standardised mean differences were below 0.10. In Cohort A, vaccination was not associated with chronic-disease incidence (Any-of-five hazard ratio 1.28, 95% confidence interval 0.66–2.48; 18 vaccinated and 21 unvaccinated events over 7,421 and 10,090 person-years; cause-specific Cox with cluster-robust standard errors on the matched-pair identifier). In Cohort B, the two co-primary outcomes were biopsy-confirmed lesion recurrence (≥CIN2) and hr-HPV clearance, defined as the first of two consecutive post-landmark hr-HPV-negative molecular pathology tests, among women with documented pre-vaccine high-risk HPV positivity. Post-surgical vaccination was not associated with reduced lesion recurrence (hazard ratio 1.01, 95% CI 0.49–2.06; p = 0.99) but was associated with significantly accelerated clearance of pre-existing hr-HPV (hazard ratio 1.82, 95% CI 1.07–3.11; p = 0.027), where a hazard ratio greater than 1 indicates faster clearance in the vaccinated arm. Among women who achieved clearance, the Kaplan–Meier-estimated median sustained-clearance (reversion-free) time was 10.79 years in vaccinated women (n = 31) and 5.67 years in unvaccinated controls (n = 28; log-rank p = 0.317); at a 5-year horizon the reversion-free probability was nearly identical (56.9% vs 53.3%), indicating that the apparent median difference is dominated by late-follow-up plateaus and small reversion counts rather than by an early reversion-risk difference between arms. Pre-specified sensitivity analyses — alternative single-dose exposure ascertainment, time-stratified Cox decomposition, dose-threshold landmark variants, strict 1:4 matching, and disease-free-interval buffers — were concordant with the primary inferences. Over a reverse-Kaplan–Meier median follow-up of 5.93 years (interquartile range 2.78–10.75) in Cohort A and 4.97 years (3.44–8.91) in Cohort B, HPV vaccination did not increase chronic-disease risk and accelerated hr-HPV clearance without altering lesion-recurrence rates.</w:t>
+        <w:t xml:space="preserve">. All post-matching standardised mean differences were below 0.10. In Cohort A, vaccination was not associated with chronic-disease incidence (Any-of-five hazard ratio 1.28, 95% confidence interval 0.66–2.48; 18 vaccinated and 21 unvaccinated events over 7,760 and 10,428 person-years; cause-specific Cox with cluster-robust standard errors on the matched-pair identifier). In Cohort B, the two co-primary outcomes were biopsy-confirmed lesion recurrence (≥CIN2) and hr-HPV clearance, defined as the first of two consecutive post-index hr-HPV-negative molecular pathology tests, among women with documented pre-vaccine high-risk HPV positivity. Post-surgical vaccination was not associated with reduced lesion recurrence (hazard ratio 1.01, 95% CI 0.49–2.06; p = 0.99) but was associated with significantly accelerated clearance of pre-existing hr-HPV (hazard ratio 1.82, 95% CI 1.07–3.11; p = 0.027), where a hazard ratio greater than 1 indicates faster clearance in the vaccinated arm. Among women who achieved clearance, the Kaplan–Meier-estimated median sustained-clearance (reversion-free) time was 10.79 years in vaccinated women (n = 31) and 5.67 years in unvaccinated controls (n = 28; log-rank p = 0.317); at a 5-year horizon the reversion-free probability was nearly identical (56.9% vs 53.3%), indicating that the apparent median difference is dominated by late-follow-up plateaus and small reversion counts rather than by an early reversion-risk difference between arms. Pre-specified sensitivity analyses — alternative single-dose exposure ascertainment, time-stratified Cox decomposition, dose-threshold landmark variants, strict 1:4 matching, and disease-free-interval buffers — were concordant with the primary inferences. Over a reverse-Kaplan–Meier median follow-up of 5.93 years (interquartile range 2.78–10.75) in Cohort A and 4.97 years (3.44–8.91) in Cohort B, HPV vaccination did not increase chronic-disease risk and accelerated hr-HPV clearance without altering lesion-recurrence rates.</w:t>
       </w:r>
     </w:p>
     <w:p>
@@ -418,7 +418,7 @@
         <w:pStyle w:val="BodyText"/>
       </w:pPr>
       <w:r>
-        <w:t xml:space="preserve">In Cohort B, two co-primary outcomes were specified. The first was biopsy-confirmed high-grade cervical lesion recurrence, defined as the appearance on a post-landmark tissue-pathology record of any of the following: cervical intraepithelial neoplasia grade 2 or higher (CIN2, CIN3, or carcinoma in situ; equivalently a high-grade squamous intraepithelial lesion under the 2014 LAST nomenclature) or invasive cervical cancer. We adopted CIN2 or worse rather than CIN3 or worse because contemporary post-surgical HPV-vaccine meta-analyses (Lichter et al. 2020, Petráš et al. 2023) and randomized post-treatment trials use CIN2+ as the standard outcome, and because the Korean cytology reporting system frequently issues</w:t>
+        <w:t xml:space="preserve">In Cohort B, two co-primary outcomes were specified. The first was biopsy-confirmed high-grade cervical lesion recurrence, defined as the appearance on a post-index tissue-pathology record of any of the following: cervical intraepithelial neoplasia grade 2 or higher (CIN2, CIN3, or carcinoma in situ; equivalently a high-grade squamous intraepithelial lesion under the 2014 LAST nomenclature) or invasive cervical cancer. We adopted CIN2 or worse rather than CIN3 or worse because contemporary post-surgical HPV-vaccine meta-analyses (Lichter et al. 2020, Petráš et al. 2023) and randomized post-treatment trials use CIN2+ as the standard outcome, and because the Korean cytology reporting system frequently issues</w:t>
       </w:r>
       <w:r>
         <w:t xml:space="preserve"> </w:t>
@@ -430,7 +430,7 @@
         <w:t xml:space="preserve"> </w:t>
       </w:r>
       <w:r>
-        <w:t xml:space="preserve">without further sub-grading. The second was hr-HPV clearance / regression, defined among the subset of women who were hr-HPV-positive at any point before the index date (the pre-vaccine baseline) as the time from the 3-month landmark (index + 90 days) to the FIRST of two consecutive post-landmark molecular pathology records explicitly negative for hr-HPV. The two-consecutive-negative requirement follows standard epidemiological convention (Bouvard 2009, Insinga 2010), recognising that a single negative test may reflect imperfect assay sensitivity or transient viral-load fluctuation rather than true biological clearance; an alternative single-negative definition is reported as a sensitivity analysis. The 14 high-risk HPV types considered for both baseline status and outcome ascertainment were 16, 18, 31, 33, 35, 39, 45, 51, 52, 56, 58, 59, 66, and 68. We adopted clearance as a co-primary endpoint because every Cohort B woman had been HPV-positive at the time of the qualifying surgery, so the clinically and biologically relevant question is whether post-surgical vaccination accelerates clearance of pre-existing high-risk infection rather than whether it prevents the detection of viral DNA whose persistence is itself the principal source of any post-index positivity. Anchoring the baseline at the date of vaccination (or the equivalent pseudo-index for unvaccinated controls, which is the surgery date plus the matched vaccinated woman’s surgery-to-vaccination interval) rather than at the surgery date ensured that the temporal frame of the outcome aligned with the temporal frame of exposure. For the clearance outcome a hazard ratio greater than 1 indicates faster clearance in the vaccinated arm and is the favourable direction. Time was censored at last follow-up, death, loss to follow-up, or 31 December 2025, whichever occurred first.</w:t>
+        <w:t xml:space="preserve">without further sub-grading. The second was hr-HPV clearance / regression, defined among the subset of women who were hr-HPV-positive at any point before the index date (the pre-vaccine baseline) as the time from the index date (index + 90 days) to the FIRST of two consecutive post-index molecular pathology records explicitly negative for hr-HPV. The two-consecutive-negative requirement follows standard epidemiological convention (Bouvard 2009, Insinga 2010), recognising that a single negative test may reflect imperfect assay sensitivity or transient viral-load fluctuation rather than true biological clearance; an alternative single-negative definition is reported as a sensitivity analysis. The 14 high-risk HPV types considered for both baseline status and outcome ascertainment were 16, 18, 31, 33, 35, 39, 45, 51, 52, 56, 58, 59, 66, and 68. We adopted clearance as a co-primary endpoint because every Cohort B woman had been HPV-positive at the time of the qualifying surgery, so the clinically and biologically relevant question is whether post-surgical vaccination accelerates clearance of pre-existing high-risk infection rather than whether it prevents the detection of viral DNA whose persistence is itself the principal source of any post-index positivity. Anchoring the baseline at the date of vaccination (or the equivalent pseudo-index for unvaccinated controls, which is the surgery date plus the matched vaccinated woman’s surgery-to-vaccination interval) rather than at the surgery date ensured that the temporal frame of the outcome aligned with the temporal frame of exposure. For the clearance outcome a hazard ratio greater than 1 indicates faster clearance in the vaccinated arm and is the favourable direction. Time was censored at last follow-up, death, loss to follow-up, or 31 December 2025, whichever occurred first.</w:t>
       </w:r>
     </w:p>
     <w:bookmarkEnd w:id="25"/>
@@ -465,7 +465,7 @@
         <w:t xml:space="preserve"> </w:t>
       </w:r>
       <w:r>
-        <w:t xml:space="preserve">in which subjects experiencing the competing event are retained in the risk set with inverse-probability-of-censoring weights derived from the Kaplan–Meier estimate of the censoring distribution. Outcomes with fewer than five events in either group were reported descriptively and not modelled. For Cohort B, the cumulative incidence of each outcome was estimated as the complement of the Kaplan–Meier survival function (1 − S(t)), and Cox proportional-hazards models adjusted for age at index were used to estimate hazard ratios with 95% confidence intervals, with cluster-robust standard errors using the fine-matching identifier as the cluster variable; deaths during follow-up were rare in this young post-surgical population, so 1 − S(t) approximates the Aalen–Johansen cause-specific cumulative incidence to within rounding error. The proportional-hazards assumption was assessed for all primary models by the Schoenfeld residual rank test and inspected graphically by scaled-Schoenfeld plots; results are reported in Supplementary Table S6 and Supplementary Figures S5–S6. For both cohorts under the primary specification, person-years were accumulated from the 3-month landmark (index + 90 days) to the first event, death, or last follow-up; incidence rates per 1,000 person-years are reported alongside hazard ratios.</w:t>
+        <w:t xml:space="preserve">in which subjects experiencing the competing event are retained in the risk set with inverse-probability-of-censoring weights derived from the Kaplan–Meier estimate of the censoring distribution. Outcomes with fewer than five events in either group were reported descriptively and not modelled. For Cohort B, the cumulative incidence of each outcome was estimated as the complement of the Kaplan–Meier survival function (1 − S(t)), and Cox proportional-hazards models adjusted for age at index were used to estimate hazard ratios with 95% confidence intervals, with cluster-robust standard errors using the fine-matching identifier as the cluster variable; deaths during follow-up were rare in this young post-surgical population, so 1 − S(t) approximates the Aalen–Johansen cause-specific cumulative incidence to within rounding error. The proportional-hazards assumption was assessed for all primary models by the Schoenfeld residual rank test and inspected graphically by scaled-Schoenfeld plots; results are reported in Supplementary Table S6 and Supplementary Figures S5–S6. For both cohorts under the primary specification, person-years were accumulated from the index date (index + 90 days) to the first event, death, or last follow-up; incidence rates per 1,000 person-years are reported alongside hazard ratios.</w:t>
       </w:r>
     </w:p>
     <w:p>
@@ -573,7 +573,7 @@
         <w:t xml:space="preserve"> </w:t>
       </w:r>
       <w:r>
-        <w:t xml:space="preserve">A pre-specified piecewise Cox model decomposed the average hazard ratio into period-specific estimates for 0–6, 6–12, 12–24, and ≥24 months post-landmark, with at-risk left-truncation at each window’s lower bound.</w:t>
+        <w:t xml:space="preserve">A pre-specified piecewise Cox model decomposed the average hazard ratio into period-specific estimates for 0–6, 6–12, 12–24, and ≥24 months post-index, with at-risk left-truncation at each window’s lower bound.</w:t>
       </w:r>
       <w:r>
         <w:t xml:space="preserve"> </w:t>
@@ -624,7 +624,7 @@
         <w:t xml:space="preserve"> </w:t>
       </w:r>
       <w:r>
-        <w:t xml:space="preserve">To address the possibility that early post-landmark recurrences represent persistent disease from an incomplete excision rather than true recurrence after clearance, the lesion-recurrence outcome was re-fit after applying a minimum disease-free interval of 3, 6, or 12 months from the landmark.</w:t>
+        <w:t xml:space="preserve">To address the possibility that early post-index recurrences represent persistent disease from an incomplete excision rather than true recurrence after clearance, the lesion-recurrence outcome was re-fit after applying a minimum disease-free interval of 3, 6, or 12 months from the index date.</w:t>
       </w:r>
     </w:p>
     <w:p>
@@ -807,7 +807,7 @@
         <w:pStyle w:val="FirstParagraph"/>
       </w:pPr>
       <w:r>
-        <w:t xml:space="preserve">Over a reverse-Kaplan–Meier median follow-up of 5.93 years (interquartile range 2.78–10.75), Cohort A accumulated approximately 7,421 vaccinated and 10,090 unvaccinated person-years measured from the landmark for the Any-of-five analysis (person-years varied slightly across individual outcomes owing to prevalent-case exclusions). Thirty-nine women experienced any of the five chronic conditions after the landmark (18 vaccinated, incidence rate 2.43 per 1,000 person-years; 21 unvaccinated, 2.08 per 1,000 person-years). For the inclusive Any-of-five composite, the cluster-robust cause-specific hazard ratio for vaccination was</w:t>
+        <w:t xml:space="preserve">Over a reverse-Kaplan–Meier median follow-up of 5.93 years (interquartile range 2.78–10.75), Cohort A accumulated approximately 7,760 vaccinated and 10,428 unvaccinated person-years measured from the landmark for the Any-of-five analysis (person-years varied slightly across individual outcomes owing to prevalent-case exclusions). Thirty-nine women experienced any of the five chronic conditions after the landmark (18 vaccinated, incidence rate 2.32 per 1,000 person-years; 21 unvaccinated, 2.01 per 1,000 person-years). For the inclusive Any-of-five composite, the cluster-robust cause-specific hazard ratio for vaccination was</w:t>
       </w:r>
       <w:r>
         <w:t xml:space="preserve"> </w:t>
@@ -836,7 +836,7 @@
         <w:t xml:space="preserve"> </w:t>
       </w:r>
       <w:r>
-        <w:t xml:space="preserve">(16 vs 17 events; incidence rates 2.14 vs 1.68 per 1,000 person-years; 95% CI 0.71 to 3.08, p = 0.30) and</w:t>
+        <w:t xml:space="preserve">(16 vs 17 events; incidence rates 2.04 vs 1.62 per 1,000 person-years; 95% CI 0.71 to 3.08, p = 0.30) and</w:t>
       </w:r>
       <w:r>
         <w:t xml:space="preserve"> </w:t>
@@ -888,7 +888,7 @@
         <w:pStyle w:val="BodyText"/>
       </w:pPr>
       <w:r>
-        <w:t xml:space="preserve">Among the 233 women (92 vaccinated and 141 matched controls) eligible for the clearance co-primary, 31 vaccinated and 28 control women achieved the event (the first of two consecutive post-landmark hr-HPV-negative molecular pathology records). The age-adjusted, cluster-robust hazard ratio for vaccination was</w:t>
+        <w:t xml:space="preserve">Among the 233 women (92 vaccinated and 141 matched controls) eligible for the clearance co-primary, 31 vaccinated and 28 control women achieved the event (the first of two consecutive post-index hr-HPV-negative molecular pathology records). The age-adjusted, cluster-robust hazard ratio for vaccination was</w:t>
       </w:r>
       <w:r>
         <w:t xml:space="preserve"> </w:t>
@@ -927,7 +927,7 @@
         <w:t xml:space="preserve">Table 3</w:t>
       </w:r>
       <w:r>
-        <w:t xml:space="preserve">). The contrast between the apparently large median difference (10.79 vs 5.67 years) and the negligible 5-year-probability difference (0.569 vs 0.533) underscores that the median figures are dominated by long late-follow-up plateaus rather than by an early reversion-risk difference between arms. A pre-specified piecewise time-stratified Cox model decomposed the 1.82 average hazard ratio into a significant 0–6-month post-landmark window (hazard ratio 2.20, 95% CI 1.03–4.68; p = 0.042) with non-significant point estimates in later windows, consistent with the timing of immune-memory recall in women who have already received at least two doses by the landmark. Cumulative incidence curves for both co-primary outcomes are shown in</w:t>
+        <w:t xml:space="preserve">). The contrast between the apparently large median difference (10.79 vs 5.67 years) and the negligible 5-year-probability difference (0.569 vs 0.533) underscores that the median figures are dominated by long late-follow-up plateaus rather than by an early reversion-risk difference between arms. A pre-specified piecewise time-stratified Cox model decomposed the 1.82 average hazard ratio into a significant 6–12-month from-index window (hazard ratio 3.30, 95% CI 1.41–7.70; p = 0.006) with non-significant point estimates in later windows, consistent with the timing of immune-memory recall in women who have already received at least two doses by the landmark. Cumulative incidence curves for both co-primary outcomes are shown in</w:t>
       </w:r>
       <w:r>
         <w:t xml:space="preserve"> </w:t>
@@ -992,7 +992,7 @@
         <w:t xml:space="preserve"> </w:t>
       </w:r>
       <w:r>
-        <w:t xml:space="preserve">For the clearance co-primary, the more permissive single-negative-test event definition produced a hazard ratio of 1.70 (95% CI 1.13–2.56, p = 0.011) on 91 vaccinated and 139 control women, compared with 1.82 (1.07–3.11, p = 0.027) under the two-consecutive-negative primary, supporting the directional inference and showing that the clearance signal is robust to the asymmetry between two-consecutive and single-negative ascertainment.</w:t>
+        <w:t xml:space="preserve">For the clearance co-primary, the more permissive single-negative-test event definition produced a hazard ratio of 1.67 (95% CI 1.11–2.51, p = 0.014) on 91 vaccinated and 137 control women, compared with 1.82 (1.07–3.11, p = 0.027) under the two-consecutive-negative primary, supporting the directional inference and showing that the clearance signal is robust to the asymmetry between two-consecutive and single-negative ascertainment.</w:t>
       </w:r>
       <w:r>
         <w:t xml:space="preserve"> </w:t>
@@ -1008,7 +1008,7 @@
         <w:t xml:space="preserve"> </w:t>
       </w:r>
       <w:r>
-        <w:t xml:space="preserve">The piecewise time-stratified Cox model decomposed the average hazard ratio of 1.82 into a significant 0–6-month post-landmark window (hazard ratio 2.20, 95% CI 1.03–4.68; p = 0.042; 19 vaccinated and 14 control events), with non-significant point estimates of 1.58 (0.71–3.52) in 6–12 months, 1.34 (0.30–6.07) in 12–24 months, and 1.08 (0.09–13.45) beyond 24 months — localising the clearance signal to the earliest post-landmark window, biologically consistent with the timing of immune-memory recall in women who have already received at least two doses at the start of the landmark.</w:t>
+        <w:t xml:space="preserve">The piecewise time-stratified Cox model decomposed the average hazard ratio of 1.82 into a significant 0–6-month post-index window (hazard ratio 2.20, 95% CI 1.03–4.68; p = 0.042; 19 vaccinated and 14 control events), with non-significant point estimates of 1.34 (0.48–3.75) in 0–6 months, 0.63 (0.15–2.59) in 12–24 months, and 1.93 (0.27–14.07) beyond 24 months — localising the clearance signal to the 6–12-month window from index, biologically consistent with the timing of immune-memory recall in women who have already received at least two doses at the start of the landmark.</w:t>
       </w:r>
       <w:r>
         <w:t xml:space="preserve"> </w:t>
@@ -1065,7 +1065,7 @@
         <w:t xml:space="preserve"> </w:t>
       </w:r>
       <w:r>
-        <w:t xml:space="preserve">Applying a minimum disease-free interval of 3, 6, or 12 months from the landmark yielded recurrence hazard ratios of 0.96, 0.92, and 0.97, respectively — all consistent with the primary 1.01 null estimate. Collectively, the sensitivity analyses preserve the null inference for lesion recurrence and the significantly accelerated inference for clearance.</w:t>
+        <w:t xml:space="preserve">Applying a minimum disease-free interval of 3, 6, or 12 months from the index date yielded recurrence hazard ratios of 0.96, 0.92, and 0.97, respectively — all consistent with the primary 1.01 null estimate. Collectively, the sensitivity analyses preserve the null inference for lesion recurrence and the significantly accelerated inference for clearance.</w:t>
       </w:r>
     </w:p>
     <w:p>

--- a/docs/HPV_manuscript_v2.docx
+++ b/docs/HPV_manuscript_v2.docx
@@ -96,7 +96,7 @@
           <w:b/>
           <w:bCs/>
         </w:rPr>
-        <w:t xml:space="preserve">912 women (203 vaccinated and 730 fine-matched controls)</w:t>
+        <w:t xml:space="preserve">912 women (203 vaccinated and 709 fine-matched controls)</w:t>
       </w:r>
       <w:r>
         <w:t xml:space="preserve">. All post-matching standardised mean differences were below 0.10. In Cohort A, vaccination was not associated with chronic-disease incidence (Any-of-five hazard ratio 1.28, 95% confidence interval 0.66–2.48; 18 vaccinated and 21 unvaccinated events over 7,760 and 10,428 person-years; cause-specific Cox with cluster-robust standard errors on the matched-pair identifier). In Cohort B, the two co-primary outcomes were biopsy-confirmed lesion recurrence (≥CIN2) and hr-HPV clearance, defined as the first of two consecutive post-index hr-HPV-negative molecular pathology tests, among women with documented pre-vaccine high-risk HPV positivity. Post-surgical vaccination was not associated with reduced lesion recurrence (hazard ratio 1.01, 95% CI 0.49–2.06; p = 0.99) but was associated with significantly accelerated clearance of pre-existing hr-HPV (hazard ratio 1.82, 95% CI 1.07–3.11; p = 0.027), where a hazard ratio greater than 1 indicates faster clearance in the vaccinated arm. Among women who achieved clearance, the Kaplan–Meier-estimated median sustained-clearance (reversion-free) time was 10.79 years in vaccinated women (n = 31) and 5.67 years in unvaccinated controls (n = 28; log-rank p = 0.317); at a 5-year horizon the reversion-free probability was nearly identical (56.9% vs 53.3%), indicating that the apparent median difference is dominated by late-follow-up plateaus and small reversion counts rather than by an early reversion-risk difference between arms. Pre-specified sensitivity analyses — alternative single-dose exposure ascertainment, time-stratified Cox decomposition, dose-threshold landmark variants, strict 1:4 matching, and disease-free-interval buffers — were concordant with the primary inferences. Over a reverse-Kaplan–Meier median follow-up of 5.93 years (interquartile range 2.78–10.75) in Cohort A and 4.97 years (3.44–8.91) in Cohort B, HPV vaccination did not increase chronic-disease risk and accelerated hr-HPV clearance without altering lesion-recurrence rates.</w:t>
@@ -377,7 +377,7 @@
           <w:b/>
           <w:bCs/>
         </w:rPr>
-        <w:t xml:space="preserve">204 vaccinated and 730 fine-matched controls (n = 912)</w:t>
+        <w:t xml:space="preserve">203 vaccinated and 709 fine-matched controls (n = 912)</w:t>
       </w:r>
       <w:r>
         <w:t xml:space="preserve">.</w:t>
@@ -724,7 +724,7 @@
         <w:t xml:space="preserve"> </w:t>
       </w:r>
       <w:r>
-        <w:t xml:space="preserve">comprised 912 women (203 vaccinated and 730 fine-matched controls). The full selection process is shown in</w:t>
+        <w:t xml:space="preserve">comprised 912 women (203 vaccinated and 709 fine-matched controls). The full selection process is shown in</w:t>
       </w:r>
       <w:r>
         <w:t xml:space="preserve"> </w:t>
@@ -880,7 +880,7 @@
         <w:pStyle w:val="FirstParagraph"/>
       </w:pPr>
       <w:r>
-        <w:t xml:space="preserve">In Cohort B (n = 912; 204 vaccinated and 730 fine-matched controls), one additional matched set was removed for the lesion-recurrence outcome because the vaccinated case had a recurrence event in the first 90 days post-index, with a small number of unvaccinated controls similarly removed for early events, yielding a lesion-recurrence analytic sample at the landmark (the primary cohort itself). Within this sample, 43 biopsy-confirmed lesion recurrences accrued (10 vaccinated, incidence rate 8.83 per 1,000 person-years over 1,132 vaccinated person-years; 33 unvaccinated, 8.36 per 1,000 person-years over 3,947 unvaccinated person-years). In age-adjusted Cox models with cluster-robust standard errors using the fine-matching identifier, vaccination was not associated with lesion recurrence (hazard ratio 1.01, 95% CI 0.49–2.06; p = 0.99). The Schoenfeld residual rank test did not indicate violation of the proportional-hazards assumption on the vaccinated covariate (p &gt; 0.20).</w:t>
+        <w:t xml:space="preserve">In Cohort B (n = 912; 203 vaccinated and 709 fine-matched controls), the lesion-recurrence analytic sample is the primary cohort itself, after matched-set integrity removed any sets in which the vaccinated case (or its attached unvaccinated controls) experienced an event before the 3-month landmark. Within this sample, 43 biopsy-confirmed lesion recurrences accrued (10 vaccinated, incidence rate 8.83 per 1,000 person-years over 1,132 vaccinated person-years; 33 unvaccinated, 8.36 per 1,000 person-years over 3,947 unvaccinated person-years). In age-adjusted Cox models with cluster-robust standard errors using the fine-matching identifier, vaccination was not associated with lesion recurrence (hazard ratio 1.01, 95% CI 0.49–2.06; p = 0.99). The Schoenfeld residual rank test did not indicate violation of the proportional-hazards assumption on the vaccinated covariate (p &gt; 0.20).</w:t>
       </w:r>
     </w:p>
     <w:p>
@@ -1133,7 +1133,7 @@
         <w:t xml:space="preserve">Second</w:t>
       </w:r>
       <w:r>
-        <w:t xml:space="preserve">, the clearance subset, while internally consistent, is restricted to the 235 women with documented pre-vaccine hr-HPV positivity, limiting power to detect heterogeneity by age or vaccine type.</w:t>
+        <w:t xml:space="preserve">, the clearance subset, while internally consistent, is restricted to the 233 women with documented pre-vaccine hr-HPV positivity, limiting power to detect heterogeneity by age or vaccine type.</w:t>
       </w:r>
       <w:r>
         <w:t xml:space="preserve"> </w:t>

--- a/docs/HPV_manuscript_v2.docx
+++ b/docs/HPV_manuscript_v2.docx
@@ -99,7 +99,7 @@
         <w:t xml:space="preserve">912 women (203 vaccinated and 709 fine-matched controls)</w:t>
       </w:r>
       <w:r>
-        <w:t xml:space="preserve">. All post-matching standardised mean differences were below 0.10. In Cohort A, vaccination was not associated with chronic-disease incidence (Any-of-five hazard ratio 1.28, 95% confidence interval 0.66–2.48; 18 vaccinated and 21 unvaccinated events over 7,760 and 10,428 person-years; cause-specific Cox with cluster-robust standard errors on the matched-pair identifier). In Cohort B, the two co-primary outcomes were biopsy-confirmed lesion recurrence (≥CIN2) and hr-HPV clearance, defined as the first of two consecutive post-index hr-HPV-negative molecular pathology tests, among women with documented pre-vaccine high-risk HPV positivity. Post-surgical vaccination was not associated with reduced lesion recurrence (hazard ratio 1.01, 95% CI 0.49–2.06; p = 0.99) but was associated with significantly accelerated clearance of pre-existing hr-HPV (hazard ratio 1.82, 95% CI 1.07–3.11; p = 0.027), where a hazard ratio greater than 1 indicates faster clearance in the vaccinated arm. Among women who achieved clearance, the Kaplan–Meier-estimated median sustained-clearance (reversion-free) time was 10.79 years in vaccinated women (n = 31) and 5.67 years in unvaccinated controls (n = 28; log-rank p = 0.317); at a 5-year horizon the reversion-free probability was nearly identical (56.9% vs 53.3%), indicating that the apparent median difference is dominated by late-follow-up plateaus and small reversion counts rather than by an early reversion-risk difference between arms. Pre-specified sensitivity analyses — alternative single-dose exposure ascertainment, time-stratified Cox decomposition, dose-threshold landmark variants, strict 1:4 matching, and disease-free-interval buffers — were concordant with the primary inferences. Over a reverse-Kaplan–Meier median follow-up of 5.93 years (interquartile range 2.78–10.75) in Cohort A and 4.97 years (3.44–8.91) in Cohort B, HPV vaccination did not increase chronic-disease risk and accelerated hr-HPV clearance without altering lesion-recurrence rates.</w:t>
+        <w:t xml:space="preserve">. All post-matching standardised mean differences were below 0.10. In Cohort A, vaccination was not associated with chronic-disease incidence (Any-of-five hazard ratio 1.27, 95% confidence interval 0.66–2.48; 18 vaccinated and 21 unvaccinated events over 7,760 and 10,428 person-years; cause-specific Cox with cluster-robust standard errors on the matched-pair identifier). In Cohort B, the two co-primary outcomes were biopsy-confirmed lesion recurrence (≥CIN2) and hr-HPV clearance, defined as the first of two consecutive post-index hr-HPV-negative molecular pathology tests, among women with documented pre-vaccine high-risk HPV positivity. Post-surgical vaccination was not associated with reduced lesion recurrence (hazard ratio 1.01, 95% CI 0.49–2.06; p = 0.985) but was associated with significantly accelerated clearance of pre-existing hr-HPV (hazard ratio 1.82, 95% CI 1.07–3.11; p = 0.027), where a hazard ratio greater than 1 indicates faster clearance in the vaccinated arm. Among women who achieved clearance, the Kaplan–Meier-estimated median sustained-clearance (reversion-free) time was 10.79 years in vaccinated women (n = 31) and 5.67 years in unvaccinated controls (n = 28; log-rank p = 0.317); at a 5-year horizon the reversion-free probability was nearly identical (56.9% vs 53.3%), indicating that the apparent median difference is dominated by late-follow-up plateaus and small reversion counts rather than by an early reversion-risk difference between arms. Pre-specified sensitivity analyses — alternative single-dose exposure ascertainment, time-stratified Cox decomposition, dose-threshold landmark variants, strict 1:4 matching, and disease-free-interval buffers — were concordant with the primary inferences. Over a reverse-Kaplan–Meier median follow-up of 5.93 years (interquartile range 2.78–10.75) in Cohort A and 4.97 years (3.44–8.91) in Cohort B, HPV vaccination did not increase chronic-disease risk and accelerated hr-HPV clearance without altering lesion-recurrence rates.</w:t>
       </w:r>
     </w:p>
     <w:p>
@@ -779,14 +779,14 @@
         <w:t xml:space="preserve"> </w:t>
       </w:r>
       <w:r>
-        <w:t xml:space="preserve">after the same matched-set integrity rule was applied, with balance preserved on all measured covariates (</w:t>
-      </w:r>
-      <w:r>
-        <w:rPr>
-          <w:b/>
-          <w:bCs/>
-        </w:rPr>
-        <w:t xml:space="preserve">Table 1</w:t>
+        <w:t xml:space="preserve">after the same matched-set integrity rule and 3-month landmark were applied, with balance preserved on all measured covariates (</w:t>
+      </w:r>
+      <w:r>
+        <w:rPr>
+          <w:b/>
+          <w:bCs/>
+        </w:rPr>
+        <w:t xml:space="preserve">Table 1C</w:t>
       </w:r>
       <w:r>
         <w:t xml:space="preserve">).</w:t>
@@ -817,7 +817,7 @@
           <w:b/>
           <w:bCs/>
         </w:rPr>
-        <w:t xml:space="preserve">1.28 (95% confidence interval 0.66 to 2.48, p = 0.47)</w:t>
+        <w:t xml:space="preserve">1.27 (95% confidence interval 0.66 to 2.48, p = 0.47)</w:t>
       </w:r>
       <w:r>
         <w:t xml:space="preserve">. For the Major Cardiovascular Events composite only two events occurred (one vaccinated, one unvaccinated), insufficient for modelling. Among the individual conditions, the cause-specific hazard ratios were</w:t>
@@ -836,7 +836,7 @@
         <w:t xml:space="preserve"> </w:t>
       </w:r>
       <w:r>
-        <w:t xml:space="preserve">(16 vs 17 events; incidence rates 2.04 vs 1.62 per 1,000 person-years; 95% CI 0.71 to 3.08, p = 0.30) and</w:t>
+        <w:t xml:space="preserve">(16 vs 17 events; incidence rates 2.05 vs 1.63 per 1,000 person-years; 95% CI 0.71 to 3.08, p = 0.30) and</w:t>
       </w:r>
       <w:r>
         <w:t xml:space="preserve"> </w:t>
@@ -880,7 +880,7 @@
         <w:pStyle w:val="FirstParagraph"/>
       </w:pPr>
       <w:r>
-        <w:t xml:space="preserve">In Cohort B (n = 912; 203 vaccinated and 709 fine-matched controls), the lesion-recurrence analytic sample is the primary cohort itself, after matched-set integrity removed any sets in which the vaccinated case (or its attached unvaccinated controls) experienced an event before the 3-month landmark. Within this sample, 43 biopsy-confirmed lesion recurrences accrued (10 vaccinated, incidence rate 8.83 per 1,000 person-years over 1,132 vaccinated person-years; 33 unvaccinated, 8.36 per 1,000 person-years over 3,947 unvaccinated person-years). In age-adjusted Cox models with cluster-robust standard errors using the fine-matching identifier, vaccination was not associated with lesion recurrence (hazard ratio 1.01, 95% CI 0.49–2.06; p = 0.99). The Schoenfeld residual rank test did not indicate violation of the proportional-hazards assumption on the vaccinated covariate (p &gt; 0.20).</w:t>
+        <w:t xml:space="preserve">In Cohort B (n = 912; 203 vaccinated and 709 fine-matched controls), the lesion-recurrence analytic sample is the primary cohort itself, after matched-set integrity removed any sets in which the vaccinated case (or its attached unvaccinated controls) experienced an event before the 3-month landmark. Within this sample, 43 biopsy-confirmed lesion recurrences accrued (10 vaccinated, incidence rate 8.83 per 1,000 person-years over 1,132 vaccinated person-years; 33 unvaccinated, 8.36 per 1,000 person-years over 3,947 unvaccinated person-years). In age-adjusted Cox models with cluster-robust standard errors using the fine-matching identifier, vaccination was not associated with lesion recurrence (hazard ratio 1.01, 95% CI 0.49–2.06; p = 0.985). The Schoenfeld residual rank test did not indicate violation of the proportional-hazards assumption on the vaccinated covariate (p &gt; 0.20).</w:t>
       </w:r>
     </w:p>
     <w:p>
@@ -958,7 +958,19 @@
         <w:t xml:space="preserve">Figure 4</w:t>
       </w:r>
       <w:r>
-        <w:t xml:space="preserve">). Heterogeneity by vaccine type was tested in a single age-adjusted Cox model with vaccine-type × vaccination interaction terms and cluster-robust standard errors on the fine-matching identifier (Supplementary Table S5). The likelihood-ratio test for vaccine-type heterogeneity was non-significant for both co-primary outcomes (lesion recurrence χ² = 0.64, p = 0.72; hr-HPV clearance χ² = 1.73, p = 0.42), and the test for age × vaccination interaction was likewise non-significant (lesion recurrence p = 0.07; hr-HPV clearance p = 0.37). A nominal quadrivalent-specific signal that appeared in an exploratory post-index hr-HPV detection model (which conflates persistence with new acquisition and is reported descriptively in Supplementary Table S5) is interpreted as residual calendar-period and surgery-to-vaccination-timing confounding rather than as a vaccine-type effect (Discussion). An exploratory grid search across overlapping age ranges and follow-up windows identified a single nominally significant cell for lesion recurrence (women aged 30–52 years, 2-year follow-up: HR 0.23, 95% CI 0.06–0.96, p = 0.04) that did not survive any reasonable adjustment for the ≈6,900 combinations tested and is not used to support inference (Supplementary Table S3).</w:t>
+        <w:t xml:space="preserve">). Heterogeneity by vaccine type was tested in a single age-adjusted Cox model with vaccine-type × vaccination interaction terms and cluster-robust standard errors on the fine-matching identifier (Supplementary Table S5). The likelihood-ratio test for vaccine-type heterogeneity was non-significant for both co-primary outcomes (lesion recurrence χ² = 0.64, p = 0.72; hr-HPV clearance χ² = 1.73, p = 0.42), and the test for age × vaccination interaction was likewise non-significant (lesion recurrence p = 0.07; hr-HPV clearance p = 0.37). A nominal quadrivalent-specific signal that appeared in an exploratory post-index hr-HPV detection model (which conflates persistence with new acquisition and is reported descriptively in Supplementary Table S5) is interpreted as residual calendar-period and surgery-to-vaccination-timing confounding rather than as a vaccine-type effect (Discussion). An exploratory grid search across overlapping age ranges and follow-up windows identified a single nominally significant cell for lesion recurrence (women aged 30–52 years, 2-year follow-up: HR 0.23, 95% CI 0.06–0.96, p = 0.04) that did not survive any reasonable adjustment for the ≈6,900 combinations tested and is not used to support inference (Supplementary Table S3B; full grid in</w:t>
+      </w:r>
+      <w:r>
+        <w:t xml:space="preserve"> </w:t>
+      </w:r>
+      <w:r>
+        <w:rPr>
+          <w:rStyle w:val="VerbatimChar"/>
+        </w:rPr>
+        <w:t xml:space="preserve">Data/sensitivity_age_cutoff.csv</w:t>
+      </w:r>
+      <w:r>
+        <w:t xml:space="preserve">).</w:t>
       </w:r>
     </w:p>
     <w:p>
@@ -1008,7 +1020,7 @@
         <w:t xml:space="preserve"> </w:t>
       </w:r>
       <w:r>
-        <w:t xml:space="preserve">The piecewise time-stratified Cox model decomposed the average hazard ratio of 1.82 into a significant 0–6-month post-index window (hazard ratio 2.20, 95% CI 1.03–4.68; p = 0.042; 19 vaccinated and 14 control events), with non-significant point estimates of 1.34 (0.48–3.75) in 0–6 months, 0.63 (0.15–2.59) in 12–24 months, and 1.93 (0.27–14.07) beyond 24 months — localising the clearance signal to the 6–12-month window from index, biologically consistent with the timing of immune-memory recall in women who have already received at least two doses at the start of the landmark.</w:t>
+        <w:t xml:space="preserve">The piecewise time-stratified Cox model decomposed the average hazard ratio of 1.82 into a significant 6–12-month post-index window (hazard ratio 3.30, 95% CI 1.41–7.70; p = 0.006; 18 vaccinated and 9 control events), with non-significant point estimates of 1.34 (0.48–3.75; 8 vs 9 events) in 0–6 months, 0.63 (0.15–2.59; 3 vs 8 events) in 12–24 months, and 1.93 (0.27–14.07; 2 vs 2 events) beyond 24 months — localising the clearance signal to the 6–12-month window from index, biologically consistent with the timing of immune-memory recall in women who have already received at least two doses at the start of the landmark.</w:t>
       </w:r>
       <w:r>
         <w:t xml:space="preserve"> </w:t>
@@ -1033,7 +1045,7 @@
         <w:t xml:space="preserve"> </w:t>
       </w:r>
       <w:r>
-        <w:t xml:space="preserve">A more restrictive ≥3-dose (complete-schedule) definition without the landmark yielded a lesion-recurrence hazard ratio of 0.58 (0.27–1.26) and a clearance hazard ratio of 1.59 (0.97–2.60). The complementary dose-threshold landmark variant (Supplementary Table S8B) confirmed that the protective lesion-recurrence direction collapses to the null when immortal-time selection is properly removed at each dose threshold.</w:t>
+        <w:t xml:space="preserve">A more restrictive ≥3-dose (complete-schedule) definition without the landmark yielded a lesion-recurrence hazard ratio of 0.61 (0.30–1.24; p = 0.173; 8 vaccinated and 45 control events on 193 vaccinated and 697 control women) and a clearance hazard ratio of 1.59 (0.97–2.60; p = 0.065). The complementary dose-threshold landmark variant (Supplementary Table S8B) confirmed that the protective lesion-recurrence direction collapses to the null when immortal-time selection is properly removed at each dose threshold.</w:t>
       </w:r>
       <w:r>
         <w:t xml:space="preserve"> </w:t>
@@ -1091,7 +1103,7 @@
         <w:pStyle w:val="FirstParagraph"/>
       </w:pPr>
       <w:r>
-        <w:t xml:space="preserve">The main findings can be framed around three observations: (i) the absence of any safety signal for major chronic disease over a reverse-Kaplan–Meier median follow-up of 5.93 years (IQR 2.78–10.75), including the broad Any-of-five composite (hazard ratio 1.28, 95% CI 0.66–2.48); (ii) the absence of a protective effect of post-surgical vaccination on biopsy-confirmed lesion recurrence (hazard ratio 1.01, 95% CI 0.49–2.06; p = 0.99); and (iii) a statistically significant association of post-surgical vaccination with faster hr-HPV clearance among women with documented pre-vaccine high-risk positivity (hazard ratio 1.82, 95% CI 1.07–3.11; p = 0.027), although the 5-year reversion-free probability among clearance achievers was nearly identical between arms (56.9% vaccinated vs 53.3% unvaccinated; log-rank p = 0.317), indicating no detectable difference in sustained-clearance duration at a clinically relevant horizon. These findings should be situated against the FUTURE I/II trial programme, which established prophylactic vaccine efficacy in HPV-naïve women, and against meta-analyses of post-surgical vaccination (Joura et al., Velentzis et al.) that have yielded inconsistent results. The dissociation between the null recurrence and the significantly accelerated clearance findings under the same exposure definition supports a biological model in which vaccination accelerates immune clearance of pre-existing high-risk HPV but does not reverse already-initiated dysplastic precursor lesions.</w:t>
+        <w:t xml:space="preserve">The main findings can be framed around three observations: (i) the absence of any safety signal for major chronic disease over a reverse-Kaplan–Meier median follow-up of 5.93 years (IQR 2.78–10.75), including the broad Any-of-five composite (hazard ratio 1.27, 95% CI 0.66–2.48); (ii) the absence of a protective effect of post-surgical vaccination on biopsy-confirmed lesion recurrence (hazard ratio 1.01, 95% CI 0.49–2.06; p = 0.985); and (iii) a statistically significant association of post-surgical vaccination with faster hr-HPV clearance among women with documented pre-vaccine high-risk positivity (hazard ratio 1.82, 95% CI 1.07–3.11; p = 0.027), although the 5-year reversion-free probability among clearance achievers was nearly identical between arms (56.9% vaccinated vs 53.3% unvaccinated; log-rank p = 0.317), indicating no detectable difference in sustained-clearance duration at a clinically relevant horizon. These findings should be situated against the FUTURE I/II trial programme, which established prophylactic vaccine efficacy in HPV-naïve women, and against meta-analyses of post-surgical vaccination (Joura et al., Velentzis et al.) that have yielded inconsistent results. The dissociation between the null recurrence and the significantly accelerated clearance findings under the same exposure definition supports a biological model in which vaccination accelerates immune clearance of pre-existing high-risk HPV but does not reverse already-initiated dysplastic precursor lesions.</w:t>
       </w:r>
     </w:p>
     <w:p>

--- a/docs/HPV_manuscript_v2.docx
+++ b/docs/HPV_manuscript_v2.docx
@@ -779,7 +779,10 @@
         <w:t xml:space="preserve"> </w:t>
       </w:r>
       <w:r>
-        <w:t xml:space="preserve">after the same matched-set integrity rule and 3-month landmark were applied, with balance preserved on all measured covariates (</w:t>
+        <w:t xml:space="preserve">after the same matched-set integrity rule and 3-month landmark were applied, with the clearance subset well balanced on the matching covariates (age at index |SMD| &lt; 0.01, BMI |SMD| 0.16, surgery type |SMD| 0.12;</w:t>
+      </w:r>
+      <w:r>
+        <w:t xml:space="preserve"> </w:t>
       </w:r>
       <w:r>
         <w:rPr>
@@ -789,7 +792,7 @@
         <w:t xml:space="preserve">Table 1C</w:t>
       </w:r>
       <w:r>
-        <w:t xml:space="preserve">).</w:t>
+        <w:t xml:space="preserve">); because the clearance subset is not itself the target of the fine-matching procedure, some covariates exceed the |SMD| = 0.10 threshold of nominal balance, and Cox models are adjusted for age at index.</w:t>
       </w:r>
     </w:p>
     <w:bookmarkEnd w:id="30"/>
@@ -836,7 +839,7 @@
         <w:t xml:space="preserve"> </w:t>
       </w:r>
       <w:r>
-        <w:t xml:space="preserve">(16 vs 17 events; incidence rates 2.05 vs 1.63 per 1,000 person-years; 95% CI 0.71 to 3.08, p = 0.30) and</w:t>
+        <w:t xml:space="preserve">(16 vs 17 events; incidence rates 2.05 vs 1.63 per 1,000 person-years; 95% CI 0.70 to 3.08, p = 0.30) and</w:t>
       </w:r>
       <w:r>
         <w:t xml:space="preserve"> </w:t>
@@ -927,7 +930,7 @@
         <w:t xml:space="preserve">Table 3</w:t>
       </w:r>
       <w:r>
-        <w:t xml:space="preserve">). The contrast between the apparently large median difference (10.79 vs 5.67 years) and the negligible 5-year-probability difference (0.569 vs 0.533) underscores that the median figures are dominated by long late-follow-up plateaus rather than by an early reversion-risk difference between arms. A pre-specified piecewise time-stratified Cox model decomposed the 1.82 average hazard ratio into a significant 6–12-month from-index window (hazard ratio 3.30, 95% CI 1.41–7.70; p = 0.006) with non-significant point estimates in later windows, consistent with the timing of immune-memory recall in women who have already received at least two doses by the landmark. Cumulative incidence curves for both co-primary outcomes are shown in</w:t>
+        <w:t xml:space="preserve">). The contrast between the apparently large median difference (10.79 vs 5.67 years) and the negligible 5-year-probability difference (0.569 vs 0.533) underscores that the median figures are dominated by long late-follow-up plateaus rather than by an early reversion-risk difference between arms. A pre-specified piecewise time-stratified Cox model decomposed the 1.82 average hazard ratio into a significant 6–12-month from-index window (hazard ratio 3.29, 95% CI 1.41–7.70; p = 0.006) with non-significant point estimates in later windows, consistent with the timing of immune-memory recall in women who have already received at least two doses by the landmark. Cumulative incidence curves for both co-primary outcomes are shown in</w:t>
       </w:r>
       <w:r>
         <w:t xml:space="preserve"> </w:t>
@@ -1004,7 +1007,7 @@
         <w:t xml:space="preserve"> </w:t>
       </w:r>
       <w:r>
-        <w:t xml:space="preserve">For the clearance co-primary, the more permissive single-negative-test event definition produced a hazard ratio of 1.67 (95% CI 1.11–2.51, p = 0.014) on 91 vaccinated and 137 control women, compared with 1.82 (1.07–3.11, p = 0.027) under the two-consecutive-negative primary, supporting the directional inference and showing that the clearance signal is robust to the asymmetry between two-consecutive and single-negative ascertainment.</w:t>
+        <w:t xml:space="preserve">For the clearance co-primary, the more permissive single-negative-test event definition produced a hazard ratio of 1.67 (95% CI 1.11–2.50, p = 0.014) on 91 vaccinated and 137 control women, compared with 1.82 (1.07–3.11, p = 0.027) under the two-consecutive-negative primary, supporting the directional inference and showing that the clearance signal is robust to the asymmetry between two-consecutive and single-negative ascertainment.</w:t>
       </w:r>
       <w:r>
         <w:t xml:space="preserve"> </w:t>
@@ -1020,7 +1023,7 @@
         <w:t xml:space="preserve"> </w:t>
       </w:r>
       <w:r>
-        <w:t xml:space="preserve">The piecewise time-stratified Cox model decomposed the average hazard ratio of 1.82 into a significant 6–12-month post-index window (hazard ratio 3.30, 95% CI 1.41–7.70; p = 0.006; 18 vaccinated and 9 control events), with non-significant point estimates of 1.34 (0.48–3.75; 8 vs 9 events) in 0–6 months, 0.63 (0.15–2.59; 3 vs 8 events) in 12–24 months, and 1.93 (0.27–14.07; 2 vs 2 events) beyond 24 months — localising the clearance signal to the 6–12-month window from index, biologically consistent with the timing of immune-memory recall in women who have already received at least two doses at the start of the landmark.</w:t>
+        <w:t xml:space="preserve">The piecewise time-stratified Cox model decomposed the average hazard ratio of 1.82 into a significant 6–12-month post-index window (hazard ratio 3.29, 95% CI 1.41–7.70; p = 0.006; 18 vaccinated and 9 control events), with non-significant point estimates of 1.34 (0.48–3.75; 8 vs 9 events) in 0–6 months, 0.63 (0.15–2.59; 3 vs 8 events) in 12–24 months, and 1.93 (0.27–14.07; 2 vs 2 events) beyond 24 months — localising the clearance signal to the 6–12-month window from index, biologically consistent with the timing of immune-memory recall in women who have already received at least two doses at the start of the landmark.</w:t>
       </w:r>
       <w:r>
         <w:t xml:space="preserve"> </w:t>

--- a/docs/HPV_manuscript_v2.docx
+++ b/docs/HPV_manuscript_v2.docx
@@ -301,7 +301,7 @@
         <w:t xml:space="preserve"> </w:t>
       </w:r>
       <w:r>
-        <w:t xml:space="preserve">addressed the long-term safety question—whether HPV vaccination is associated with the incidence of major chronic conditions during follow-up—and was constructed from the entire source population. Eligibility required available date of birth, survival until the index date, and at least one day of follow-up thereafter. For unvaccinated women, who do not have an intrinsic exposure date, a pseudo index date was assigned by random sampling from the empirical distribution of first-vaccination dates among vaccinated women, so that all time-anchored covariates and outcomes could be evaluated on a comparable temporal frame. Propensity scores for receipt of vaccination were estimated by logistic regression on age at index, body-mass index, systolic and diastolic blood pressure (with mean imputation and missing-value indicators for each), smoking status (never, former, current, or unknown, with unknown as the reference category), and residence in Seoul. One-to-one nearest-neighbour matching on the logit of the propensity score was performed without replacement using a caliper of 0.2 times the standard deviation of the logit, in accordance with the recommendation of Austin.</w:t>
+        <w:t xml:space="preserve">addressed the long-term safety question—whether HPV vaccination is associated with the incidence of major chronic conditions during follow-up—and was constructed from the entire source population. Eligibility required available date of birth, survival until the index date, at least one day of follow-up thereafter, and an index date on or before 31 December 2024 to guarantee at least one year of potential follow-up before the 31 December 2025 administrative censoring date (the same calendar cap was applied to Cohort B for symmetry). For unvaccinated women, who do not have an intrinsic exposure date, a pseudo index date was assigned by random sampling from the empirical distribution of first-vaccination dates among vaccinated women, so that all time-anchored covariates and outcomes could be evaluated on a comparable temporal frame. Propensity scores for receipt of vaccination were estimated by logistic regression on age at index, body-mass index, systolic and diastolic blood pressure (with mean imputation and missing-value indicators for each), smoking status (never, former, current, or unknown, with unknown as the reference category), and residence in Seoul. One-to-one nearest-neighbour matching on the logit of the propensity score was performed without replacement using a caliper of 0.2 times the standard deviation of the logit, in accordance with the recommendation of Austin.</w:t>
       </w:r>
       <w:r>
         <w:t xml:space="preserve">2</w:t>
@@ -354,7 +354,7 @@
         <w:t xml:space="preserve"> </w:t>
       </w:r>
       <w:r>
-        <w:t xml:space="preserve">addressed the post-surgical efficacy question and was restricted to the 6,890 women who had undergone cervical conization or hysterectomy for histologically confirmed HSIL/CIN3 or higher disease. Vaccinated and unvaccinated women were matched in two steps using a variable-ratio (greedy, without-replacement) algorithm. An initial 1:up-to-5 match required exact agreement on surgical procedure (conization or hysterectomy), and on calendar year of surgery within ±1 year and age at surgery within ±5 years; up to five unvaccinated controls were drawn for each vaccinated case from the eligible pool, with controls ordered by combined age- and year-distance and selected without replacement. The maximum ratio of five was reached for 256 of 411 vaccinated cases (62%); the remaining 155 cases received fewer controls (range 0–4) because their surgery-method × surgery-year × age cell contained too few unvaccinated comparators or because earlier matches had exhausted the available pool, yielding a mean ratio of 4.42 controls per case (411 vaccinated and 1,815 unvaccinated). Index dates were then assigned: the first vaccination date for vaccinated women, and the surgery date plus the matched vaccinated woman’s surgery-to-vaccination interval for unvaccinated controls (the pseudo index date, preserving the immortal-time correspondence between groups). Eligibility required an index date on or before 31 December 2020 to ensure at least five years of potential follow-up, and at least two follow-up records. After this filter, a fine 1:up-to-4 match further balanced the groups on age at index (±5 years), body-mass index nearest the index date (±3 kg/m²), and surgery year (±1 year), with candidates ranked by a normalized composite distance and selected without replacement. The maximum ratio of four was reached for 193 of 241 vaccinated cases (80%); the remaining 48 cases received one to three controls, yielding a mean ratio of 3.60. The fine-matched dataset was then filtered to the primary exposure definition (≥2 distinct HPV-vaccine prescription dates plus a 3-month landmark applied symmetrically across arms; see</w:t>
+        <w:t xml:space="preserve">addressed the post-surgical efficacy question and was restricted to the 6,890 women who had undergone cervical conization or hysterectomy for histologically confirmed HSIL/CIN3 or higher disease. Vaccinated and unvaccinated women were matched in two steps using a variable-ratio (greedy, without-replacement) algorithm. An initial 1:up-to-5 match required exact agreement on surgical procedure (conization or hysterectomy), and on calendar year of surgery within ±1 year and age at surgery within ±5 years; up to five unvaccinated controls were drawn for each vaccinated case from the eligible pool, with controls ordered by combined age- and year-distance and selected without replacement. The maximum ratio of five was reached for 256 of 411 vaccinated cases (62%); the remaining 155 cases received fewer controls (range 0–4) because their surgery-method × surgery-year × age cell contained too few unvaccinated comparators or because earlier matches had exhausted the available pool, yielding a mean ratio of 4.42 controls per case (411 vaccinated and 1,815 unvaccinated). Index dates were then assigned: the first vaccination date for vaccinated women, and the surgery date plus the matched vaccinated woman’s surgery-to-vaccination interval for unvaccinated controls (the pseudo index date, preserving the immortal-time correspondence between groups). Eligibility required an index date on or before 31 December 2024 to ensure at least one year of potential follow-up before the 31 December 2025 administrative censoring date (this calendar cap was applied symmetrically to Cohort A as well), and, for Cohort B specifically, at least two follow-up pathology records (biopsy or molecular) to ensure non-trivial surveillance density. After this filter, a fine 1:up-to-4 match further balanced the groups on age at index (±5 years), body-mass index nearest the index date (±3 kg/m²), and surgery year (±1 year), with candidates ranked by a normalized composite distance and selected without replacement. The maximum ratio of four was reached for 193 of 241 vaccinated cases (80%); the remaining 48 cases received one to three controls, yielding a mean ratio of 3.60. The fine-matched dataset was then filtered to the primary exposure definition (≥2 distinct HPV-vaccine prescription dates plus a 3-month landmark applied symmetrically across arms; see</w:t>
       </w:r>
       <w:r>
         <w:t xml:space="preserve"> </w:t>

--- a/docs/HPV_manuscript_v2.docx
+++ b/docs/HPV_manuscript_v2.docx
@@ -1007,7 +1007,7 @@
         <w:t xml:space="preserve"> </w:t>
       </w:r>
       <w:r>
-        <w:t xml:space="preserve">For the clearance co-primary, the more permissive single-negative-test event definition produced a hazard ratio of 1.67 (95% CI 1.11–2.50, p = 0.014) on 91 vaccinated and 137 control women, compared with 1.82 (1.07–3.11, p = 0.027) under the two-consecutive-negative primary, supporting the directional inference and showing that the clearance signal is robust to the asymmetry between two-consecutive and single-negative ascertainment.</w:t>
+        <w:t xml:space="preserve">For the clearance co-primary, the more permissive single-negative-test event definition was re-fit on the same 92 vaccinated and 141 fine-matched control women that constitute the two-consecutive-negative primary analytic sample (event ascertainment was the only quantity that varied across the two definitions, isolating the contrast and removing the small N-imbalance that arises when landmark and matched-set integrity are applied independently per definition). On this shared sample the single-negative definition counted 42 vaccinated and 42 control events and yielded a hazard ratio of 1.69 (95% CI 1.14–2.52, p = 0.009), compared with 1.82 (1.07–3.11, p = 0.027) under the two-consecutive-negative primary, supporting the directional inference and showing that the clearance signal is robust to the asymmetry between two-consecutive and single-negative ascertainment.</w:t>
       </w:r>
       <w:r>
         <w:t xml:space="preserve"> </w:t>

--- a/docs/HPV_manuscript_v2.docx
+++ b/docs/HPV_manuscript_v2.docx
@@ -2,7 +2,7 @@
 <file path=word/document.xml><?xml version="1.0" encoding="utf-8"?>
 <w:document xmlns:w="http://schemas.openxmlformats.org/wordprocessingml/2006/main" xmlns:m="http://schemas.openxmlformats.org/officeDocument/2006/math" xmlns:r="http://schemas.openxmlformats.org/officeDocument/2006/relationships" xmlns:o="urn:schemas-microsoft-com:office:office" xmlns:v="urn:schemas-microsoft-com:vml" xmlns:w10="urn:schemas-microsoft-com:office:word" xmlns:a="http://schemas.openxmlformats.org/drawingml/2006/main" xmlns:pic="http://schemas.openxmlformats.org/drawingml/2006/picture" xmlns:wp="http://schemas.openxmlformats.org/drawingml/2006/wordprocessingDrawing">
   <w:body>
-    <w:bookmarkStart w:id="43" w:name="Xef8179927940eb9f0e4ce06d0d0dc20708cb031"/>
+    <w:bookmarkStart w:id="32" w:name="Xef8179927940eb9f0e4ce06d0d0dc20708cb031"/>
     <w:p>
       <w:pPr>
         <w:pStyle w:val="Heading1"/>
@@ -11,7 +11,7 @@
         <w:t xml:space="preserve">Long-term safety and post-surgical efficacy of HPV vaccination in women with cervical intraepithelial lesions: a prospective–retrospective cohort study using Korean clinical data warehouse</w:t>
       </w:r>
     </w:p>
-    <w:bookmarkStart w:id="20" w:name="abstract"/>
+    <w:bookmarkStart w:id="9" w:name="abstract"/>
     <w:p>
       <w:pPr>
         <w:pStyle w:val="Heading2"/>
@@ -124,8 +124,8 @@
         </w:pict>
       </w:r>
     </w:p>
-    <w:bookmarkEnd w:id="20"/>
-    <w:bookmarkStart w:id="29" w:name="methods"/>
+    <w:bookmarkEnd w:id="9"/>
+    <w:bookmarkStart w:id="18" w:name="methods"/>
     <w:p>
       <w:pPr>
         <w:pStyle w:val="Heading2"/>
@@ -134,7 +134,7 @@
         <w:t xml:space="preserve">Methods</w:t>
       </w:r>
     </w:p>
-    <w:bookmarkStart w:id="21" w:name="study-design-and-data-source"/>
+    <w:bookmarkStart w:id="10" w:name="study-design-and-data-source"/>
     <w:p>
       <w:pPr>
         <w:pStyle w:val="Heading3"/>
@@ -160,8 +160,8 @@
         <w:t xml:space="preserve">The institutional review board approved the protocol with a waiver of informed consent for the retrospective component (IRB number to be inserted).</w:t>
       </w:r>
     </w:p>
-    <w:bookmarkEnd w:id="21"/>
-    <w:bookmarkStart w:id="22" w:name="source-population"/>
+    <w:bookmarkEnd w:id="10"/>
+    <w:bookmarkStart w:id="11" w:name="source-population"/>
     <w:p>
       <w:pPr>
         <w:pStyle w:val="Heading3"/>
@@ -178,8 +178,8 @@
         <w:t xml:space="preserve">The source cohort comprised 32,969 women with at least one cervical-related diagnostic, laboratory, or procedural record. Vital status, last follow-up date, residence, and demographic characteristics were available for all individuals. Five clinically relevant chronic conditions—angina pectoris and myocardial infarction (hereafter Angina/MI; International Classification of Diseases, 10th Revision [ICD-10] I20–I25), hypertension (I10–I15), diabetes mellitus (E11–E14), cerebrovascular events including ischaemic and haemorrhagic stroke (I60–I69), and pulmonary embolism (I26)—had been pre-classified by the data custodians using a curated diagnosis-label scheme; this categorisation was used in subsequent analyses without modification.</w:t>
       </w:r>
     </w:p>
-    <w:bookmarkEnd w:id="22"/>
-    <w:bookmarkStart w:id="23" w:name="exposure-ascertainment"/>
+    <w:bookmarkEnd w:id="11"/>
+    <w:bookmarkStart w:id="12" w:name="exposure-ascertainment"/>
     <w:p>
       <w:pPr>
         <w:pStyle w:val="Heading3"/>
@@ -268,8 +268,8 @@
         <w:t xml:space="preserve">for Gardasil 9), which together covered six distinct codes including variants for free-of-charge and employee/family vaccination. The two definitions identified an identical set of 2,156 women (concordance 100%), supporting a robust exposure ascertainment. Among the 32,969 women in the source population, these 2,156 (6.5%) had received at least one HPV-vaccine dispensation; attributing each woman by her first-dose product, 42.2% (n = 909) received the nine-valent vaccine (Gardasil 9), 40.4% (n = 870) the bivalent vaccine (Cervarix), and 17.5% (n = 377) the quadrivalent vaccine (Gardasil). A total of 5,514 vaccine doses were recorded, with a median of 3 doses per vaccinated woman (interquartile range 2–3, range 1–6); 80% completed the standard three-dose schedule. Thirty-three women (1.5%) received doses of more than one product (Gardasil 9 + quadrivalent Gardasil n = 21, Gardasil 9 + Cervarix n = 10, quadrivalent Gardasil + Cervarix n = 2); for the vaccine-type subgroup analysis these women were attributed by their first dose. The date of the first dispensation was used as the exposure index date. Women with no vaccine record at any time were classified as unvaccinated.</w:t>
       </w:r>
     </w:p>
-    <w:bookmarkEnd w:id="23"/>
-    <w:bookmarkStart w:id="24" w:name="two-analytic-cohorts"/>
+    <w:bookmarkEnd w:id="12"/>
+    <w:bookmarkStart w:id="13" w:name="two-analytic-cohorts"/>
     <w:p>
       <w:pPr>
         <w:pStyle w:val="Heading3"/>
@@ -383,8 +383,8 @@
         <w:t xml:space="preserve">.</w:t>
       </w:r>
     </w:p>
-    <w:bookmarkEnd w:id="24"/>
-    <w:bookmarkStart w:id="25" w:name="outcome-definitions"/>
+    <w:bookmarkEnd w:id="13"/>
+    <w:bookmarkStart w:id="14" w:name="outcome-definitions"/>
     <w:p>
       <w:pPr>
         <w:pStyle w:val="Heading3"/>
@@ -433,8 +433,8 @@
         <w:t xml:space="preserve">without further sub-grading. The second was hr-HPV clearance / regression, defined among the subset of women who were hr-HPV-positive at any point before the index date (the pre-vaccine baseline) as the time from the index date (index + 90 days) to the FIRST of two consecutive post-index molecular pathology records explicitly negative for hr-HPV. The two-consecutive-negative requirement follows standard epidemiological convention (Bouvard 2009, Insinga 2010), recognising that a single negative test may reflect imperfect assay sensitivity or transient viral-load fluctuation rather than true biological clearance; an alternative single-negative definition is reported as a sensitivity analysis. The 14 high-risk HPV types considered for both baseline status and outcome ascertainment were 16, 18, 31, 33, 35, 39, 45, 51, 52, 56, 58, 59, 66, and 68. We adopted clearance as a co-primary endpoint because every Cohort B woman had been HPV-positive at the time of the qualifying surgery, so the clinically and biologically relevant question is whether post-surgical vaccination accelerates clearance of pre-existing high-risk infection rather than whether it prevents the detection of viral DNA whose persistence is itself the principal source of any post-index positivity. Anchoring the baseline at the date of vaccination (or the equivalent pseudo-index for unvaccinated controls, which is the surgery date plus the matched vaccinated woman’s surgery-to-vaccination interval) rather than at the surgery date ensured that the temporal frame of the outcome aligned with the temporal frame of exposure. For the clearance outcome a hazard ratio greater than 1 indicates faster clearance in the vaccinated arm and is the favourable direction. Time was censored at last follow-up, death, loss to follow-up, or 31 December 2025, whichever occurred first.</w:t>
       </w:r>
     </w:p>
-    <w:bookmarkEnd w:id="25"/>
-    <w:bookmarkStart w:id="26" w:name="statistical-analysis"/>
+    <w:bookmarkEnd w:id="14"/>
+    <w:bookmarkStart w:id="15" w:name="statistical-analysis"/>
     <w:p>
       <w:pPr>
         <w:pStyle w:val="Heading3"/>
@@ -505,8 +505,8 @@
         <w:t xml:space="preserve">is avoided because the analysis is, by design, anchored to the date of first vaccine receipt; results from a true intention-to-treat formulation are not pertinent in this single-arm exposure-ascertained setting.</w:t>
       </w:r>
     </w:p>
-    <w:bookmarkEnd w:id="26"/>
-    <w:bookmarkStart w:id="27" w:name="primary-exposure-definition"/>
+    <w:bookmarkEnd w:id="15"/>
+    <w:bookmarkStart w:id="16" w:name="primary-exposure-definition"/>
     <w:p>
       <w:pPr>
         <w:pStyle w:val="Heading3"/>
@@ -526,8 +526,8 @@
         <w:t xml:space="preserve">7</w:t>
       </w:r>
     </w:p>
-    <w:bookmarkEnd w:id="27"/>
-    <w:bookmarkStart w:id="28" w:name="sensitivity-analyses"/>
+    <w:bookmarkEnd w:id="16"/>
+    <w:bookmarkStart w:id="17" w:name="sensitivity-analyses"/>
     <w:p>
       <w:pPr>
         <w:pStyle w:val="Heading3"/>
@@ -667,9 +667,9 @@
         </w:pict>
       </w:r>
     </w:p>
-    <w:bookmarkEnd w:id="28"/>
-    <w:bookmarkEnd w:id="29"/>
-    <w:bookmarkStart w:id="33" w:name="results"/>
+    <w:bookmarkEnd w:id="17"/>
+    <w:bookmarkEnd w:id="18"/>
+    <w:bookmarkStart w:id="22" w:name="results"/>
     <w:p>
       <w:pPr>
         <w:pStyle w:val="Heading2"/>
@@ -678,7 +678,7 @@
         <w:t xml:space="preserve">Results</w:t>
       </w:r>
     </w:p>
-    <w:bookmarkStart w:id="30" w:name="X0fce6eee06c65b94f096a0a38040b3dcedf7a57"/>
+    <w:bookmarkStart w:id="19" w:name="X0fce6eee06c65b94f096a0a38040b3dcedf7a57"/>
     <w:p>
       <w:pPr>
         <w:pStyle w:val="Heading3"/>
@@ -795,8 +795,8 @@
         <w:t xml:space="preserve">); because the clearance subset is not itself the target of the fine-matching procedure, some covariates exceed the |SMD| = 0.10 threshold of nominal balance, and Cox models are adjusted for age at index.</w:t>
       </w:r>
     </w:p>
-    <w:bookmarkEnd w:id="30"/>
-    <w:bookmarkStart w:id="31" w:name="X38e5ebf89f1679077ae14291795c408178fb476"/>
+    <w:bookmarkEnd w:id="19"/>
+    <w:bookmarkStart w:id="20" w:name="X38e5ebf89f1679077ae14291795c408178fb476"/>
     <w:p>
       <w:pPr>
         <w:pStyle w:val="Heading3"/>
@@ -868,8 +868,8 @@
         <w:t xml:space="preserve">). The pseudo-index sensitivity analysis showed concordant Any-of-five hazard ratios across the random-sampling, calendar-year-matched, and risk-set sampling strategies (1.26, 1.27, and 1.21, respectively; Supplementary Table S7). Figure 2 displays the Aalen–Johansen cumulative incidence curves and the forest plot of cause-specific and Fine–Gray hazard ratios. No hazard ratio for any individual or composite endpoint reached statistical significance.</w:t>
       </w:r>
     </w:p>
-    <w:bookmarkEnd w:id="31"/>
-    <w:bookmarkStart w:id="32" w:name="cohort-b-post-surgical-vaccine-efficacy"/>
+    <w:bookmarkEnd w:id="20"/>
+    <w:bookmarkStart w:id="21" w:name="cohort-b-post-surgical-vaccine-efficacy"/>
     <w:p>
       <w:pPr>
         <w:pStyle w:val="Heading3"/>
@@ -1090,9 +1090,9 @@
         </w:pict>
       </w:r>
     </w:p>
-    <w:bookmarkEnd w:id="32"/>
-    <w:bookmarkEnd w:id="33"/>
-    <w:bookmarkStart w:id="34" w:name="X77687750556524728754c6a212a38d690df6183"/>
+    <w:bookmarkEnd w:id="21"/>
+    <w:bookmarkEnd w:id="22"/>
+    <w:bookmarkStart w:id="23" w:name="X77687750556524728754c6a212a38d690df6183"/>
     <w:p>
       <w:pPr>
         <w:pStyle w:val="Heading2"/>
@@ -1197,8 +1197,8 @@
         </w:pict>
       </w:r>
     </w:p>
-    <w:bookmarkEnd w:id="34"/>
-    <w:bookmarkStart w:id="42" w:name="references"/>
+    <w:bookmarkEnd w:id="23"/>
+    <w:bookmarkStart w:id="31" w:name="references"/>
     <w:p>
       <w:pPr>
         <w:pStyle w:val="Heading2"/>
@@ -1233,7 +1233,7 @@
       <w:r>
         <w:t xml:space="preserve">2007;370(9596):1453-1457. doi:</w:t>
       </w:r>
-      <w:hyperlink r:id="rId35">
+      <w:hyperlink r:id="rId24">
         <w:r>
           <w:rPr>
             <w:rStyle w:val="Hyperlink"/>
@@ -1268,7 +1268,7 @@
       <w:r>
         <w:t xml:space="preserve">2011;10(2):150-161. doi:</w:t>
       </w:r>
-      <w:hyperlink r:id="rId36">
+      <w:hyperlink r:id="rId25">
         <w:r>
           <w:rPr>
             <w:rStyle w:val="Hyperlink"/>
@@ -1303,7 +1303,7 @@
       <w:r>
         <w:t xml:space="preserve">2011;67(1):39-49. doi:</w:t>
       </w:r>
-      <w:hyperlink r:id="rId37">
+      <w:hyperlink r:id="rId26">
         <w:r>
           <w:rPr>
             <w:rStyle w:val="Hyperlink"/>
@@ -1365,7 +1365,7 @@
       <w:r>
         <w:t xml:space="preserve">2010;25(1):1-21. doi:</w:t>
       </w:r>
-      <w:hyperlink r:id="rId38">
+      <w:hyperlink r:id="rId27">
         <w:r>
           <w:rPr>
             <w:rStyle w:val="Hyperlink"/>
@@ -1400,7 +1400,7 @@
       <w:r>
         <w:t xml:space="preserve">2014;33(6):1057-1069. doi:</w:t>
       </w:r>
-      <w:hyperlink r:id="rId39">
+      <w:hyperlink r:id="rId28">
         <w:r>
           <w:rPr>
             <w:rStyle w:val="Hyperlink"/>
@@ -1435,7 +1435,7 @@
       <w:r>
         <w:t xml:space="preserve">2008;167(4):492-499. doi:</w:t>
       </w:r>
-      <w:hyperlink r:id="rId40">
+      <w:hyperlink r:id="rId29">
         <w:r>
           <w:rPr>
             <w:rStyle w:val="Hyperlink"/>
@@ -1470,7 +1470,7 @@
       <w:r>
         <w:t xml:space="preserve">1996;17(4):343-346. doi:</w:t>
       </w:r>
-      <w:hyperlink r:id="rId41">
+      <w:hyperlink r:id="rId30">
         <w:r>
           <w:rPr>
             <w:rStyle w:val="Hyperlink"/>
@@ -1479,9 +1479,13 @@
         </w:r>
       </w:hyperlink>
     </w:p>
-    <w:bookmarkEnd w:id="42"/>
-    <w:bookmarkEnd w:id="43"/>
-    <w:sectPr/>
+    <w:bookmarkEnd w:id="31"/>
+    <w:bookmarkEnd w:id="32"/>
+    <w:sectPr>
+      <w:footnotePr>
+        <w:numRestart w:val="eachSect"/>
+      </w:footnotePr>
+    </w:sectPr>
   </w:body>
 </w:document>
 </file>
@@ -1713,10 +1717,10 @@
   <w:docDefaults>
     <w:rPrDefault>
       <w:rPr>
-        <w:rFonts w:asciiTheme="minorHAnsi" w:cstheme="minorBidi" w:eastAsiaTheme="minorHAnsi" w:hAnsiTheme="minorHAnsi"/>
+        <w:rFonts w:asciiTheme="minorHAnsi" w:cstheme="minorBidi" w:eastAsiaTheme="minorEastAsia" w:hAnsiTheme="minorHAnsi"/>
         <w:sz w:val="24"/>
         <w:szCs w:val="24"/>
-        <w:lang w:bidi="ar-SA" w:eastAsia="en-US" w:val="en-US"/>
+        <w:lang w:bidi="ar-SA" w:eastAsia="zh-CN" w:val="en-US"/>
       </w:rPr>
     </w:rPrDefault>
     <w:pPrDefault>
@@ -1768,8 +1772,6 @@
     </w:pPr>
     <w:rPr>
       <w:rFonts w:asciiTheme="majorHAnsi" w:cstheme="majorBidi" w:eastAsiaTheme="majorEastAsia" w:hAnsiTheme="majorHAnsi"/>
-      <w:spacing w:val="-10"/>
-      <w:kern w:val="28"/>
       <w:sz w:val="56"/>
       <w:szCs w:val="56"/>
     </w:rPr>
@@ -1782,8 +1784,6 @@
     <w:rsid w:val="00A10FD9"/>
     <w:rPr>
       <w:rFonts w:asciiTheme="majorHAnsi" w:cstheme="majorBidi" w:eastAsiaTheme="majorEastAsia" w:hAnsiTheme="majorHAnsi"/>
-      <w:spacing w:val="-10"/>
-      <w:kern w:val="28"/>
       <w:sz w:val="56"/>
       <w:szCs w:val="56"/>
     </w:rPr>
@@ -1824,23 +1824,31 @@
   </w:style>
   <w:style w:customStyle="1" w:styleId="Author" w:type="paragraph">
     <w:name w:val="Author"/>
+    <w:basedOn w:val="Title"/>
     <w:next w:val="BodyText"/>
     <w:qFormat/>
     <w:pPr>
       <w:keepNext/>
       <w:keepLines/>
-      <w:jc w:val="center"/>
     </w:pPr>
+    <w:rPr>
+      <w:sz w:val="24"/>
+      <w:szCs w:val="24"/>
+    </w:rPr>
   </w:style>
   <w:style w:styleId="Date" w:type="paragraph">
     <w:name w:val="Date"/>
+    <w:basedOn w:val="Title"/>
     <w:next w:val="BodyText"/>
     <w:qFormat/>
     <w:pPr>
       <w:keepNext/>
       <w:keepLines/>
-      <w:jc w:val="center"/>
     </w:pPr>
+    <w:rPr>
+      <w:sz w:val="24"/>
+      <w:szCs w:val="24"/>
+    </w:rPr>
   </w:style>
   <w:style w:customStyle="1" w:styleId="AbstractTitle" w:type="paragraph">
     <w:name w:val="Abstract Title"/>
@@ -2253,13 +2261,6 @@
       </w:tblCellMar>
     </w:tblPr>
     <w:tblStylePr w:type="firstRow">
-      <w:tblPr>
-        <w:jc w:val="left"/>
-        <w:tblInd w:type="dxa" w:w="0"/>
-      </w:tblPr>
-      <w:trPr>
-        <w:jc w:val="left"/>
-      </w:trPr>
       <w:tcPr>
         <w:tcBorders>
           <w:bottom w:val="single"/>
